--- a/Revan S1/Revan S1E6 - Revan.docx
+++ b/Revan S1/Revan S1E6 - Revan.docx
@@ -328,21 +328,7 @@
         <w:rPr>
           <w:lang w:val="en-US"/>
         </w:rPr>
-        <w:t xml:space="preserve">We open to Revan meditating without his mask, Sith </w:t>
-      </w:r>
-      <w:proofErr w:type="spellStart"/>
-      <w:r>
-        <w:rPr>
-          <w:lang w:val="en-US"/>
-        </w:rPr>
-        <w:t>holocrons</w:t>
-      </w:r>
-      <w:proofErr w:type="spellEnd"/>
-      <w:r>
-        <w:rPr>
-          <w:lang w:val="en-US"/>
-        </w:rPr>
-        <w:t xml:space="preserve"> screaming spinning around him, and we enter a flash back for the episode.</w:t>
+        <w:t>We open to Revan meditating without his mask, Sith holocrons screaming spinning around him, and we enter a flash back for the episode.</w:t>
       </w:r>
       <w:r>
         <w:rPr>
@@ -367,33 +353,43 @@
         <w:rPr>
           <w:lang w:val="en-US"/>
         </w:rPr>
-        <w:t xml:space="preserve"> starts to play from the beginning of the </w:t>
-      </w:r>
-      <w:r>
-        <w:rPr>
-          <w:lang w:val="en-US"/>
-        </w:rPr>
-        <w:t>beat drop, flashing in and out with the initial 808s and synths, as the song comes in fully we see the whole room</w:t>
-      </w:r>
-      <w:r>
-        <w:rPr>
-          <w:lang w:val="en-US"/>
-        </w:rPr>
-        <w:t xml:space="preserve">. The </w:t>
-      </w:r>
-      <w:proofErr w:type="spellStart"/>
-      <w:r>
-        <w:rPr>
-          <w:lang w:val="en-US"/>
-        </w:rPr>
-        <w:t>Mandalorians</w:t>
-      </w:r>
-      <w:proofErr w:type="spellEnd"/>
-      <w:r>
-        <w:rPr>
-          <w:lang w:val="en-US"/>
-        </w:rPr>
-        <w:t xml:space="preserve"> start to shoot, and the two split deflecting and fighting the shots. Revan bullet jumps in decapitating a Mandalorian</w:t>
+        <w:t xml:space="preserve"> starts to play</w:t>
+      </w:r>
+      <w:r>
+        <w:rPr>
+          <w:lang w:val="en-US"/>
+        </w:rPr>
+        <w:t xml:space="preserve"> as more mandalorians fly in in slow motion, as </w:t>
+      </w:r>
+      <w:r>
+        <w:rPr>
+          <w:lang w:val="en-US"/>
+        </w:rPr>
+        <w:t xml:space="preserve">the </w:t>
+      </w:r>
+      <w:r>
+        <w:rPr>
+          <w:lang w:val="en-US"/>
+        </w:rPr>
+        <w:t>beat drop</w:t>
+      </w:r>
+      <w:r>
+        <w:rPr>
+          <w:lang w:val="en-US"/>
+        </w:rPr>
+        <w:t>s</w:t>
+      </w:r>
+      <w:r>
+        <w:rPr>
+          <w:lang w:val="en-US"/>
+        </w:rPr>
+        <w:t>, flashing in and out with the initial 808s and synths, as the song comes in fully we see the whole room</w:t>
+      </w:r>
+      <w:r>
+        <w:rPr>
+          <w:lang w:val="en-US"/>
+        </w:rPr>
+        <w:t>. The Mandalorians start to shoot, and the two split deflecting and fighting the shots. Revan bullet jumps in decapitating a Mandalorian</w:t>
       </w:r>
       <w:r>
         <w:rPr>
@@ -425,13 +421,37 @@
         <w:rPr>
           <w:lang w:val="en-US"/>
         </w:rPr>
-        <w:t xml:space="preserve"> as the song builds to quiet part,</w:t>
-      </w:r>
-      <w:r>
-        <w:rPr>
-          <w:lang w:val="en-US"/>
-        </w:rPr>
-        <w:t xml:space="preserve"> Revan uses force destruction, blowing a ring of force explosion around him his fingers cracking with red force lightning, killing most of them but throwing one against a wall who lives, the song fades out. He walks up to him and lights his blade and says</w:t>
+        <w:t xml:space="preserve"> as the song builds to </w:t>
+      </w:r>
+      <w:r>
+        <w:rPr>
+          <w:lang w:val="en-US"/>
+        </w:rPr>
+        <w:t>0:57</w:t>
+      </w:r>
+      <w:r>
+        <w:rPr>
+          <w:lang w:val="en-US"/>
+        </w:rPr>
+        <w:t>,</w:t>
+      </w:r>
+      <w:r>
+        <w:rPr>
+          <w:lang w:val="en-US"/>
+        </w:rPr>
+        <w:t xml:space="preserve"> Revan uses force destruction, blowing a ring of force explosion around him his fingers cracking with red force lightning, killing most of them but throwing one against a wall who lives, the song </w:t>
+      </w:r>
+      <w:r>
+        <w:rPr>
+          <w:lang w:val="en-US"/>
+        </w:rPr>
+        <w:t>cuts out at 1:11</w:t>
+      </w:r>
+      <w:r>
+        <w:rPr>
+          <w:lang w:val="en-US"/>
+        </w:rPr>
+        <w:t>. He walks up to him and lights his blade and says</w:t>
       </w:r>
       <w:r>
         <w:rPr>
@@ -537,21 +557,7 @@
         <w:rPr>
           <w:lang w:val="en-US"/>
         </w:rPr>
-        <w:t xml:space="preserve"> on </w:t>
-      </w:r>
-      <w:proofErr w:type="spellStart"/>
-      <w:r>
-        <w:rPr>
-          <w:lang w:val="en-US"/>
-        </w:rPr>
-        <w:t>Malachor</w:t>
-      </w:r>
-      <w:proofErr w:type="spellEnd"/>
-      <w:r>
-        <w:rPr>
-          <w:lang w:val="en-US"/>
-        </w:rPr>
-        <w:t xml:space="preserve"> V</w:t>
+        <w:t xml:space="preserve"> on Malachor V</w:t>
       </w:r>
       <w:r>
         <w:rPr>
@@ -911,16 +917,8 @@
         <w:rPr>
           <w:lang w:val="en-US"/>
         </w:rPr>
-        <w:t>“I’m sorry I didn’t mean</w:t>
-      </w:r>
-      <w:proofErr w:type="gramStart"/>
-      <w:r>
-        <w:rPr>
-          <w:lang w:val="en-US"/>
-        </w:rPr>
-        <w:t>-“</w:t>
-      </w:r>
-      <w:proofErr w:type="gramEnd"/>
+        <w:t>“I’m sorry I didn’t mean-“</w:t>
+      </w:r>
     </w:p>
     <w:p>
       <w:pPr>
@@ -1181,21 +1179,7 @@
         <w:rPr>
           <w:lang w:val="en-US"/>
         </w:rPr>
-        <w:t xml:space="preserve">Malak, who goes under Alek as a </w:t>
-      </w:r>
-      <w:proofErr w:type="gramStart"/>
-      <w:r>
-        <w:rPr>
-          <w:lang w:val="en-US"/>
-        </w:rPr>
-        <w:t>Jedi walks</w:t>
-      </w:r>
-      <w:proofErr w:type="gramEnd"/>
-      <w:r>
-        <w:rPr>
-          <w:lang w:val="en-US"/>
-        </w:rPr>
-        <w:t xml:space="preserve"> in and says</w:t>
+        <w:t>Malak, who goes under Alek as a Jedi walks in and says</w:t>
       </w:r>
       <w:r>
         <w:rPr>
@@ -1815,21 +1799,7 @@
         <w:rPr>
           <w:lang w:val="en-US"/>
         </w:rPr>
-        <w:t xml:space="preserve">“Sure, after we’ve beaten the </w:t>
-      </w:r>
-      <w:proofErr w:type="spellStart"/>
-      <w:r>
-        <w:rPr>
-          <w:lang w:val="en-US"/>
-        </w:rPr>
-        <w:t>Mandalorians</w:t>
-      </w:r>
-      <w:proofErr w:type="spellEnd"/>
-      <w:r>
-        <w:rPr>
-          <w:lang w:val="en-US"/>
-        </w:rPr>
-        <w:t>.”</w:t>
+        <w:t>“Sure, after we’ve beaten the Mandalorians.”</w:t>
       </w:r>
     </w:p>
     <w:p>
@@ -2070,35 +2040,7 @@
         <w:rPr>
           <w:lang w:val="en-US"/>
         </w:rPr>
-        <w:t xml:space="preserve">We transition to </w:t>
-      </w:r>
-      <w:proofErr w:type="spellStart"/>
-      <w:r>
-        <w:rPr>
-          <w:lang w:val="en-US"/>
-        </w:rPr>
-        <w:t>Ekhralon</w:t>
-      </w:r>
-      <w:proofErr w:type="spellEnd"/>
-      <w:r>
-        <w:rPr>
-          <w:lang w:val="en-US"/>
-        </w:rPr>
-        <w:t xml:space="preserve"> in the current </w:t>
-      </w:r>
-      <w:proofErr w:type="gramStart"/>
-      <w:r>
-        <w:rPr>
-          <w:lang w:val="en-US"/>
-        </w:rPr>
-        <w:t>day,</w:t>
-      </w:r>
-      <w:proofErr w:type="gramEnd"/>
-      <w:r>
-        <w:rPr>
-          <w:lang w:val="en-US"/>
-        </w:rPr>
-        <w:t xml:space="preserve"> she’s walking through the hallways of Star Forge and Malak walks past her she turns around to him and says</w:t>
+        <w:t>We transition to Ekhralon in the current day, she’s walking through the hallways of Star Forge and Malak walks past her she turns around to him and says</w:t>
       </w:r>
       <w:r>
         <w:rPr>
@@ -2290,21 +2232,7 @@
         <w:rPr>
           <w:lang w:val="en-US"/>
         </w:rPr>
-        <w:t xml:space="preserve"> seeing as he isn’t </w:t>
-      </w:r>
-      <w:proofErr w:type="spellStart"/>
-      <w:r>
-        <w:rPr>
-          <w:lang w:val="en-US"/>
-        </w:rPr>
-        <w:t>sith</w:t>
-      </w:r>
-      <w:proofErr w:type="spellEnd"/>
-      <w:r>
-        <w:rPr>
-          <w:lang w:val="en-US"/>
-        </w:rPr>
-        <w:t xml:space="preserve"> that’s not a valid point, but yes they also do.”</w:t>
+        <w:t xml:space="preserve"> seeing as he isn’t sith that’s not a valid point, but yes they also do.”</w:t>
       </w:r>
     </w:p>
     <w:p>
@@ -2533,74 +2461,38 @@
           <w:lang w:val="en-US"/>
         </w:rPr>
       </w:pPr>
-      <w:proofErr w:type="spellStart"/>
-      <w:r>
-        <w:rPr>
-          <w:lang w:val="en-US"/>
-        </w:rPr>
-        <w:t>Ekhralon</w:t>
-      </w:r>
-      <w:proofErr w:type="spellEnd"/>
-      <w:r>
-        <w:rPr>
-          <w:lang w:val="en-US"/>
-        </w:rPr>
-        <w:t xml:space="preserve"> turns around and keeps walking the way she was going and turns into the mess hall, </w:t>
-      </w:r>
-      <w:proofErr w:type="spellStart"/>
-      <w:r>
-        <w:rPr>
-          <w:lang w:val="en-US"/>
-        </w:rPr>
-        <w:t>Zevarûn</w:t>
-      </w:r>
-      <w:proofErr w:type="spellEnd"/>
-      <w:r>
-        <w:rPr>
-          <w:lang w:val="en-US"/>
-        </w:rPr>
-        <w:t xml:space="preserve"> is sitting eating at a table alone. She walks over, grabs some food and sits down with him. He says</w:t>
-      </w:r>
-      <w:r>
-        <w:rPr>
-          <w:lang w:val="en-US"/>
-        </w:rPr>
-        <w:t>:</w:t>
-      </w:r>
-    </w:p>
-    <w:p>
-      <w:pPr>
-        <w:rPr>
-          <w:lang w:val="en-US"/>
-        </w:rPr>
-      </w:pPr>
-    </w:p>
-    <w:p>
-      <w:pPr>
-        <w:jc w:val="center"/>
-        <w:rPr>
-          <w:lang w:val="en-US"/>
-        </w:rPr>
-      </w:pPr>
-      <w:r>
-        <w:rPr>
-          <w:lang w:val="en-US"/>
-        </w:rPr>
-        <w:t xml:space="preserve">“Ah the last </w:t>
-      </w:r>
-      <w:proofErr w:type="spellStart"/>
-      <w:r>
-        <w:rPr>
-          <w:lang w:val="en-US"/>
-        </w:rPr>
-        <w:t>Chiss</w:t>
-      </w:r>
-      <w:proofErr w:type="spellEnd"/>
-      <w:r>
-        <w:rPr>
-          <w:lang w:val="en-US"/>
-        </w:rPr>
-        <w:t xml:space="preserve"> force sensitive.”</w:t>
+      <w:r>
+        <w:rPr>
+          <w:lang w:val="en-US"/>
+        </w:rPr>
+        <w:t>Ekhralon turns around and keeps walking the way she was going and turns into the mess hall, Zevarûn is sitting eating at a table alone. She walks over, grabs some food and sits down with him. He says</w:t>
+      </w:r>
+      <w:r>
+        <w:rPr>
+          <w:lang w:val="en-US"/>
+        </w:rPr>
+        <w:t>:</w:t>
+      </w:r>
+    </w:p>
+    <w:p>
+      <w:pPr>
+        <w:rPr>
+          <w:lang w:val="en-US"/>
+        </w:rPr>
+      </w:pPr>
+    </w:p>
+    <w:p>
+      <w:pPr>
+        <w:jc w:val="center"/>
+        <w:rPr>
+          <w:lang w:val="en-US"/>
+        </w:rPr>
+      </w:pPr>
+      <w:r>
+        <w:rPr>
+          <w:lang w:val="en-US"/>
+        </w:rPr>
+        <w:t>“Ah the last Chiss force sensitive.”</w:t>
       </w:r>
     </w:p>
     <w:p>
@@ -2647,21 +2539,7 @@
         <w:rPr>
           <w:lang w:val="en-US"/>
         </w:rPr>
-        <w:t xml:space="preserve">“Ah the almost last </w:t>
-      </w:r>
-      <w:proofErr w:type="spellStart"/>
-      <w:r>
-        <w:rPr>
-          <w:lang w:val="en-US"/>
-        </w:rPr>
-        <w:t>Korriban</w:t>
-      </w:r>
-      <w:proofErr w:type="spellEnd"/>
-      <w:r>
-        <w:rPr>
-          <w:lang w:val="en-US"/>
-        </w:rPr>
-        <w:t>.”</w:t>
+        <w:t>“Ah the almost last Korriban.”</w:t>
       </w:r>
     </w:p>
     <w:p>
@@ -2755,49 +2633,27 @@
         <w:rPr>
           <w:lang w:val="en-US"/>
         </w:rPr>
-        <w:t xml:space="preserve">“Well Revan is </w:t>
-      </w:r>
-      <w:proofErr w:type="gramStart"/>
-      <w:r>
-        <w:rPr>
-          <w:lang w:val="en-US"/>
-        </w:rPr>
-        <w:t>meditating,</w:t>
-      </w:r>
-      <w:proofErr w:type="gramEnd"/>
-      <w:r>
-        <w:rPr>
-          <w:lang w:val="en-US"/>
-        </w:rPr>
-        <w:t xml:space="preserve"> I’ve already practiced 3 times today so I’m bored.”</w:t>
-      </w:r>
-    </w:p>
-    <w:p>
-      <w:pPr>
-        <w:rPr>
-          <w:lang w:val="en-US"/>
-        </w:rPr>
-      </w:pPr>
-    </w:p>
-    <w:p>
-      <w:pPr>
-        <w:rPr>
-          <w:lang w:val="en-US"/>
-        </w:rPr>
-      </w:pPr>
-      <w:proofErr w:type="spellStart"/>
-      <w:r>
-        <w:rPr>
-          <w:lang w:val="en-US"/>
-        </w:rPr>
-        <w:t>Zevarûn</w:t>
-      </w:r>
-      <w:proofErr w:type="spellEnd"/>
-      <w:r>
-        <w:rPr>
-          <w:lang w:val="en-US"/>
-        </w:rPr>
-        <w:t xml:space="preserve"> pauses for a second and says</w:t>
+        <w:t>“Well Revan is meditating, I’ve already practiced 3 times today so I’m bored.”</w:t>
+      </w:r>
+    </w:p>
+    <w:p>
+      <w:pPr>
+        <w:rPr>
+          <w:lang w:val="en-US"/>
+        </w:rPr>
+      </w:pPr>
+    </w:p>
+    <w:p>
+      <w:pPr>
+        <w:rPr>
+          <w:lang w:val="en-US"/>
+        </w:rPr>
+      </w:pPr>
+      <w:r>
+        <w:rPr>
+          <w:lang w:val="en-US"/>
+        </w:rPr>
+        <w:t>Zevarûn pauses for a second and says</w:t>
       </w:r>
       <w:r>
         <w:rPr>
@@ -2872,35 +2728,7 @@
         <w:rPr>
           <w:lang w:val="en-US"/>
         </w:rPr>
-        <w:t xml:space="preserve">“Really? The ancient </w:t>
-      </w:r>
-      <w:proofErr w:type="spellStart"/>
-      <w:r>
-        <w:rPr>
-          <w:lang w:val="en-US"/>
-        </w:rPr>
-        <w:t>sith</w:t>
-      </w:r>
-      <w:proofErr w:type="spellEnd"/>
-      <w:r>
-        <w:rPr>
-          <w:lang w:val="en-US"/>
-        </w:rPr>
-        <w:t xml:space="preserve"> knows ancient </w:t>
-      </w:r>
-      <w:proofErr w:type="spellStart"/>
-      <w:r>
-        <w:rPr>
-          <w:lang w:val="en-US"/>
-        </w:rPr>
-        <w:t>sith</w:t>
-      </w:r>
-      <w:proofErr w:type="spellEnd"/>
-      <w:r>
-        <w:rPr>
-          <w:lang w:val="en-US"/>
-        </w:rPr>
-        <w:t>?”</w:t>
+        <w:t>“Really? The ancient sith knows ancient sith?”</w:t>
       </w:r>
     </w:p>
     <w:p>
@@ -2947,21 +2775,7 @@
         <w:rPr>
           <w:lang w:val="en-US"/>
         </w:rPr>
-        <w:t xml:space="preserve">“It’s for physical weapons though, not </w:t>
-      </w:r>
-      <w:proofErr w:type="spellStart"/>
-      <w:r>
-        <w:rPr>
-          <w:lang w:val="en-US"/>
-        </w:rPr>
-        <w:t>kyber</w:t>
-      </w:r>
-      <w:proofErr w:type="spellEnd"/>
-      <w:r>
-        <w:rPr>
-          <w:lang w:val="en-US"/>
-        </w:rPr>
-        <w:t xml:space="preserve"> ones.”</w:t>
+        <w:t>“It’s for physical weapons though, not kyber ones.”</w:t>
       </w:r>
     </w:p>
     <w:p>
@@ -3008,570 +2822,715 @@
         <w:rPr>
           <w:lang w:val="en-US"/>
         </w:rPr>
+        <w:t>“So what’s the point?”</w:t>
+      </w:r>
+    </w:p>
+    <w:p>
+      <w:pPr>
+        <w:rPr>
+          <w:lang w:val="en-US"/>
+        </w:rPr>
+      </w:pPr>
+    </w:p>
+    <w:p>
+      <w:pPr>
+        <w:rPr>
+          <w:lang w:val="en-US"/>
+        </w:rPr>
+      </w:pPr>
+      <w:r>
+        <w:rPr>
+          <w:lang w:val="en-US"/>
+        </w:rPr>
+        <w:t>He says</w:t>
+      </w:r>
+      <w:r>
+        <w:rPr>
+          <w:lang w:val="en-US"/>
+        </w:rPr>
+        <w:t>:</w:t>
+      </w:r>
+    </w:p>
+    <w:p>
+      <w:pPr>
+        <w:rPr>
+          <w:lang w:val="en-US"/>
+        </w:rPr>
+      </w:pPr>
+    </w:p>
+    <w:p>
+      <w:pPr>
+        <w:jc w:val="center"/>
+        <w:rPr>
+          <w:lang w:val="en-US"/>
+        </w:rPr>
+      </w:pPr>
+      <w:r>
+        <w:rPr>
+          <w:lang w:val="en-US"/>
+        </w:rPr>
+        <w:t>“Sometimes the old ways teach us more than just to kill.”</w:t>
+      </w:r>
+    </w:p>
+    <w:p>
+      <w:pPr>
+        <w:rPr>
+          <w:lang w:val="en-US"/>
+        </w:rPr>
+      </w:pPr>
+    </w:p>
+    <w:p>
+      <w:pPr>
+        <w:rPr>
+          <w:lang w:val="en-US"/>
+        </w:rPr>
+      </w:pPr>
+      <w:r>
+        <w:rPr>
+          <w:lang w:val="en-US"/>
+        </w:rPr>
+        <w:t>She pauses and says</w:t>
+      </w:r>
+      <w:r>
+        <w:rPr>
+          <w:lang w:val="en-US"/>
+        </w:rPr>
+        <w:t>:</w:t>
+      </w:r>
+    </w:p>
+    <w:p>
+      <w:pPr>
+        <w:rPr>
+          <w:lang w:val="en-US"/>
+        </w:rPr>
+      </w:pPr>
+    </w:p>
+    <w:p>
+      <w:pPr>
+        <w:jc w:val="center"/>
+        <w:rPr>
+          <w:lang w:val="en-US"/>
+        </w:rPr>
+      </w:pPr>
+      <w:r>
+        <w:rPr>
+          <w:lang w:val="en-US"/>
+        </w:rPr>
+        <w:t>“Well sure, let’s do it.”</w:t>
+      </w:r>
+    </w:p>
+    <w:p>
+      <w:pPr>
+        <w:rPr>
+          <w:lang w:val="en-US"/>
+        </w:rPr>
+      </w:pPr>
+    </w:p>
+    <w:p>
+      <w:pPr>
+        <w:rPr>
+          <w:lang w:val="en-US"/>
+        </w:rPr>
+      </w:pPr>
+      <w:r>
+        <w:rPr>
+          <w:lang w:val="en-US"/>
+        </w:rPr>
+        <w:t>Zevarûn says</w:t>
+      </w:r>
+      <w:r>
+        <w:rPr>
+          <w:lang w:val="en-US"/>
+        </w:rPr>
+        <w:t>:</w:t>
+      </w:r>
+    </w:p>
+    <w:p>
+      <w:pPr>
+        <w:rPr>
+          <w:lang w:val="en-US"/>
+        </w:rPr>
+      </w:pPr>
+    </w:p>
+    <w:p>
+      <w:pPr>
+        <w:jc w:val="center"/>
+        <w:rPr>
+          <w:lang w:val="en-US"/>
+        </w:rPr>
+      </w:pPr>
+      <w:r>
+        <w:rPr>
+          <w:lang w:val="en-US"/>
+        </w:rPr>
+        <w:t>“Great! Meet me in the training room in 10 minutes, I’ll show you how to fight like a true sith.”</w:t>
+      </w:r>
+    </w:p>
+    <w:p>
+      <w:pPr>
+        <w:rPr>
+          <w:lang w:val="en-US"/>
+        </w:rPr>
+      </w:pPr>
+    </w:p>
+    <w:p>
+      <w:pPr>
+        <w:rPr>
+          <w:lang w:val="en-US"/>
+        </w:rPr>
+      </w:pPr>
+      <w:r>
+        <w:rPr>
+          <w:lang w:val="en-US"/>
+        </w:rPr>
+        <w:t>She pauses and says</w:t>
+      </w:r>
+      <w:r>
+        <w:rPr>
+          <w:lang w:val="en-US"/>
+        </w:rPr>
+        <w:t>:</w:t>
+      </w:r>
+    </w:p>
+    <w:p>
+      <w:pPr>
+        <w:rPr>
+          <w:lang w:val="en-US"/>
+        </w:rPr>
+      </w:pPr>
+    </w:p>
+    <w:p>
+      <w:pPr>
+        <w:jc w:val="center"/>
+        <w:rPr>
+          <w:lang w:val="en-US"/>
+        </w:rPr>
+      </w:pPr>
+      <w:r>
+        <w:rPr>
+          <w:lang w:val="en-US"/>
+        </w:rPr>
+        <w:t>“You called Revan a true sith, why?”</w:t>
+      </w:r>
+    </w:p>
+    <w:p>
+      <w:pPr>
+        <w:rPr>
+          <w:lang w:val="en-US"/>
+        </w:rPr>
+      </w:pPr>
+    </w:p>
+    <w:p>
+      <w:pPr>
+        <w:rPr>
+          <w:lang w:val="en-US"/>
+        </w:rPr>
+      </w:pPr>
+      <w:r>
+        <w:rPr>
+          <w:lang w:val="en-US"/>
+        </w:rPr>
+        <w:t>He pauses for a second and says</w:t>
+      </w:r>
+      <w:r>
+        <w:rPr>
+          <w:lang w:val="en-US"/>
+        </w:rPr>
+        <w:t>:</w:t>
+      </w:r>
+    </w:p>
+    <w:p>
+      <w:pPr>
+        <w:rPr>
+          <w:lang w:val="en-US"/>
+        </w:rPr>
+      </w:pPr>
+    </w:p>
+    <w:p>
+      <w:pPr>
+        <w:jc w:val="center"/>
+        <w:rPr>
+          <w:lang w:val="en-US"/>
+        </w:rPr>
+      </w:pPr>
+      <w:r>
+        <w:rPr>
+          <w:lang w:val="en-US"/>
+        </w:rPr>
+        <w:t>“Revan believes in using the dark side of the force, not because he’s told to use it, but because it allows him to win against anyone. It’s functional which is the point.”</w:t>
+      </w:r>
+    </w:p>
+    <w:p>
+      <w:pPr>
+        <w:rPr>
+          <w:lang w:val="en-US"/>
+        </w:rPr>
+      </w:pPr>
+    </w:p>
+    <w:p>
+      <w:pPr>
+        <w:rPr>
+          <w:lang w:val="en-US"/>
+        </w:rPr>
+      </w:pPr>
+      <w:r>
+        <w:rPr>
+          <w:lang w:val="en-US"/>
+        </w:rPr>
+        <w:t>She says</w:t>
+      </w:r>
+      <w:r>
+        <w:rPr>
+          <w:lang w:val="en-US"/>
+        </w:rPr>
+        <w:t>:</w:t>
+      </w:r>
+    </w:p>
+    <w:p>
+      <w:pPr>
+        <w:rPr>
+          <w:lang w:val="en-US"/>
+        </w:rPr>
+      </w:pPr>
+    </w:p>
+    <w:p>
+      <w:pPr>
+        <w:jc w:val="center"/>
+        <w:rPr>
+          <w:lang w:val="en-US"/>
+        </w:rPr>
+      </w:pPr>
+      <w:r>
+        <w:rPr>
+          <w:lang w:val="en-US"/>
+        </w:rPr>
+        <w:t>“And other sith aren’t real sith?”</w:t>
+      </w:r>
+    </w:p>
+    <w:p>
+      <w:pPr>
+        <w:rPr>
+          <w:lang w:val="en-US"/>
+        </w:rPr>
+      </w:pPr>
+    </w:p>
+    <w:p>
+      <w:pPr>
+        <w:rPr>
+          <w:lang w:val="en-US"/>
+        </w:rPr>
+      </w:pPr>
+      <w:r>
+        <w:rPr>
+          <w:lang w:val="en-US"/>
+        </w:rPr>
+        <w:t>Zevarûn says</w:t>
+      </w:r>
+      <w:r>
+        <w:rPr>
+          <w:lang w:val="en-US"/>
+        </w:rPr>
+        <w:t>:</w:t>
+      </w:r>
+    </w:p>
+    <w:p>
+      <w:pPr>
+        <w:rPr>
+          <w:lang w:val="en-US"/>
+        </w:rPr>
+      </w:pPr>
+    </w:p>
+    <w:p>
+      <w:pPr>
+        <w:jc w:val="center"/>
+        <w:rPr>
+          <w:lang w:val="en-US"/>
+        </w:rPr>
+      </w:pPr>
+      <w:r>
+        <w:rPr>
+          <w:lang w:val="en-US"/>
+        </w:rPr>
+        <w:t>“Many are hyper religious, focusing on finding meaning in their connection to the force, so they focus more on that rather than it’s functional utility.”</w:t>
+      </w:r>
+    </w:p>
+    <w:p>
+      <w:pPr>
+        <w:rPr>
+          <w:lang w:val="en-US"/>
+        </w:rPr>
+      </w:pPr>
+    </w:p>
+    <w:p>
+      <w:pPr>
+        <w:rPr>
+          <w:lang w:val="en-US"/>
+        </w:rPr>
+      </w:pPr>
+      <w:r>
+        <w:rPr>
+          <w:lang w:val="en-US"/>
+        </w:rPr>
+        <w:t>She stands up and says</w:t>
+      </w:r>
+      <w:r>
+        <w:rPr>
+          <w:lang w:val="en-US"/>
+        </w:rPr>
+        <w:t>:</w:t>
+      </w:r>
+    </w:p>
+    <w:p>
+      <w:pPr>
+        <w:rPr>
+          <w:lang w:val="en-US"/>
+        </w:rPr>
+      </w:pPr>
+    </w:p>
+    <w:p>
+      <w:pPr>
+        <w:jc w:val="center"/>
+        <w:rPr>
+          <w:lang w:val="en-US"/>
+        </w:rPr>
+      </w:pPr>
+      <w:r>
+        <w:rPr>
+          <w:lang w:val="en-US"/>
+        </w:rPr>
+        <w:t>“Interesting, so 10 minutes?”</w:t>
+      </w:r>
+    </w:p>
+    <w:p>
+      <w:pPr>
+        <w:rPr>
+          <w:lang w:val="en-US"/>
+        </w:rPr>
+      </w:pPr>
+    </w:p>
+    <w:p>
+      <w:pPr>
+        <w:rPr>
+          <w:lang w:val="en-US"/>
+        </w:rPr>
+      </w:pPr>
+      <w:r>
+        <w:rPr>
+          <w:lang w:val="en-US"/>
+        </w:rPr>
+        <w:t>He says</w:t>
+      </w:r>
+      <w:r>
+        <w:rPr>
+          <w:lang w:val="en-US"/>
+        </w:rPr>
+        <w:t>:</w:t>
+      </w:r>
+      <w:r>
+        <w:rPr>
+          <w:lang w:val="en-US"/>
+        </w:rPr>
+        <w:t xml:space="preserve"> </w:t>
+      </w:r>
+    </w:p>
+    <w:p>
+      <w:pPr>
+        <w:rPr>
+          <w:lang w:val="en-US"/>
+        </w:rPr>
+      </w:pPr>
+    </w:p>
+    <w:p>
+      <w:pPr>
+        <w:jc w:val="center"/>
+        <w:rPr>
+          <w:lang w:val="en-US"/>
+        </w:rPr>
+      </w:pPr>
+      <w:r>
+        <w:rPr>
+          <w:lang w:val="en-US"/>
+        </w:rPr>
+        <w:t>“10 minutes.”</w:t>
+      </w:r>
+    </w:p>
+    <w:p>
+      <w:pPr>
+        <w:rPr>
+          <w:lang w:val="en-US"/>
+        </w:rPr>
+      </w:pPr>
+    </w:p>
+    <w:p>
+      <w:pPr>
+        <w:rPr>
+          <w:lang w:val="en-US"/>
+        </w:rPr>
+      </w:pPr>
+      <w:r>
+        <w:rPr>
+          <w:lang w:val="en-US"/>
+        </w:rPr>
+        <w:t>We cut back to the flashback and Revan is now inside of his personal jedi ship, in hyper space. His loyal fighter Meetra Surik walks up to him. He opens the conversation</w:t>
+      </w:r>
+      <w:r>
+        <w:rPr>
+          <w:lang w:val="en-US"/>
+        </w:rPr>
+        <w:t>:</w:t>
+      </w:r>
+    </w:p>
+    <w:p>
+      <w:pPr>
+        <w:rPr>
+          <w:lang w:val="en-US"/>
+        </w:rPr>
+      </w:pPr>
+    </w:p>
+    <w:p>
+      <w:pPr>
+        <w:jc w:val="center"/>
+        <w:rPr>
+          <w:lang w:val="en-US"/>
+        </w:rPr>
+      </w:pPr>
+      <w:r>
+        <w:rPr>
+          <w:lang w:val="en-US"/>
+        </w:rPr>
         <w:t>“</w:t>
       </w:r>
-      <w:proofErr w:type="gramStart"/>
-      <w:r>
-        <w:rPr>
-          <w:lang w:val="en-US"/>
-        </w:rPr>
-        <w:t>So</w:t>
-      </w:r>
-      <w:proofErr w:type="gramEnd"/>
-      <w:r>
-        <w:rPr>
-          <w:lang w:val="en-US"/>
-        </w:rPr>
-        <w:t xml:space="preserve"> what’s the point?”</w:t>
-      </w:r>
-    </w:p>
-    <w:p>
-      <w:pPr>
-        <w:rPr>
-          <w:lang w:val="en-US"/>
-        </w:rPr>
-      </w:pPr>
-    </w:p>
-    <w:p>
-      <w:pPr>
-        <w:rPr>
-          <w:lang w:val="en-US"/>
-        </w:rPr>
-      </w:pPr>
-      <w:r>
-        <w:rPr>
-          <w:lang w:val="en-US"/>
-        </w:rPr>
-        <w:t>He says</w:t>
-      </w:r>
-      <w:r>
-        <w:rPr>
-          <w:lang w:val="en-US"/>
-        </w:rPr>
-        <w:t>:</w:t>
-      </w:r>
-    </w:p>
-    <w:p>
-      <w:pPr>
-        <w:rPr>
-          <w:lang w:val="en-US"/>
-        </w:rPr>
-      </w:pPr>
-    </w:p>
-    <w:p>
-      <w:pPr>
-        <w:jc w:val="center"/>
-        <w:rPr>
-          <w:lang w:val="en-US"/>
-        </w:rPr>
-      </w:pPr>
-      <w:r>
-        <w:rPr>
-          <w:lang w:val="en-US"/>
-        </w:rPr>
-        <w:t>“Sometimes the old ways teach us more than just to kill.”</w:t>
-      </w:r>
-    </w:p>
-    <w:p>
-      <w:pPr>
-        <w:rPr>
-          <w:lang w:val="en-US"/>
-        </w:rPr>
-      </w:pPr>
-    </w:p>
-    <w:p>
-      <w:pPr>
-        <w:rPr>
-          <w:lang w:val="en-US"/>
-        </w:rPr>
-      </w:pPr>
-      <w:r>
-        <w:rPr>
-          <w:lang w:val="en-US"/>
-        </w:rPr>
-        <w:t>She pauses and says</w:t>
-      </w:r>
-      <w:r>
-        <w:rPr>
-          <w:lang w:val="en-US"/>
-        </w:rPr>
-        <w:t>:</w:t>
-      </w:r>
-    </w:p>
-    <w:p>
-      <w:pPr>
-        <w:rPr>
-          <w:lang w:val="en-US"/>
-        </w:rPr>
-      </w:pPr>
-    </w:p>
-    <w:p>
-      <w:pPr>
-        <w:jc w:val="center"/>
-        <w:rPr>
-          <w:lang w:val="en-US"/>
-        </w:rPr>
-      </w:pPr>
-      <w:r>
-        <w:rPr>
-          <w:lang w:val="en-US"/>
-        </w:rPr>
-        <w:t>“Well sure, let’s do it.”</w:t>
-      </w:r>
-    </w:p>
-    <w:p>
-      <w:pPr>
-        <w:rPr>
-          <w:lang w:val="en-US"/>
-        </w:rPr>
-      </w:pPr>
-    </w:p>
-    <w:p>
-      <w:pPr>
-        <w:rPr>
-          <w:lang w:val="en-US"/>
-        </w:rPr>
-      </w:pPr>
-      <w:proofErr w:type="spellStart"/>
-      <w:r>
-        <w:rPr>
-          <w:lang w:val="en-US"/>
-        </w:rPr>
-        <w:t>Zevarûn</w:t>
-      </w:r>
-      <w:proofErr w:type="spellEnd"/>
-      <w:r>
-        <w:rPr>
-          <w:lang w:val="en-US"/>
-        </w:rPr>
-        <w:t xml:space="preserve"> says</w:t>
-      </w:r>
-      <w:r>
-        <w:rPr>
-          <w:lang w:val="en-US"/>
-        </w:rPr>
-        <w:t>:</w:t>
-      </w:r>
-    </w:p>
-    <w:p>
-      <w:pPr>
-        <w:rPr>
-          <w:lang w:val="en-US"/>
-        </w:rPr>
-      </w:pPr>
-    </w:p>
-    <w:p>
-      <w:pPr>
-        <w:jc w:val="center"/>
-        <w:rPr>
-          <w:lang w:val="en-US"/>
-        </w:rPr>
-      </w:pPr>
-      <w:r>
-        <w:rPr>
-          <w:lang w:val="en-US"/>
-        </w:rPr>
-        <w:t xml:space="preserve">“Great! Meet me in the training room in 10 minutes, I’ll show you how to fight like a true </w:t>
-      </w:r>
-      <w:proofErr w:type="spellStart"/>
-      <w:r>
-        <w:rPr>
-          <w:lang w:val="en-US"/>
-        </w:rPr>
-        <w:t>sith</w:t>
-      </w:r>
-      <w:proofErr w:type="spellEnd"/>
-      <w:r>
-        <w:rPr>
-          <w:lang w:val="en-US"/>
-        </w:rPr>
-        <w:t>.”</w:t>
-      </w:r>
-    </w:p>
-    <w:p>
-      <w:pPr>
-        <w:rPr>
-          <w:lang w:val="en-US"/>
-        </w:rPr>
-      </w:pPr>
-    </w:p>
-    <w:p>
-      <w:pPr>
-        <w:rPr>
-          <w:lang w:val="en-US"/>
-        </w:rPr>
-      </w:pPr>
-      <w:r>
-        <w:rPr>
-          <w:lang w:val="en-US"/>
-        </w:rPr>
-        <w:t>She pauses and says</w:t>
-      </w:r>
-      <w:r>
-        <w:rPr>
-          <w:lang w:val="en-US"/>
-        </w:rPr>
-        <w:t>:</w:t>
-      </w:r>
-    </w:p>
-    <w:p>
-      <w:pPr>
-        <w:rPr>
-          <w:lang w:val="en-US"/>
-        </w:rPr>
-      </w:pPr>
-    </w:p>
-    <w:p>
-      <w:pPr>
-        <w:jc w:val="center"/>
-        <w:rPr>
-          <w:lang w:val="en-US"/>
-        </w:rPr>
-      </w:pPr>
-      <w:r>
-        <w:rPr>
-          <w:lang w:val="en-US"/>
-        </w:rPr>
-        <w:t xml:space="preserve">“You called Revan a true </w:t>
-      </w:r>
-      <w:proofErr w:type="spellStart"/>
-      <w:r>
-        <w:rPr>
-          <w:lang w:val="en-US"/>
-        </w:rPr>
-        <w:t>sith</w:t>
-      </w:r>
-      <w:proofErr w:type="spellEnd"/>
-      <w:r>
-        <w:rPr>
-          <w:lang w:val="en-US"/>
-        </w:rPr>
-        <w:t>, why?”</w:t>
-      </w:r>
-    </w:p>
-    <w:p>
-      <w:pPr>
-        <w:rPr>
-          <w:lang w:val="en-US"/>
-        </w:rPr>
-      </w:pPr>
-    </w:p>
-    <w:p>
-      <w:pPr>
-        <w:rPr>
-          <w:lang w:val="en-US"/>
-        </w:rPr>
-      </w:pPr>
-      <w:r>
-        <w:rPr>
-          <w:lang w:val="en-US"/>
-        </w:rPr>
-        <w:t>He pauses for a second and says</w:t>
-      </w:r>
-      <w:r>
-        <w:rPr>
-          <w:lang w:val="en-US"/>
-        </w:rPr>
-        <w:t>:</w:t>
-      </w:r>
-    </w:p>
-    <w:p>
-      <w:pPr>
-        <w:rPr>
-          <w:lang w:val="en-US"/>
-        </w:rPr>
-      </w:pPr>
-    </w:p>
-    <w:p>
-      <w:pPr>
-        <w:jc w:val="center"/>
-        <w:rPr>
-          <w:lang w:val="en-US"/>
-        </w:rPr>
-      </w:pPr>
-      <w:r>
-        <w:rPr>
-          <w:lang w:val="en-US"/>
-        </w:rPr>
-        <w:t>“Revan believes in using the dark side of the force, not because he’s told to use it, but because it allows him to win against anyone. It’s functional which is the point.”</w:t>
-      </w:r>
-    </w:p>
-    <w:p>
-      <w:pPr>
-        <w:rPr>
-          <w:lang w:val="en-US"/>
-        </w:rPr>
-      </w:pPr>
-    </w:p>
-    <w:p>
-      <w:pPr>
-        <w:rPr>
-          <w:lang w:val="en-US"/>
-        </w:rPr>
-      </w:pPr>
-      <w:r>
-        <w:rPr>
-          <w:lang w:val="en-US"/>
-        </w:rPr>
-        <w:t>She says</w:t>
-      </w:r>
-      <w:r>
-        <w:rPr>
-          <w:lang w:val="en-US"/>
-        </w:rPr>
-        <w:t>:</w:t>
-      </w:r>
-    </w:p>
-    <w:p>
-      <w:pPr>
-        <w:rPr>
-          <w:lang w:val="en-US"/>
-        </w:rPr>
-      </w:pPr>
-    </w:p>
-    <w:p>
-      <w:pPr>
-        <w:jc w:val="center"/>
-        <w:rPr>
-          <w:lang w:val="en-US"/>
-        </w:rPr>
-      </w:pPr>
-      <w:r>
-        <w:rPr>
-          <w:lang w:val="en-US"/>
-        </w:rPr>
-        <w:t xml:space="preserve">“And other </w:t>
-      </w:r>
-      <w:proofErr w:type="spellStart"/>
-      <w:r>
-        <w:rPr>
-          <w:lang w:val="en-US"/>
-        </w:rPr>
-        <w:t>sith</w:t>
-      </w:r>
-      <w:proofErr w:type="spellEnd"/>
-      <w:r>
-        <w:rPr>
-          <w:lang w:val="en-US"/>
-        </w:rPr>
-        <w:t xml:space="preserve"> aren’t real </w:t>
-      </w:r>
-      <w:proofErr w:type="spellStart"/>
-      <w:r>
-        <w:rPr>
-          <w:lang w:val="en-US"/>
-        </w:rPr>
-        <w:t>sith</w:t>
-      </w:r>
-      <w:proofErr w:type="spellEnd"/>
-      <w:r>
-        <w:rPr>
-          <w:lang w:val="en-US"/>
-        </w:rPr>
-        <w:t>?”</w:t>
-      </w:r>
-    </w:p>
-    <w:p>
-      <w:pPr>
-        <w:rPr>
-          <w:lang w:val="en-US"/>
-        </w:rPr>
-      </w:pPr>
-    </w:p>
-    <w:p>
-      <w:pPr>
-        <w:rPr>
-          <w:lang w:val="en-US"/>
-        </w:rPr>
-      </w:pPr>
-      <w:proofErr w:type="spellStart"/>
-      <w:r>
-        <w:rPr>
-          <w:lang w:val="en-US"/>
-        </w:rPr>
-        <w:t>Zevarûn</w:t>
-      </w:r>
-      <w:proofErr w:type="spellEnd"/>
-      <w:r>
-        <w:rPr>
-          <w:lang w:val="en-US"/>
-        </w:rPr>
-        <w:t xml:space="preserve"> says</w:t>
-      </w:r>
-      <w:r>
-        <w:rPr>
-          <w:lang w:val="en-US"/>
-        </w:rPr>
-        <w:t>:</w:t>
-      </w:r>
-    </w:p>
-    <w:p>
-      <w:pPr>
-        <w:rPr>
-          <w:lang w:val="en-US"/>
-        </w:rPr>
-      </w:pPr>
-    </w:p>
-    <w:p>
-      <w:pPr>
-        <w:jc w:val="center"/>
-        <w:rPr>
-          <w:lang w:val="en-US"/>
-        </w:rPr>
-      </w:pPr>
-      <w:r>
-        <w:rPr>
-          <w:lang w:val="en-US"/>
-        </w:rPr>
-        <w:t>“Many are hyper religious, focusing on finding meaning in their connection to the force, so they focus more on that rather than it’s functional utility.”</w:t>
-      </w:r>
-    </w:p>
-    <w:p>
-      <w:pPr>
-        <w:rPr>
-          <w:lang w:val="en-US"/>
-        </w:rPr>
-      </w:pPr>
-    </w:p>
-    <w:p>
-      <w:pPr>
-        <w:rPr>
-          <w:lang w:val="en-US"/>
-        </w:rPr>
-      </w:pPr>
-      <w:r>
-        <w:rPr>
-          <w:lang w:val="en-US"/>
-        </w:rPr>
-        <w:t>She stands up and says</w:t>
-      </w:r>
-      <w:r>
-        <w:rPr>
-          <w:lang w:val="en-US"/>
-        </w:rPr>
-        <w:t>:</w:t>
-      </w:r>
-    </w:p>
-    <w:p>
-      <w:pPr>
-        <w:rPr>
-          <w:lang w:val="en-US"/>
-        </w:rPr>
-      </w:pPr>
-    </w:p>
-    <w:p>
-      <w:pPr>
-        <w:jc w:val="center"/>
-        <w:rPr>
-          <w:lang w:val="en-US"/>
-        </w:rPr>
-      </w:pPr>
-      <w:r>
-        <w:rPr>
-          <w:lang w:val="en-US"/>
-        </w:rPr>
-        <w:t>“Interesting, so 10 minutes?”</w:t>
-      </w:r>
-    </w:p>
-    <w:p>
-      <w:pPr>
-        <w:rPr>
-          <w:lang w:val="en-US"/>
-        </w:rPr>
-      </w:pPr>
-    </w:p>
-    <w:p>
-      <w:pPr>
-        <w:rPr>
-          <w:lang w:val="en-US"/>
-        </w:rPr>
-      </w:pPr>
-      <w:r>
-        <w:rPr>
-          <w:lang w:val="en-US"/>
-        </w:rPr>
-        <w:t>He says</w:t>
-      </w:r>
-      <w:r>
-        <w:rPr>
-          <w:lang w:val="en-US"/>
-        </w:rPr>
-        <w:t>:</w:t>
-      </w:r>
-      <w:r>
-        <w:rPr>
-          <w:lang w:val="en-US"/>
-        </w:rPr>
-        <w:t xml:space="preserve"> </w:t>
-      </w:r>
-    </w:p>
-    <w:p>
-      <w:pPr>
-        <w:rPr>
-          <w:lang w:val="en-US"/>
-        </w:rPr>
-      </w:pPr>
-    </w:p>
-    <w:p>
-      <w:pPr>
-        <w:jc w:val="center"/>
-        <w:rPr>
-          <w:lang w:val="en-US"/>
-        </w:rPr>
-      </w:pPr>
-      <w:r>
-        <w:rPr>
-          <w:lang w:val="en-US"/>
-        </w:rPr>
-        <w:t>“10 minutes.”</w:t>
-      </w:r>
-    </w:p>
-    <w:p>
-      <w:pPr>
-        <w:rPr>
-          <w:lang w:val="en-US"/>
-        </w:rPr>
-      </w:pPr>
-    </w:p>
-    <w:p>
-      <w:pPr>
-        <w:rPr>
-          <w:lang w:val="en-US"/>
-        </w:rPr>
-      </w:pPr>
-      <w:r>
-        <w:rPr>
-          <w:lang w:val="en-US"/>
-        </w:rPr>
-        <w:t xml:space="preserve">We cut back to the flashback and Revan is now inside of his personal jedi ship, in hyper space. His loyal fighter </w:t>
-      </w:r>
-      <w:proofErr w:type="spellStart"/>
-      <w:r>
-        <w:rPr>
-          <w:lang w:val="en-US"/>
-        </w:rPr>
-        <w:t>Meetra</w:t>
-      </w:r>
-      <w:proofErr w:type="spellEnd"/>
-      <w:r>
-        <w:rPr>
-          <w:lang w:val="en-US"/>
-        </w:rPr>
-        <w:t xml:space="preserve"> </w:t>
-      </w:r>
-      <w:proofErr w:type="spellStart"/>
-      <w:r>
-        <w:rPr>
-          <w:lang w:val="en-US"/>
-        </w:rPr>
-        <w:t>Surik</w:t>
-      </w:r>
-      <w:proofErr w:type="spellEnd"/>
-      <w:r>
-        <w:rPr>
-          <w:lang w:val="en-US"/>
-        </w:rPr>
-        <w:t xml:space="preserve"> walks up to him. He opens the conversation</w:t>
+      <w:r>
+        <w:rPr>
+          <w:lang w:val="en-US"/>
+        </w:rPr>
+        <w:t>Revan</w:t>
+      </w:r>
+      <w:r>
+        <w:rPr>
+          <w:lang w:val="en-US"/>
+        </w:rPr>
+        <w:t>, where are we headed?”</w:t>
+      </w:r>
+    </w:p>
+    <w:p>
+      <w:pPr>
+        <w:rPr>
+          <w:lang w:val="en-US"/>
+        </w:rPr>
+      </w:pPr>
+    </w:p>
+    <w:p>
+      <w:pPr>
+        <w:rPr>
+          <w:lang w:val="en-US"/>
+        </w:rPr>
+      </w:pPr>
+      <w:r>
+        <w:rPr>
+          <w:lang w:val="en-US"/>
+        </w:rPr>
+        <w:t>Revan turns slowly and says</w:t>
+      </w:r>
+      <w:r>
+        <w:rPr>
+          <w:lang w:val="en-US"/>
+        </w:rPr>
+        <w:t>:</w:t>
+      </w:r>
+    </w:p>
+    <w:p>
+      <w:pPr>
+        <w:rPr>
+          <w:lang w:val="en-US"/>
+        </w:rPr>
+      </w:pPr>
+    </w:p>
+    <w:p>
+      <w:pPr>
+        <w:jc w:val="center"/>
+        <w:rPr>
+          <w:lang w:val="en-US"/>
+        </w:rPr>
+      </w:pPr>
+      <w:r>
+        <w:rPr>
+          <w:lang w:val="en-US"/>
+        </w:rPr>
+        <w:t>“There’s a sith arms maker we’re visiting.”</w:t>
+      </w:r>
+    </w:p>
+    <w:p>
+      <w:pPr>
+        <w:rPr>
+          <w:lang w:val="en-US"/>
+        </w:rPr>
+      </w:pPr>
+    </w:p>
+    <w:p>
+      <w:pPr>
+        <w:rPr>
+          <w:lang w:val="en-US"/>
+        </w:rPr>
+      </w:pPr>
+      <w:r>
+        <w:rPr>
+          <w:lang w:val="en-US"/>
+        </w:rPr>
+        <w:t>Meetra says</w:t>
+      </w:r>
+      <w:r>
+        <w:rPr>
+          <w:lang w:val="en-US"/>
+        </w:rPr>
+        <w:t>:</w:t>
+      </w:r>
+    </w:p>
+    <w:p>
+      <w:pPr>
+        <w:rPr>
+          <w:lang w:val="en-US"/>
+        </w:rPr>
+      </w:pPr>
+    </w:p>
+    <w:p>
+      <w:pPr>
+        <w:jc w:val="center"/>
+        <w:rPr>
+          <w:lang w:val="en-US"/>
+        </w:rPr>
+      </w:pPr>
+      <w:r>
+        <w:rPr>
+          <w:lang w:val="en-US"/>
+        </w:rPr>
+        <w:t>“Sith?”</w:t>
+      </w:r>
+    </w:p>
+    <w:p>
+      <w:pPr>
+        <w:rPr>
+          <w:lang w:val="en-US"/>
+        </w:rPr>
+      </w:pPr>
+    </w:p>
+    <w:p>
+      <w:pPr>
+        <w:rPr>
+          <w:lang w:val="en-US"/>
+        </w:rPr>
+      </w:pPr>
+      <w:r>
+        <w:rPr>
+          <w:lang w:val="en-US"/>
+        </w:rPr>
+        <w:t>Revan says</w:t>
+      </w:r>
+      <w:r>
+        <w:rPr>
+          <w:lang w:val="en-US"/>
+        </w:rPr>
+        <w:t>:</w:t>
+      </w:r>
+    </w:p>
+    <w:p>
+      <w:pPr>
+        <w:rPr>
+          <w:lang w:val="en-US"/>
+        </w:rPr>
+      </w:pPr>
+    </w:p>
+    <w:p>
+      <w:pPr>
+        <w:jc w:val="center"/>
+        <w:rPr>
+          <w:lang w:val="en-US"/>
+        </w:rPr>
+      </w:pPr>
+      <w:r>
+        <w:rPr>
+          <w:lang w:val="en-US"/>
+        </w:rPr>
+        <w:t>“Surprisingly the Sith also believe that the Mandalorians are a problem, they’ve agreed to help us.”</w:t>
+      </w:r>
+    </w:p>
+    <w:p>
+      <w:pPr>
+        <w:rPr>
+          <w:lang w:val="en-US"/>
+        </w:rPr>
+      </w:pPr>
+    </w:p>
+    <w:p>
+      <w:pPr>
+        <w:rPr>
+          <w:lang w:val="en-US"/>
+        </w:rPr>
+      </w:pPr>
+      <w:r>
+        <w:rPr>
+          <w:lang w:val="en-US"/>
+        </w:rPr>
+        <w:t>Meetra says</w:t>
+      </w:r>
+      <w:r>
+        <w:rPr>
+          <w:lang w:val="en-US"/>
+        </w:rPr>
+        <w:t>:</w:t>
+      </w:r>
+    </w:p>
+    <w:p>
+      <w:pPr>
+        <w:rPr>
+          <w:lang w:val="en-US"/>
+        </w:rPr>
+      </w:pPr>
+    </w:p>
+    <w:p>
+      <w:pPr>
+        <w:jc w:val="center"/>
+        <w:rPr>
+          <w:lang w:val="en-US"/>
+        </w:rPr>
+      </w:pPr>
+      <w:r>
+        <w:rPr>
+          <w:lang w:val="en-US"/>
+        </w:rPr>
+        <w:t xml:space="preserve">“Ah so the council didn’t </w:t>
+      </w:r>
+      <w:r>
+        <w:rPr>
+          <w:lang w:val="en-US"/>
+        </w:rPr>
+        <w:t>agree to</w:t>
+      </w:r>
+      <w:r>
+        <w:rPr>
+          <w:lang w:val="en-US"/>
+        </w:rPr>
+        <w:t xml:space="preserve"> this decision.”</w:t>
+      </w:r>
+    </w:p>
+    <w:p>
+      <w:pPr>
+        <w:rPr>
+          <w:lang w:val="en-US"/>
+        </w:rPr>
+      </w:pPr>
+    </w:p>
+    <w:p>
+      <w:pPr>
+        <w:rPr>
+          <w:lang w:val="en-US"/>
+        </w:rPr>
+      </w:pPr>
+      <w:r>
+        <w:rPr>
+          <w:lang w:val="en-US"/>
+        </w:rPr>
+        <w:t>Revan says</w:t>
       </w:r>
       <w:r>
         <w:rPr>
@@ -3604,277 +3563,45 @@
         <w:rPr>
           <w:lang w:val="en-US"/>
         </w:rPr>
-        <w:t>Revan</w:t>
-      </w:r>
-      <w:r>
-        <w:rPr>
-          <w:lang w:val="en-US"/>
-        </w:rPr>
-        <w:t>, where are we headed?”</w:t>
-      </w:r>
-    </w:p>
-    <w:p>
-      <w:pPr>
-        <w:rPr>
-          <w:lang w:val="en-US"/>
-        </w:rPr>
-      </w:pPr>
-    </w:p>
-    <w:p>
-      <w:pPr>
-        <w:rPr>
-          <w:lang w:val="en-US"/>
-        </w:rPr>
-      </w:pPr>
-      <w:r>
-        <w:rPr>
-          <w:lang w:val="en-US"/>
-        </w:rPr>
-        <w:t>Revan turns slowly and says</w:t>
-      </w:r>
-      <w:r>
-        <w:rPr>
-          <w:lang w:val="en-US"/>
-        </w:rPr>
-        <w:t>:</w:t>
-      </w:r>
-    </w:p>
-    <w:p>
-      <w:pPr>
-        <w:rPr>
-          <w:lang w:val="en-US"/>
-        </w:rPr>
-      </w:pPr>
-    </w:p>
-    <w:p>
-      <w:pPr>
-        <w:jc w:val="center"/>
-        <w:rPr>
-          <w:lang w:val="en-US"/>
-        </w:rPr>
-      </w:pPr>
-      <w:r>
-        <w:rPr>
-          <w:lang w:val="en-US"/>
-        </w:rPr>
-        <w:t xml:space="preserve">“There’s a </w:t>
-      </w:r>
-      <w:proofErr w:type="spellStart"/>
-      <w:r>
-        <w:rPr>
-          <w:lang w:val="en-US"/>
-        </w:rPr>
-        <w:t>sith</w:t>
-      </w:r>
-      <w:proofErr w:type="spellEnd"/>
-      <w:r>
-        <w:rPr>
-          <w:lang w:val="en-US"/>
-        </w:rPr>
-        <w:t xml:space="preserve"> arms maker we’re visiting.”</w:t>
-      </w:r>
-    </w:p>
-    <w:p>
-      <w:pPr>
-        <w:rPr>
-          <w:lang w:val="en-US"/>
-        </w:rPr>
-      </w:pPr>
-    </w:p>
-    <w:p>
-      <w:pPr>
-        <w:rPr>
-          <w:lang w:val="en-US"/>
-        </w:rPr>
-      </w:pPr>
-      <w:proofErr w:type="spellStart"/>
-      <w:r>
-        <w:rPr>
-          <w:lang w:val="en-US"/>
-        </w:rPr>
-        <w:t>Meetra</w:t>
-      </w:r>
-      <w:proofErr w:type="spellEnd"/>
-      <w:r>
-        <w:rPr>
-          <w:lang w:val="en-US"/>
-        </w:rPr>
-        <w:t xml:space="preserve"> says</w:t>
-      </w:r>
-      <w:r>
-        <w:rPr>
-          <w:lang w:val="en-US"/>
-        </w:rPr>
-        <w:t>:</w:t>
-      </w:r>
-    </w:p>
-    <w:p>
-      <w:pPr>
-        <w:rPr>
-          <w:lang w:val="en-US"/>
-        </w:rPr>
-      </w:pPr>
-    </w:p>
-    <w:p>
-      <w:pPr>
-        <w:jc w:val="center"/>
-        <w:rPr>
-          <w:lang w:val="en-US"/>
-        </w:rPr>
-      </w:pPr>
-      <w:r>
-        <w:rPr>
-          <w:lang w:val="en-US"/>
-        </w:rPr>
-        <w:t>“Sith?”</w:t>
-      </w:r>
-    </w:p>
-    <w:p>
-      <w:pPr>
-        <w:rPr>
-          <w:lang w:val="en-US"/>
-        </w:rPr>
-      </w:pPr>
-    </w:p>
-    <w:p>
-      <w:pPr>
-        <w:rPr>
-          <w:lang w:val="en-US"/>
-        </w:rPr>
-      </w:pPr>
-      <w:r>
-        <w:rPr>
-          <w:lang w:val="en-US"/>
-        </w:rPr>
-        <w:t>Revan says</w:t>
-      </w:r>
-      <w:r>
-        <w:rPr>
-          <w:lang w:val="en-US"/>
-        </w:rPr>
-        <w:t>:</w:t>
-      </w:r>
-    </w:p>
-    <w:p>
-      <w:pPr>
-        <w:rPr>
-          <w:lang w:val="en-US"/>
-        </w:rPr>
-      </w:pPr>
-    </w:p>
-    <w:p>
-      <w:pPr>
-        <w:jc w:val="center"/>
-        <w:rPr>
-          <w:lang w:val="en-US"/>
-        </w:rPr>
-      </w:pPr>
-      <w:r>
-        <w:rPr>
-          <w:lang w:val="en-US"/>
-        </w:rPr>
-        <w:t xml:space="preserve">“Surprisingly the Sith also believe that the </w:t>
-      </w:r>
-      <w:proofErr w:type="spellStart"/>
-      <w:r>
-        <w:rPr>
-          <w:lang w:val="en-US"/>
-        </w:rPr>
-        <w:t>Mandalorians</w:t>
-      </w:r>
-      <w:proofErr w:type="spellEnd"/>
-      <w:r>
-        <w:rPr>
-          <w:lang w:val="en-US"/>
-        </w:rPr>
-        <w:t xml:space="preserve"> are a problem, they’ve agreed to help us.”</w:t>
-      </w:r>
-    </w:p>
-    <w:p>
-      <w:pPr>
-        <w:rPr>
-          <w:lang w:val="en-US"/>
-        </w:rPr>
-      </w:pPr>
-    </w:p>
-    <w:p>
-      <w:pPr>
-        <w:rPr>
-          <w:lang w:val="en-US"/>
-        </w:rPr>
-      </w:pPr>
-      <w:proofErr w:type="spellStart"/>
-      <w:r>
-        <w:rPr>
-          <w:lang w:val="en-US"/>
-        </w:rPr>
-        <w:t>Meetra</w:t>
-      </w:r>
-      <w:proofErr w:type="spellEnd"/>
-      <w:r>
-        <w:rPr>
-          <w:lang w:val="en-US"/>
-        </w:rPr>
-        <w:t xml:space="preserve"> says</w:t>
-      </w:r>
-      <w:r>
-        <w:rPr>
-          <w:lang w:val="en-US"/>
-        </w:rPr>
-        <w:t>:</w:t>
-      </w:r>
-    </w:p>
-    <w:p>
-      <w:pPr>
-        <w:rPr>
-          <w:lang w:val="en-US"/>
-        </w:rPr>
-      </w:pPr>
-    </w:p>
-    <w:p>
-      <w:pPr>
-        <w:jc w:val="center"/>
-        <w:rPr>
-          <w:lang w:val="en-US"/>
-        </w:rPr>
-      </w:pPr>
-      <w:r>
-        <w:rPr>
-          <w:lang w:val="en-US"/>
-        </w:rPr>
-        <w:t xml:space="preserve">“Ah so the council didn’t </w:t>
-      </w:r>
-      <w:r>
-        <w:rPr>
-          <w:lang w:val="en-US"/>
-        </w:rPr>
-        <w:t>agree to</w:t>
-      </w:r>
-      <w:r>
-        <w:rPr>
-          <w:lang w:val="en-US"/>
-        </w:rPr>
-        <w:t xml:space="preserve"> this decision.”</w:t>
-      </w:r>
-    </w:p>
-    <w:p>
-      <w:pPr>
-        <w:rPr>
-          <w:lang w:val="en-US"/>
-        </w:rPr>
-      </w:pPr>
-    </w:p>
-    <w:p>
-      <w:pPr>
-        <w:rPr>
-          <w:lang w:val="en-US"/>
-        </w:rPr>
-      </w:pPr>
-      <w:r>
-        <w:rPr>
-          <w:lang w:val="en-US"/>
-        </w:rPr>
-        <w:t>Revan says</w:t>
+        <w:t>No,</w:t>
+      </w:r>
+      <w:r>
+        <w:rPr>
+          <w:lang w:val="en-US"/>
+        </w:rPr>
+        <w:t xml:space="preserve"> they told me it’s my war and that they wouldn’t get involved</w:t>
+      </w:r>
+      <w:r>
+        <w:rPr>
+          <w:lang w:val="en-US"/>
+        </w:rPr>
+        <w:t>.</w:t>
+      </w:r>
+      <w:r>
+        <w:rPr>
+          <w:lang w:val="en-US"/>
+        </w:rPr>
+        <w:t>”</w:t>
+      </w:r>
+    </w:p>
+    <w:p>
+      <w:pPr>
+        <w:rPr>
+          <w:lang w:val="en-US"/>
+        </w:rPr>
+      </w:pPr>
+    </w:p>
+    <w:p>
+      <w:pPr>
+        <w:rPr>
+          <w:lang w:val="en-US"/>
+        </w:rPr>
+      </w:pPr>
+      <w:r>
+        <w:rPr>
+          <w:lang w:val="en-US"/>
+        </w:rPr>
+        <w:t>He goes dark and says</w:t>
       </w:r>
       <w:r>
         <w:rPr>
@@ -3907,77 +3634,6 @@
         <w:rPr>
           <w:lang w:val="en-US"/>
         </w:rPr>
-        <w:t>No,</w:t>
-      </w:r>
-      <w:r>
-        <w:rPr>
-          <w:lang w:val="en-US"/>
-        </w:rPr>
-        <w:t xml:space="preserve"> they told me it’s my war and that they wouldn’t get involved</w:t>
-      </w:r>
-      <w:r>
-        <w:rPr>
-          <w:lang w:val="en-US"/>
-        </w:rPr>
-        <w:t>.</w:t>
-      </w:r>
-      <w:r>
-        <w:rPr>
-          <w:lang w:val="en-US"/>
-        </w:rPr>
-        <w:t>”</w:t>
-      </w:r>
-    </w:p>
-    <w:p>
-      <w:pPr>
-        <w:rPr>
-          <w:lang w:val="en-US"/>
-        </w:rPr>
-      </w:pPr>
-    </w:p>
-    <w:p>
-      <w:pPr>
-        <w:rPr>
-          <w:lang w:val="en-US"/>
-        </w:rPr>
-      </w:pPr>
-      <w:r>
-        <w:rPr>
-          <w:lang w:val="en-US"/>
-        </w:rPr>
-        <w:t>He goes dark and says</w:t>
-      </w:r>
-      <w:r>
-        <w:rPr>
-          <w:lang w:val="en-US"/>
-        </w:rPr>
-        <w:t>:</w:t>
-      </w:r>
-    </w:p>
-    <w:p>
-      <w:pPr>
-        <w:rPr>
-          <w:lang w:val="en-US"/>
-        </w:rPr>
-      </w:pPr>
-    </w:p>
-    <w:p>
-      <w:pPr>
-        <w:jc w:val="center"/>
-        <w:rPr>
-          <w:lang w:val="en-US"/>
-        </w:rPr>
-      </w:pPr>
-      <w:r>
-        <w:rPr>
-          <w:lang w:val="en-US"/>
-        </w:rPr>
-        <w:t>“</w:t>
-      </w:r>
-      <w:r>
-        <w:rPr>
-          <w:lang w:val="en-US"/>
-        </w:rPr>
         <w:t>So,</w:t>
       </w:r>
       <w:r>
@@ -4000,19 +3656,11 @@
           <w:lang w:val="en-US"/>
         </w:rPr>
       </w:pPr>
-      <w:proofErr w:type="spellStart"/>
-      <w:r>
-        <w:rPr>
-          <w:lang w:val="en-US"/>
-        </w:rPr>
-        <w:t>Meetra</w:t>
-      </w:r>
-      <w:proofErr w:type="spellEnd"/>
-      <w:r>
-        <w:rPr>
-          <w:lang w:val="en-US"/>
-        </w:rPr>
-        <w:t xml:space="preserve"> says</w:t>
+      <w:r>
+        <w:rPr>
+          <w:lang w:val="en-US"/>
+        </w:rPr>
+        <w:t>Meetra says</w:t>
       </w:r>
       <w:r>
         <w:rPr>
@@ -4103,19 +3751,11 @@
           <w:lang w:val="en-US"/>
         </w:rPr>
       </w:pPr>
-      <w:proofErr w:type="spellStart"/>
-      <w:r>
-        <w:rPr>
-          <w:lang w:val="en-US"/>
-        </w:rPr>
-        <w:t>Meetra</w:t>
-      </w:r>
-      <w:proofErr w:type="spellEnd"/>
-      <w:r>
-        <w:rPr>
-          <w:lang w:val="en-US"/>
-        </w:rPr>
-        <w:t xml:space="preserve"> says</w:t>
+      <w:r>
+        <w:rPr>
+          <w:lang w:val="en-US"/>
+        </w:rPr>
+        <w:t>Meetra says</w:t>
       </w:r>
       <w:r>
         <w:rPr>
@@ -4217,19 +3857,11 @@
           <w:lang w:val="en-US"/>
         </w:rPr>
       </w:pPr>
-      <w:proofErr w:type="spellStart"/>
-      <w:r>
-        <w:rPr>
-          <w:lang w:val="en-US"/>
-        </w:rPr>
-        <w:t>Meetra</w:t>
-      </w:r>
-      <w:proofErr w:type="spellEnd"/>
-      <w:r>
-        <w:rPr>
-          <w:lang w:val="en-US"/>
-        </w:rPr>
-        <w:t xml:space="preserve"> pauses for a second and says</w:t>
+      <w:r>
+        <w:rPr>
+          <w:lang w:val="en-US"/>
+        </w:rPr>
+        <w:t>Meetra pauses for a second and says</w:t>
       </w:r>
       <w:r>
         <w:rPr>
@@ -4327,49 +3959,428 @@
         <w:rPr>
           <w:lang w:val="en-US"/>
         </w:rPr>
+        <w:t>“Meetra, you’re going to do what’s best for you, if you stay a Jedi be prepared for them to exile you, and once they have come and find me whatever side we’re on.”</w:t>
+      </w:r>
+    </w:p>
+    <w:p>
+      <w:pPr>
+        <w:rPr>
+          <w:lang w:val="en-US"/>
+        </w:rPr>
+      </w:pPr>
+    </w:p>
+    <w:p>
+      <w:pPr>
+        <w:rPr>
+          <w:lang w:val="en-US"/>
+        </w:rPr>
+      </w:pPr>
+      <w:r>
+        <w:rPr>
+          <w:lang w:val="en-US"/>
+        </w:rPr>
+        <w:t>Meetra says</w:t>
+      </w:r>
+      <w:r>
+        <w:rPr>
+          <w:lang w:val="en-US"/>
+        </w:rPr>
+        <w:t>:</w:t>
+      </w:r>
+    </w:p>
+    <w:p>
+      <w:pPr>
+        <w:rPr>
+          <w:lang w:val="en-US"/>
+        </w:rPr>
+      </w:pPr>
+    </w:p>
+    <w:p>
+      <w:pPr>
+        <w:jc w:val="center"/>
+        <w:rPr>
+          <w:lang w:val="en-US"/>
+        </w:rPr>
+      </w:pPr>
+      <w:r>
+        <w:rPr>
+          <w:lang w:val="en-US"/>
+        </w:rPr>
         <w:t>“</w:t>
       </w:r>
-      <w:proofErr w:type="spellStart"/>
-      <w:r>
-        <w:rPr>
-          <w:lang w:val="en-US"/>
-        </w:rPr>
-        <w:t>Meetra</w:t>
-      </w:r>
-      <w:proofErr w:type="spellEnd"/>
-      <w:r>
-        <w:rPr>
-          <w:lang w:val="en-US"/>
-        </w:rPr>
-        <w:t>, you’re going to do what’s best for you, if you stay a Jedi be prepared for them to exile you, and once they have come and find me whatever side we’re on.”</w:t>
-      </w:r>
-    </w:p>
-    <w:p>
-      <w:pPr>
-        <w:rPr>
-          <w:lang w:val="en-US"/>
-        </w:rPr>
-      </w:pPr>
-    </w:p>
-    <w:p>
-      <w:pPr>
-        <w:rPr>
-          <w:lang w:val="en-US"/>
-        </w:rPr>
-      </w:pPr>
-      <w:proofErr w:type="spellStart"/>
-      <w:r>
-        <w:rPr>
-          <w:lang w:val="en-US"/>
-        </w:rPr>
-        <w:t>Meetra</w:t>
-      </w:r>
-      <w:proofErr w:type="spellEnd"/>
-      <w:r>
-        <w:rPr>
-          <w:lang w:val="en-US"/>
-        </w:rPr>
-        <w:t xml:space="preserve"> says</w:t>
+      <w:r>
+        <w:rPr>
+          <w:lang w:val="en-US"/>
+        </w:rPr>
+        <w:t>Of course,</w:t>
+      </w:r>
+      <w:r>
+        <w:rPr>
+          <w:lang w:val="en-US"/>
+        </w:rPr>
+        <w:t xml:space="preserve"> </w:t>
+      </w:r>
+      <w:r>
+        <w:rPr>
+          <w:lang w:val="en-US"/>
+        </w:rPr>
+        <w:t>Revan</w:t>
+      </w:r>
+      <w:r>
+        <w:rPr>
+          <w:lang w:val="en-US"/>
+        </w:rPr>
+        <w:t>, I’m fully aware of my fate.”</w:t>
+      </w:r>
+    </w:p>
+    <w:p>
+      <w:pPr>
+        <w:rPr>
+          <w:lang w:val="en-US"/>
+        </w:rPr>
+      </w:pPr>
+    </w:p>
+    <w:p>
+      <w:pPr>
+        <w:rPr>
+          <w:lang w:val="en-US"/>
+        </w:rPr>
+      </w:pPr>
+      <w:r>
+        <w:rPr>
+          <w:lang w:val="en-US"/>
+        </w:rPr>
+        <w:t>The ship drops out of hyper space and flies down to a black ash-like planet. The dust blowing like a sand storm. The ship lands and Revan stands out, his white robe being doused in black soot. He walks towards a saloon,</w:t>
+      </w:r>
+      <w:r>
+        <w:rPr>
+          <w:lang w:val="en-US"/>
+        </w:rPr>
+        <w:t xml:space="preserve"> as he does so we see the white robe become darker and darker,</w:t>
+      </w:r>
+      <w:r>
+        <w:rPr>
+          <w:lang w:val="en-US"/>
+        </w:rPr>
+        <w:t xml:space="preserve"> </w:t>
+      </w:r>
+      <w:r>
+        <w:rPr>
+          <w:lang w:val="en-US"/>
+        </w:rPr>
+        <w:t>he</w:t>
+      </w:r>
+      <w:r>
+        <w:rPr>
+          <w:lang w:val="en-US"/>
+        </w:rPr>
+        <w:t xml:space="preserve"> blows open the doors with the force. He then says</w:t>
+      </w:r>
+      <w:r>
+        <w:rPr>
+          <w:lang w:val="en-US"/>
+        </w:rPr>
+        <w:t>:</w:t>
+      </w:r>
+    </w:p>
+    <w:p>
+      <w:pPr>
+        <w:rPr>
+          <w:lang w:val="en-US"/>
+        </w:rPr>
+      </w:pPr>
+    </w:p>
+    <w:p>
+      <w:pPr>
+        <w:jc w:val="center"/>
+        <w:rPr>
+          <w:lang w:val="en-US"/>
+        </w:rPr>
+      </w:pPr>
+      <w:r>
+        <w:rPr>
+          <w:lang w:val="en-US"/>
+        </w:rPr>
+        <w:t>“Right, I need to find a certain weapons maker that I heard lives here.”</w:t>
+      </w:r>
+    </w:p>
+    <w:p>
+      <w:pPr>
+        <w:rPr>
+          <w:lang w:val="en-US"/>
+        </w:rPr>
+      </w:pPr>
+    </w:p>
+    <w:p>
+      <w:pPr>
+        <w:rPr>
+          <w:lang w:val="en-US"/>
+        </w:rPr>
+      </w:pPr>
+      <w:r>
+        <w:rPr>
+          <w:lang w:val="en-US"/>
+        </w:rPr>
+        <w:t>The bar stands up and light their lightsabers. One sith says</w:t>
+      </w:r>
+      <w:r>
+        <w:rPr>
+          <w:lang w:val="en-US"/>
+        </w:rPr>
+        <w:t>:</w:t>
+      </w:r>
+    </w:p>
+    <w:p>
+      <w:pPr>
+        <w:rPr>
+          <w:lang w:val="en-US"/>
+        </w:rPr>
+      </w:pPr>
+    </w:p>
+    <w:p>
+      <w:pPr>
+        <w:jc w:val="center"/>
+        <w:rPr>
+          <w:lang w:val="en-US"/>
+        </w:rPr>
+      </w:pPr>
+      <w:r>
+        <w:rPr>
+          <w:lang w:val="en-US"/>
+        </w:rPr>
+        <w:t>“Jedi aren’t welcome here.”</w:t>
+      </w:r>
+    </w:p>
+    <w:p>
+      <w:pPr>
+        <w:rPr>
+          <w:lang w:val="en-US"/>
+        </w:rPr>
+      </w:pPr>
+    </w:p>
+    <w:p>
+      <w:pPr>
+        <w:rPr>
+          <w:lang w:val="en-US"/>
+        </w:rPr>
+      </w:pPr>
+      <w:r>
+        <w:rPr>
+          <w:lang w:val="en-US"/>
+        </w:rPr>
+        <w:t>Revan smiles an evil smile and says</w:t>
+      </w:r>
+      <w:r>
+        <w:rPr>
+          <w:lang w:val="en-US"/>
+        </w:rPr>
+        <w:t>:</w:t>
+      </w:r>
+    </w:p>
+    <w:p>
+      <w:pPr>
+        <w:rPr>
+          <w:lang w:val="en-US"/>
+        </w:rPr>
+      </w:pPr>
+    </w:p>
+    <w:p>
+      <w:pPr>
+        <w:jc w:val="center"/>
+        <w:rPr>
+          <w:lang w:val="en-US"/>
+        </w:rPr>
+      </w:pPr>
+      <w:r>
+        <w:rPr>
+          <w:lang w:val="en-US"/>
+        </w:rPr>
+        <w:t>“Who said I’m a jedi?”</w:t>
+      </w:r>
+    </w:p>
+    <w:p>
+      <w:pPr>
+        <w:rPr>
+          <w:lang w:val="en-US"/>
+        </w:rPr>
+      </w:pPr>
+    </w:p>
+    <w:p>
+      <w:pPr>
+        <w:rPr>
+          <w:lang w:val="en-US"/>
+        </w:rPr>
+      </w:pPr>
+      <w:r>
+        <w:rPr>
+          <w:lang w:val="en-US"/>
+        </w:rPr>
+        <w:t>And strikes him with force lightning, blowing him back, setting him on fire and killing him. Revan continues</w:t>
+      </w:r>
+      <w:r>
+        <w:rPr>
+          <w:lang w:val="en-US"/>
+        </w:rPr>
+        <w:t>:</w:t>
+      </w:r>
+    </w:p>
+    <w:p>
+      <w:pPr>
+        <w:rPr>
+          <w:lang w:val="en-US"/>
+        </w:rPr>
+      </w:pPr>
+    </w:p>
+    <w:p>
+      <w:pPr>
+        <w:jc w:val="center"/>
+        <w:rPr>
+          <w:lang w:val="en-US"/>
+        </w:rPr>
+      </w:pPr>
+      <w:r>
+        <w:rPr>
+          <w:lang w:val="en-US"/>
+        </w:rPr>
+        <w:t>“Now even though we fight for different sides, we can all admit that the scourge of the Mandalorians effects all of us so if you’d be so kind to put your weapons away, it’s a fight you won’t win. I came here for a drink, not a blood bath.”</w:t>
+      </w:r>
+    </w:p>
+    <w:p>
+      <w:pPr>
+        <w:rPr>
+          <w:lang w:val="en-US"/>
+        </w:rPr>
+      </w:pPr>
+    </w:p>
+    <w:p>
+      <w:pPr>
+        <w:rPr>
+          <w:lang w:val="en-US"/>
+        </w:rPr>
+      </w:pPr>
+      <w:r>
+        <w:rPr>
+          <w:lang w:val="en-US"/>
+        </w:rPr>
+        <w:t xml:space="preserve">The Sith turn off their blades and sit back down as the bar’s musicians start to play </w:t>
+      </w:r>
+      <w:r>
+        <w:rPr>
+          <w:lang w:val="en-US"/>
+        </w:rPr>
+        <w:t>again,</w:t>
+      </w:r>
+      <w:r>
+        <w:rPr>
+          <w:lang w:val="en-US"/>
+        </w:rPr>
+        <w:t xml:space="preserve"> he walks over to the bar and orders a drink. The bar tender leans over as she places the drink down and says</w:t>
+      </w:r>
+      <w:r>
+        <w:rPr>
+          <w:lang w:val="en-US"/>
+        </w:rPr>
+        <w:t>:</w:t>
+      </w:r>
+    </w:p>
+    <w:p>
+      <w:pPr>
+        <w:rPr>
+          <w:lang w:val="en-US"/>
+        </w:rPr>
+      </w:pPr>
+    </w:p>
+    <w:p>
+      <w:pPr>
+        <w:jc w:val="center"/>
+        <w:rPr>
+          <w:lang w:val="en-US"/>
+        </w:rPr>
+      </w:pPr>
+      <w:r>
+        <w:rPr>
+          <w:lang w:val="en-US"/>
+        </w:rPr>
+        <w:t>“Over there.”</w:t>
+      </w:r>
+    </w:p>
+    <w:p>
+      <w:pPr>
+        <w:rPr>
+          <w:lang w:val="en-US"/>
+        </w:rPr>
+      </w:pPr>
+    </w:p>
+    <w:p>
+      <w:pPr>
+        <w:rPr>
+          <w:lang w:val="en-US"/>
+        </w:rPr>
+      </w:pPr>
+      <w:r>
+        <w:rPr>
+          <w:lang w:val="en-US"/>
+        </w:rPr>
+        <w:t>She points to a man with one eye sitting alone. Revan walks up to him and sits across from him. The man doesn’t look up. Revan starts by saying</w:t>
+      </w:r>
+      <w:r>
+        <w:rPr>
+          <w:lang w:val="en-US"/>
+        </w:rPr>
+        <w:t>:</w:t>
+      </w:r>
+    </w:p>
+    <w:p>
+      <w:pPr>
+        <w:rPr>
+          <w:lang w:val="en-US"/>
+        </w:rPr>
+      </w:pPr>
+    </w:p>
+    <w:p>
+      <w:pPr>
+        <w:jc w:val="center"/>
+        <w:rPr>
+          <w:lang w:val="en-US"/>
+        </w:rPr>
+      </w:pPr>
+      <w:r>
+        <w:rPr>
+          <w:lang w:val="en-US"/>
+        </w:rPr>
+        <w:t xml:space="preserve">“I’m looking for a arms manufacturer who has schematics </w:t>
+      </w:r>
+      <w:r>
+        <w:rPr>
+          <w:lang w:val="en-US"/>
+        </w:rPr>
+        <w:t>for</w:t>
+      </w:r>
+      <w:r>
+        <w:rPr>
+          <w:lang w:val="en-US"/>
+        </w:rPr>
+        <w:t xml:space="preserve"> a Mass Shadow Generator?”</w:t>
+      </w:r>
+    </w:p>
+    <w:p>
+      <w:pPr>
+        <w:rPr>
+          <w:lang w:val="en-US"/>
+        </w:rPr>
+      </w:pPr>
+    </w:p>
+    <w:p>
+      <w:pPr>
+        <w:rPr>
+          <w:lang w:val="en-US"/>
+        </w:rPr>
+      </w:pPr>
+      <w:r>
+        <w:rPr>
+          <w:lang w:val="en-US"/>
+        </w:rPr>
+        <w:t>The man looks up and says</w:t>
       </w:r>
       <w:r>
         <w:rPr>
@@ -4402,459 +4413,1247 @@
         <w:rPr>
           <w:lang w:val="en-US"/>
         </w:rPr>
-        <w:t>Of course,</w:t>
-      </w:r>
-      <w:r>
-        <w:rPr>
-          <w:lang w:val="en-US"/>
-        </w:rPr>
-        <w:t xml:space="preserve"> </w:t>
-      </w:r>
-      <w:r>
-        <w:rPr>
-          <w:lang w:val="en-US"/>
-        </w:rPr>
-        <w:t>Revan</w:t>
-      </w:r>
-      <w:r>
-        <w:rPr>
-          <w:lang w:val="en-US"/>
-        </w:rPr>
-        <w:t>, I’m fully aware of my fate.”</w:t>
-      </w:r>
-    </w:p>
-    <w:p>
-      <w:pPr>
-        <w:rPr>
-          <w:lang w:val="en-US"/>
-        </w:rPr>
-      </w:pPr>
-    </w:p>
-    <w:p>
-      <w:pPr>
-        <w:rPr>
-          <w:lang w:val="en-US"/>
-        </w:rPr>
-      </w:pPr>
-      <w:r>
-        <w:rPr>
-          <w:lang w:val="en-US"/>
-        </w:rPr>
-        <w:t xml:space="preserve">The ship drops out of hyper space and flies down to a black ash-like planet. The dust blowing like a </w:t>
-      </w:r>
-      <w:proofErr w:type="gramStart"/>
-      <w:r>
-        <w:rPr>
-          <w:lang w:val="en-US"/>
-        </w:rPr>
-        <w:t>sand storm</w:t>
-      </w:r>
-      <w:proofErr w:type="gramEnd"/>
-      <w:r>
-        <w:rPr>
-          <w:lang w:val="en-US"/>
-        </w:rPr>
-        <w:t xml:space="preserve">. The ship lands and Revan </w:t>
-      </w:r>
-      <w:proofErr w:type="gramStart"/>
-      <w:r>
-        <w:rPr>
-          <w:lang w:val="en-US"/>
-        </w:rPr>
-        <w:t>stands</w:t>
-      </w:r>
-      <w:proofErr w:type="gramEnd"/>
-      <w:r>
-        <w:rPr>
-          <w:lang w:val="en-US"/>
-        </w:rPr>
-        <w:t xml:space="preserve"> out, his white robe being doused in black soot. He walks towards a saloon,</w:t>
-      </w:r>
-      <w:r>
-        <w:rPr>
-          <w:lang w:val="en-US"/>
-        </w:rPr>
-        <w:t xml:space="preserve"> as he does so we see the white robe become </w:t>
-      </w:r>
-      <w:proofErr w:type="gramStart"/>
-      <w:r>
-        <w:rPr>
-          <w:lang w:val="en-US"/>
-        </w:rPr>
-        <w:t>darker and darker</w:t>
-      </w:r>
-      <w:proofErr w:type="gramEnd"/>
-      <w:r>
-        <w:rPr>
-          <w:lang w:val="en-US"/>
-        </w:rPr>
-        <w:t>,</w:t>
-      </w:r>
-      <w:r>
-        <w:rPr>
-          <w:lang w:val="en-US"/>
-        </w:rPr>
-        <w:t xml:space="preserve"> </w:t>
-      </w:r>
-      <w:r>
-        <w:rPr>
-          <w:lang w:val="en-US"/>
-        </w:rPr>
-        <w:t>he</w:t>
-      </w:r>
-      <w:r>
-        <w:rPr>
-          <w:lang w:val="en-US"/>
-        </w:rPr>
-        <w:t xml:space="preserve"> blows open the doors with </w:t>
-      </w:r>
-      <w:proofErr w:type="gramStart"/>
-      <w:r>
-        <w:rPr>
-          <w:lang w:val="en-US"/>
-        </w:rPr>
-        <w:t>the force</w:t>
-      </w:r>
-      <w:proofErr w:type="gramEnd"/>
-      <w:r>
-        <w:rPr>
-          <w:lang w:val="en-US"/>
-        </w:rPr>
-        <w:t>. He then says</w:t>
-      </w:r>
-      <w:r>
-        <w:rPr>
-          <w:lang w:val="en-US"/>
-        </w:rPr>
-        <w:t>:</w:t>
-      </w:r>
-    </w:p>
-    <w:p>
-      <w:pPr>
-        <w:rPr>
-          <w:lang w:val="en-US"/>
-        </w:rPr>
-      </w:pPr>
-    </w:p>
-    <w:p>
-      <w:pPr>
-        <w:jc w:val="center"/>
-        <w:rPr>
-          <w:lang w:val="en-US"/>
-        </w:rPr>
-      </w:pPr>
-      <w:r>
-        <w:rPr>
-          <w:lang w:val="en-US"/>
-        </w:rPr>
-        <w:t>“Right, I need to find a certain weapons maker that I heard lives here.”</w:t>
-      </w:r>
-    </w:p>
-    <w:p>
-      <w:pPr>
-        <w:rPr>
-          <w:lang w:val="en-US"/>
-        </w:rPr>
-      </w:pPr>
-    </w:p>
-    <w:p>
-      <w:pPr>
-        <w:rPr>
-          <w:lang w:val="en-US"/>
-        </w:rPr>
-      </w:pPr>
-      <w:r>
-        <w:rPr>
-          <w:lang w:val="en-US"/>
-        </w:rPr>
-        <w:t xml:space="preserve">The bar stands up and light their lightsabers. One </w:t>
-      </w:r>
-      <w:proofErr w:type="spellStart"/>
-      <w:r>
-        <w:rPr>
-          <w:lang w:val="en-US"/>
-        </w:rPr>
-        <w:t>sith</w:t>
-      </w:r>
-      <w:proofErr w:type="spellEnd"/>
-      <w:r>
-        <w:rPr>
-          <w:lang w:val="en-US"/>
-        </w:rPr>
-        <w:t xml:space="preserve"> says</w:t>
-      </w:r>
-      <w:r>
-        <w:rPr>
-          <w:lang w:val="en-US"/>
-        </w:rPr>
-        <w:t>:</w:t>
-      </w:r>
-    </w:p>
-    <w:p>
-      <w:pPr>
-        <w:rPr>
-          <w:lang w:val="en-US"/>
-        </w:rPr>
-      </w:pPr>
-    </w:p>
-    <w:p>
-      <w:pPr>
-        <w:jc w:val="center"/>
-        <w:rPr>
-          <w:lang w:val="en-US"/>
-        </w:rPr>
-      </w:pPr>
-      <w:r>
-        <w:rPr>
-          <w:lang w:val="en-US"/>
-        </w:rPr>
-        <w:t>“Jedi aren’t welcome here.”</w:t>
-      </w:r>
-    </w:p>
-    <w:p>
-      <w:pPr>
-        <w:rPr>
-          <w:lang w:val="en-US"/>
-        </w:rPr>
-      </w:pPr>
-    </w:p>
-    <w:p>
-      <w:pPr>
-        <w:rPr>
-          <w:lang w:val="en-US"/>
-        </w:rPr>
-      </w:pPr>
-      <w:r>
-        <w:rPr>
-          <w:lang w:val="en-US"/>
-        </w:rPr>
-        <w:t>Revan smiles an evil smile and says</w:t>
-      </w:r>
-      <w:r>
-        <w:rPr>
-          <w:lang w:val="en-US"/>
-        </w:rPr>
-        <w:t>:</w:t>
-      </w:r>
-    </w:p>
-    <w:p>
-      <w:pPr>
-        <w:rPr>
-          <w:lang w:val="en-US"/>
-        </w:rPr>
-      </w:pPr>
-    </w:p>
-    <w:p>
-      <w:pPr>
-        <w:jc w:val="center"/>
-        <w:rPr>
-          <w:lang w:val="en-US"/>
-        </w:rPr>
-      </w:pPr>
-      <w:r>
-        <w:rPr>
-          <w:lang w:val="en-US"/>
-        </w:rPr>
-        <w:t>“Who said I’m a jedi?”</w:t>
-      </w:r>
-    </w:p>
-    <w:p>
-      <w:pPr>
-        <w:rPr>
-          <w:lang w:val="en-US"/>
-        </w:rPr>
-      </w:pPr>
-    </w:p>
-    <w:p>
-      <w:pPr>
-        <w:rPr>
-          <w:lang w:val="en-US"/>
-        </w:rPr>
-      </w:pPr>
-      <w:r>
-        <w:rPr>
-          <w:lang w:val="en-US"/>
-        </w:rPr>
-        <w:t>And strikes him with force lightning, blowing him back, setting him on fire and killing him. Revan continues</w:t>
-      </w:r>
-      <w:r>
-        <w:rPr>
-          <w:lang w:val="en-US"/>
-        </w:rPr>
-        <w:t>:</w:t>
-      </w:r>
-    </w:p>
-    <w:p>
-      <w:pPr>
-        <w:rPr>
-          <w:lang w:val="en-US"/>
-        </w:rPr>
-      </w:pPr>
-    </w:p>
-    <w:p>
-      <w:pPr>
-        <w:jc w:val="center"/>
-        <w:rPr>
-          <w:lang w:val="en-US"/>
-        </w:rPr>
-      </w:pPr>
-      <w:r>
-        <w:rPr>
-          <w:lang w:val="en-US"/>
-        </w:rPr>
-        <w:t xml:space="preserve">“Now even though we fight for different sides, we can all admit that the scourge of the </w:t>
-      </w:r>
-      <w:proofErr w:type="spellStart"/>
-      <w:r>
-        <w:rPr>
-          <w:lang w:val="en-US"/>
-        </w:rPr>
-        <w:t>Mandalorians</w:t>
-      </w:r>
-      <w:proofErr w:type="spellEnd"/>
-      <w:r>
-        <w:rPr>
-          <w:lang w:val="en-US"/>
-        </w:rPr>
-        <w:t xml:space="preserve"> effects all of us so if you’d be so kind to put your weapons away, it’s a fight you won’t win. I came here for a drink, not a blood bath.”</w:t>
-      </w:r>
-    </w:p>
-    <w:p>
-      <w:pPr>
-        <w:rPr>
-          <w:lang w:val="en-US"/>
-        </w:rPr>
-      </w:pPr>
-    </w:p>
-    <w:p>
-      <w:pPr>
-        <w:rPr>
-          <w:lang w:val="en-US"/>
-        </w:rPr>
-      </w:pPr>
-      <w:r>
-        <w:rPr>
-          <w:lang w:val="en-US"/>
-        </w:rPr>
-        <w:t xml:space="preserve">The Sith turn off their blades and sit back down as the bar’s musicians start to play </w:t>
-      </w:r>
-      <w:r>
-        <w:rPr>
-          <w:lang w:val="en-US"/>
-        </w:rPr>
-        <w:t>again,</w:t>
-      </w:r>
-      <w:r>
-        <w:rPr>
-          <w:lang w:val="en-US"/>
-        </w:rPr>
-        <w:t xml:space="preserve"> he walks over to the bar and orders a drink. The bar tender leans over as she places the drink down and says</w:t>
-      </w:r>
-      <w:r>
-        <w:rPr>
-          <w:lang w:val="en-US"/>
-        </w:rPr>
-        <w:t>:</w:t>
-      </w:r>
-    </w:p>
-    <w:p>
-      <w:pPr>
-        <w:rPr>
-          <w:lang w:val="en-US"/>
-        </w:rPr>
-      </w:pPr>
-    </w:p>
-    <w:p>
-      <w:pPr>
-        <w:jc w:val="center"/>
-        <w:rPr>
-          <w:lang w:val="en-US"/>
-        </w:rPr>
-      </w:pPr>
-      <w:r>
-        <w:rPr>
-          <w:lang w:val="en-US"/>
-        </w:rPr>
-        <w:t>“Over there.”</w:t>
-      </w:r>
-    </w:p>
-    <w:p>
-      <w:pPr>
-        <w:rPr>
-          <w:lang w:val="en-US"/>
-        </w:rPr>
-      </w:pPr>
-    </w:p>
-    <w:p>
-      <w:pPr>
-        <w:rPr>
-          <w:lang w:val="en-US"/>
-        </w:rPr>
-      </w:pPr>
-      <w:r>
-        <w:rPr>
-          <w:lang w:val="en-US"/>
-        </w:rPr>
-        <w:t>She points to a man with one eye sitting alone. Revan walks up to him and sits across from him. The man doesn’t look up. Revan starts by saying</w:t>
-      </w:r>
-      <w:r>
-        <w:rPr>
-          <w:lang w:val="en-US"/>
-        </w:rPr>
-        <w:t>:</w:t>
-      </w:r>
-    </w:p>
-    <w:p>
-      <w:pPr>
-        <w:rPr>
-          <w:lang w:val="en-US"/>
-        </w:rPr>
-      </w:pPr>
-    </w:p>
-    <w:p>
-      <w:pPr>
-        <w:jc w:val="center"/>
-        <w:rPr>
-          <w:lang w:val="en-US"/>
-        </w:rPr>
-      </w:pPr>
-      <w:r>
-        <w:rPr>
-          <w:lang w:val="en-US"/>
-        </w:rPr>
-        <w:t xml:space="preserve">“I’m looking for a arms manufacturer who has schematics </w:t>
-      </w:r>
-      <w:r>
-        <w:rPr>
-          <w:lang w:val="en-US"/>
-        </w:rPr>
-        <w:t>for</w:t>
-      </w:r>
-      <w:r>
-        <w:rPr>
-          <w:lang w:val="en-US"/>
-        </w:rPr>
-        <w:t xml:space="preserve"> a Mass Shadow Generator?”</w:t>
-      </w:r>
-    </w:p>
-    <w:p>
-      <w:pPr>
-        <w:rPr>
-          <w:lang w:val="en-US"/>
-        </w:rPr>
-      </w:pPr>
-    </w:p>
-    <w:p>
-      <w:pPr>
-        <w:rPr>
-          <w:lang w:val="en-US"/>
-        </w:rPr>
-      </w:pPr>
-      <w:r>
-        <w:rPr>
-          <w:lang w:val="en-US"/>
-        </w:rPr>
-        <w:t>The man looks up and says</w:t>
+        <w:t>And what makes you think I’d have such a super weapon?”</w:t>
+      </w:r>
+    </w:p>
+    <w:p>
+      <w:pPr>
+        <w:rPr>
+          <w:lang w:val="en-US"/>
+        </w:rPr>
+      </w:pPr>
+    </w:p>
+    <w:p>
+      <w:pPr>
+        <w:rPr>
+          <w:lang w:val="en-US"/>
+        </w:rPr>
+      </w:pPr>
+      <w:r>
+        <w:rPr>
+          <w:lang w:val="en-US"/>
+        </w:rPr>
+        <w:t>Revan smiles and says</w:t>
+      </w:r>
+      <w:r>
+        <w:rPr>
+          <w:lang w:val="en-US"/>
+        </w:rPr>
+        <w:t>:</w:t>
+      </w:r>
+    </w:p>
+    <w:p>
+      <w:pPr>
+        <w:rPr>
+          <w:lang w:val="en-US"/>
+        </w:rPr>
+      </w:pPr>
+    </w:p>
+    <w:p>
+      <w:pPr>
+        <w:jc w:val="center"/>
+        <w:rPr>
+          <w:lang w:val="en-US"/>
+        </w:rPr>
+      </w:pPr>
+      <w:r>
+        <w:rPr>
+          <w:lang w:val="en-US"/>
+        </w:rPr>
+        <w:t>“Because you know what it is.”</w:t>
+      </w:r>
+    </w:p>
+    <w:p>
+      <w:pPr>
+        <w:rPr>
+          <w:lang w:val="en-US"/>
+        </w:rPr>
+      </w:pPr>
+    </w:p>
+    <w:p>
+      <w:pPr>
+        <w:rPr>
+          <w:lang w:val="en-US"/>
+        </w:rPr>
+      </w:pPr>
+      <w:r>
+        <w:rPr>
+          <w:lang w:val="en-US"/>
+        </w:rPr>
+        <w:t>The sith lord smiles and says</w:t>
+      </w:r>
+      <w:r>
+        <w:rPr>
+          <w:lang w:val="en-US"/>
+        </w:rPr>
+        <w:t>:</w:t>
+      </w:r>
+    </w:p>
+    <w:p>
+      <w:pPr>
+        <w:rPr>
+          <w:lang w:val="en-US"/>
+        </w:rPr>
+      </w:pPr>
+    </w:p>
+    <w:p>
+      <w:pPr>
+        <w:jc w:val="center"/>
+        <w:rPr>
+          <w:lang w:val="en-US"/>
+        </w:rPr>
+      </w:pPr>
+      <w:r>
+        <w:rPr>
+          <w:lang w:val="en-US"/>
+        </w:rPr>
+        <w:t>“The schematics will cost you Jedi… dearly.”</w:t>
+      </w:r>
+    </w:p>
+    <w:p>
+      <w:pPr>
+        <w:rPr>
+          <w:lang w:val="en-US"/>
+        </w:rPr>
+      </w:pPr>
+    </w:p>
+    <w:p>
+      <w:pPr>
+        <w:rPr>
+          <w:lang w:val="en-US"/>
+        </w:rPr>
+      </w:pPr>
+      <w:r>
+        <w:rPr>
+          <w:lang w:val="en-US"/>
+        </w:rPr>
+        <w:t>Revan leans back and says</w:t>
+      </w:r>
+      <w:r>
+        <w:rPr>
+          <w:lang w:val="en-US"/>
+        </w:rPr>
+        <w:t>:</w:t>
+      </w:r>
+    </w:p>
+    <w:p>
+      <w:pPr>
+        <w:rPr>
+          <w:lang w:val="en-US"/>
+        </w:rPr>
+      </w:pPr>
+    </w:p>
+    <w:p>
+      <w:pPr>
+        <w:jc w:val="center"/>
+        <w:rPr>
+          <w:lang w:val="en-US"/>
+        </w:rPr>
+      </w:pPr>
+      <w:r>
+        <w:rPr>
+          <w:lang w:val="en-US"/>
+        </w:rPr>
+        <w:t>“Name your price.”</w:t>
+      </w:r>
+    </w:p>
+    <w:p>
+      <w:pPr>
+        <w:rPr>
+          <w:lang w:val="en-US"/>
+        </w:rPr>
+      </w:pPr>
+    </w:p>
+    <w:p>
+      <w:pPr>
+        <w:rPr>
+          <w:lang w:val="en-US"/>
+        </w:rPr>
+      </w:pPr>
+      <w:r>
+        <w:rPr>
+          <w:lang w:val="en-US"/>
+        </w:rPr>
+        <w:t>He leans back mirroring him and says</w:t>
+      </w:r>
+      <w:r>
+        <w:rPr>
+          <w:lang w:val="en-US"/>
+        </w:rPr>
+        <w:t>:</w:t>
+      </w:r>
+    </w:p>
+    <w:p>
+      <w:pPr>
+        <w:rPr>
+          <w:lang w:val="en-US"/>
+        </w:rPr>
+      </w:pPr>
+    </w:p>
+    <w:p>
+      <w:pPr>
+        <w:jc w:val="center"/>
+        <w:rPr>
+          <w:lang w:val="en-US"/>
+        </w:rPr>
+      </w:pPr>
+      <w:r>
+        <w:rPr>
+          <w:lang w:val="en-US"/>
+        </w:rPr>
+        <w:t>“100,000,000 galactic credits along with your nicest ship.”</w:t>
+      </w:r>
+    </w:p>
+    <w:p>
+      <w:pPr>
+        <w:rPr>
+          <w:lang w:val="en-US"/>
+        </w:rPr>
+      </w:pPr>
+    </w:p>
+    <w:p>
+      <w:pPr>
+        <w:rPr>
+          <w:lang w:val="en-US"/>
+        </w:rPr>
+      </w:pPr>
+      <w:r>
+        <w:rPr>
+          <w:lang w:val="en-US"/>
+        </w:rPr>
+        <w:t>Revan smiles and says</w:t>
+      </w:r>
+      <w:r>
+        <w:rPr>
+          <w:lang w:val="en-US"/>
+        </w:rPr>
+        <w:t>:</w:t>
+      </w:r>
+    </w:p>
+    <w:p>
+      <w:pPr>
+        <w:rPr>
+          <w:lang w:val="en-US"/>
+        </w:rPr>
+      </w:pPr>
+    </w:p>
+    <w:p>
+      <w:pPr>
+        <w:jc w:val="center"/>
+        <w:rPr>
+          <w:lang w:val="en-US"/>
+        </w:rPr>
+      </w:pPr>
+      <w:r>
+        <w:rPr>
+          <w:lang w:val="en-US"/>
+        </w:rPr>
+        <w:t>“We have a Mandalorian ship we stole, gold inlay, mood lighting, plenty of room, comfortable chairs and as for the money, we broke into the bank of Mandalore, you’ll have it in a fort night.”</w:t>
+      </w:r>
+    </w:p>
+    <w:p>
+      <w:pPr>
+        <w:rPr>
+          <w:lang w:val="en-US"/>
+        </w:rPr>
+      </w:pPr>
+    </w:p>
+    <w:p>
+      <w:pPr>
+        <w:rPr>
+          <w:lang w:val="en-US"/>
+        </w:rPr>
+      </w:pPr>
+      <w:r>
+        <w:rPr>
+          <w:lang w:val="en-US"/>
+        </w:rPr>
+        <w:t>The sith laughs and says</w:t>
+      </w:r>
+      <w:r>
+        <w:rPr>
+          <w:lang w:val="en-US"/>
+        </w:rPr>
+        <w:t>:</w:t>
+      </w:r>
+    </w:p>
+    <w:p>
+      <w:pPr>
+        <w:rPr>
+          <w:lang w:val="en-US"/>
+        </w:rPr>
+      </w:pPr>
+    </w:p>
+    <w:p>
+      <w:pPr>
+        <w:jc w:val="center"/>
+        <w:rPr>
+          <w:lang w:val="en-US"/>
+        </w:rPr>
+      </w:pPr>
+      <w:r>
+        <w:rPr>
+          <w:lang w:val="en-US"/>
+        </w:rPr>
+        <w:t>“You’re serious?”</w:t>
+      </w:r>
+    </w:p>
+    <w:p>
+      <w:pPr>
+        <w:rPr>
+          <w:lang w:val="en-US"/>
+        </w:rPr>
+      </w:pPr>
+    </w:p>
+    <w:p>
+      <w:pPr>
+        <w:rPr>
+          <w:lang w:val="en-US"/>
+        </w:rPr>
+      </w:pPr>
+      <w:r>
+        <w:rPr>
+          <w:lang w:val="en-US"/>
+        </w:rPr>
+        <w:t>Revan says</w:t>
+      </w:r>
+      <w:r>
+        <w:rPr>
+          <w:lang w:val="en-US"/>
+        </w:rPr>
+        <w:t>:</w:t>
+      </w:r>
+    </w:p>
+    <w:p>
+      <w:pPr>
+        <w:rPr>
+          <w:lang w:val="en-US"/>
+        </w:rPr>
+      </w:pPr>
+    </w:p>
+    <w:p>
+      <w:pPr>
+        <w:jc w:val="center"/>
+        <w:rPr>
+          <w:lang w:val="en-US"/>
+        </w:rPr>
+      </w:pPr>
+      <w:r>
+        <w:rPr>
+          <w:lang w:val="en-US"/>
+        </w:rPr>
+        <w:t>“Of course, do I not look it?”</w:t>
+      </w:r>
+    </w:p>
+    <w:p>
+      <w:pPr>
+        <w:rPr>
+          <w:lang w:val="en-US"/>
+        </w:rPr>
+      </w:pPr>
+    </w:p>
+    <w:p>
+      <w:pPr>
+        <w:rPr>
+          <w:lang w:val="en-US"/>
+        </w:rPr>
+      </w:pPr>
+      <w:r>
+        <w:rPr>
+          <w:lang w:val="en-US"/>
+        </w:rPr>
+        <w:t>The Sith says:</w:t>
+      </w:r>
+    </w:p>
+    <w:p>
+      <w:pPr>
+        <w:rPr>
+          <w:lang w:val="en-US"/>
+        </w:rPr>
+      </w:pPr>
+    </w:p>
+    <w:p>
+      <w:pPr>
+        <w:jc w:val="center"/>
+        <w:rPr>
+          <w:lang w:val="en-US"/>
+        </w:rPr>
+      </w:pPr>
+      <w:r>
+        <w:rPr>
+          <w:lang w:val="en-US"/>
+        </w:rPr>
+        <w:t>“A Jedi wanted a mass shadow generator? How times have changed.”</w:t>
+      </w:r>
+    </w:p>
+    <w:p>
+      <w:pPr>
+        <w:rPr>
+          <w:lang w:val="en-US"/>
+        </w:rPr>
+      </w:pPr>
+    </w:p>
+    <w:p>
+      <w:pPr>
+        <w:rPr>
+          <w:lang w:val="en-US"/>
+        </w:rPr>
+      </w:pPr>
+      <w:r>
+        <w:rPr>
+          <w:lang w:val="en-US"/>
+        </w:rPr>
+        <w:t>Revan sighs and says:</w:t>
+      </w:r>
+    </w:p>
+    <w:p>
+      <w:pPr>
+        <w:rPr>
+          <w:lang w:val="en-US"/>
+        </w:rPr>
+      </w:pPr>
+    </w:p>
+    <w:p>
+      <w:pPr>
+        <w:jc w:val="center"/>
+        <w:rPr>
+          <w:lang w:val="en-US"/>
+        </w:rPr>
+      </w:pPr>
+      <w:r>
+        <w:rPr>
+          <w:lang w:val="en-US"/>
+        </w:rPr>
+        <w:t>“War changes us all. What was unthinkable yesterday, is necessary today.”</w:t>
+      </w:r>
+    </w:p>
+    <w:p>
+      <w:pPr>
+        <w:rPr>
+          <w:lang w:val="en-US"/>
+        </w:rPr>
+      </w:pPr>
+    </w:p>
+    <w:p>
+      <w:pPr>
+        <w:rPr>
+          <w:lang w:val="en-US"/>
+        </w:rPr>
+      </w:pPr>
+      <w:r>
+        <w:rPr>
+          <w:lang w:val="en-US"/>
+        </w:rPr>
+        <w:t>The sith pauses and says</w:t>
+      </w:r>
+      <w:r>
+        <w:rPr>
+          <w:lang w:val="en-US"/>
+        </w:rPr>
+        <w:t>:</w:t>
+      </w:r>
+    </w:p>
+    <w:p>
+      <w:pPr>
+        <w:rPr>
+          <w:lang w:val="en-US"/>
+        </w:rPr>
+      </w:pPr>
+    </w:p>
+    <w:p>
+      <w:pPr>
+        <w:jc w:val="center"/>
+        <w:rPr>
+          <w:lang w:val="en-US"/>
+        </w:rPr>
+      </w:pPr>
+      <w:r>
+        <w:rPr>
+          <w:lang w:val="en-US"/>
+        </w:rPr>
+        <w:t>“The black looks good on you.”</w:t>
+      </w:r>
+    </w:p>
+    <w:p>
+      <w:pPr>
+        <w:rPr>
+          <w:lang w:val="en-US"/>
+        </w:rPr>
+      </w:pPr>
+    </w:p>
+    <w:p>
+      <w:pPr>
+        <w:rPr>
+          <w:lang w:val="en-US"/>
+        </w:rPr>
+      </w:pPr>
+      <w:r>
+        <w:rPr>
+          <w:lang w:val="en-US"/>
+        </w:rPr>
+        <w:t>We transition back to Ekhralon and Zeravûn in the training dojo. He begins by saying</w:t>
+      </w:r>
+      <w:r>
+        <w:rPr>
+          <w:lang w:val="en-US"/>
+        </w:rPr>
+        <w:t>:</w:t>
+      </w:r>
+    </w:p>
+    <w:p>
+      <w:pPr>
+        <w:rPr>
+          <w:lang w:val="en-US"/>
+        </w:rPr>
+      </w:pPr>
+    </w:p>
+    <w:p>
+      <w:pPr>
+        <w:jc w:val="center"/>
+        <w:rPr>
+          <w:lang w:val="en-US"/>
+        </w:rPr>
+      </w:pPr>
+      <w:r>
+        <w:rPr>
+          <w:lang w:val="en-US"/>
+        </w:rPr>
+        <w:t>“An ancient sith weapon isn’t like a lightsaber, it has real weight in the blade, but it’s perfectly balanced.”</w:t>
+      </w:r>
+    </w:p>
+    <w:p>
+      <w:pPr>
+        <w:rPr>
+          <w:lang w:val="en-US"/>
+        </w:rPr>
+      </w:pPr>
+    </w:p>
+    <w:p>
+      <w:pPr>
+        <w:rPr>
+          <w:lang w:val="en-US"/>
+        </w:rPr>
+      </w:pPr>
+      <w:r>
+        <w:rPr>
+          <w:lang w:val="en-US"/>
+        </w:rPr>
+        <w:t>Ekhralon watches him balance the blade on his finger, he then continues</w:t>
+      </w:r>
+      <w:r>
+        <w:rPr>
+          <w:lang w:val="en-US"/>
+        </w:rPr>
+        <w:t>:</w:t>
+      </w:r>
+    </w:p>
+    <w:p>
+      <w:pPr>
+        <w:rPr>
+          <w:lang w:val="en-US"/>
+        </w:rPr>
+      </w:pPr>
+    </w:p>
+    <w:p>
+      <w:pPr>
+        <w:jc w:val="center"/>
+        <w:rPr>
+          <w:lang w:val="en-US"/>
+        </w:rPr>
+      </w:pPr>
+      <w:r>
+        <w:rPr>
+          <w:lang w:val="en-US"/>
+        </w:rPr>
+        <w:lastRenderedPageBreak/>
+        <w:t>“The sith sigils on the blade invoke different force elements, they are what turns a normal piece of metal into a weapon that still works to this day.”</w:t>
+      </w:r>
+    </w:p>
+    <w:p>
+      <w:pPr>
+        <w:rPr>
+          <w:lang w:val="en-US"/>
+        </w:rPr>
+      </w:pPr>
+    </w:p>
+    <w:p>
+      <w:pPr>
+        <w:rPr>
+          <w:lang w:val="en-US"/>
+        </w:rPr>
+      </w:pPr>
+      <w:r>
+        <w:rPr>
+          <w:lang w:val="en-US"/>
+        </w:rPr>
+        <w:t>The golden sigils on the blade reflex against the light. Ekhralon says</w:t>
+      </w:r>
+      <w:r>
+        <w:rPr>
+          <w:lang w:val="en-US"/>
+        </w:rPr>
+        <w:t>:</w:t>
+      </w:r>
+    </w:p>
+    <w:p>
+      <w:pPr>
+        <w:rPr>
+          <w:lang w:val="en-US"/>
+        </w:rPr>
+      </w:pPr>
+    </w:p>
+    <w:p>
+      <w:pPr>
+        <w:jc w:val="center"/>
+        <w:rPr>
+          <w:lang w:val="en-US"/>
+        </w:rPr>
+      </w:pPr>
+      <w:r>
+        <w:rPr>
+          <w:lang w:val="en-US"/>
+        </w:rPr>
+        <w:t>“What do they mean?”</w:t>
+      </w:r>
+    </w:p>
+    <w:p>
+      <w:pPr>
+        <w:rPr>
+          <w:lang w:val="en-US"/>
+        </w:rPr>
+      </w:pPr>
+    </w:p>
+    <w:p>
+      <w:pPr>
+        <w:rPr>
+          <w:lang w:val="en-US"/>
+        </w:rPr>
+      </w:pPr>
+      <w:r>
+        <w:rPr>
+          <w:lang w:val="en-US"/>
+        </w:rPr>
+        <w:t>Zeravûn says</w:t>
+      </w:r>
+      <w:r>
+        <w:rPr>
+          <w:lang w:val="en-US"/>
+        </w:rPr>
+        <w:t>:</w:t>
+      </w:r>
+    </w:p>
+    <w:p>
+      <w:pPr>
+        <w:rPr>
+          <w:lang w:val="en-US"/>
+        </w:rPr>
+      </w:pPr>
+    </w:p>
+    <w:p>
+      <w:pPr>
+        <w:jc w:val="center"/>
+        <w:rPr>
+          <w:lang w:val="en-US"/>
+        </w:rPr>
+      </w:pPr>
+      <w:r>
+        <w:rPr>
+          <w:lang w:val="en-US"/>
+        </w:rPr>
+        <w:t>“Their meanings have been mostly lost over the generations, but we know one of them… Death.”</w:t>
+      </w:r>
+    </w:p>
+    <w:p>
+      <w:pPr>
+        <w:rPr>
+          <w:lang w:val="en-US"/>
+        </w:rPr>
+      </w:pPr>
+    </w:p>
+    <w:p>
+      <w:pPr>
+        <w:rPr>
+          <w:lang w:val="en-US"/>
+        </w:rPr>
+      </w:pPr>
+      <w:r>
+        <w:rPr>
+          <w:lang w:val="en-US"/>
+        </w:rPr>
+        <w:t>He points to the top sigil. Ekhralon says</w:t>
+      </w:r>
+      <w:r>
+        <w:rPr>
+          <w:lang w:val="en-US"/>
+        </w:rPr>
+        <w:t>:</w:t>
+      </w:r>
+    </w:p>
+    <w:p>
+      <w:pPr>
+        <w:rPr>
+          <w:lang w:val="en-US"/>
+        </w:rPr>
+      </w:pPr>
+    </w:p>
+    <w:p>
+      <w:pPr>
+        <w:jc w:val="center"/>
+        <w:rPr>
+          <w:lang w:val="en-US"/>
+        </w:rPr>
+      </w:pPr>
+      <w:r>
+        <w:rPr>
+          <w:lang w:val="en-US"/>
+        </w:rPr>
+        <w:t>“Not on the nose at all.”</w:t>
+      </w:r>
+    </w:p>
+    <w:p>
+      <w:pPr>
+        <w:rPr>
+          <w:lang w:val="en-US"/>
+        </w:rPr>
+      </w:pPr>
+    </w:p>
+    <w:p>
+      <w:pPr>
+        <w:rPr>
+          <w:lang w:val="en-US"/>
+        </w:rPr>
+      </w:pPr>
+      <w:r>
+        <w:rPr>
+          <w:lang w:val="en-US"/>
+        </w:rPr>
+        <w:t>Zeravûn flips the weapon around and says</w:t>
+      </w:r>
+      <w:r>
+        <w:rPr>
+          <w:lang w:val="en-US"/>
+        </w:rPr>
+        <w:t>:</w:t>
+      </w:r>
+    </w:p>
+    <w:p>
+      <w:pPr>
+        <w:rPr>
+          <w:lang w:val="en-US"/>
+        </w:rPr>
+      </w:pPr>
+    </w:p>
+    <w:p>
+      <w:pPr>
+        <w:jc w:val="center"/>
+        <w:rPr>
+          <w:lang w:val="en-US"/>
+        </w:rPr>
+      </w:pPr>
+      <w:r>
+        <w:rPr>
+          <w:lang w:val="en-US"/>
+        </w:rPr>
+        <w:t>“Try it.”</w:t>
+      </w:r>
+    </w:p>
+    <w:p>
+      <w:pPr>
+        <w:rPr>
+          <w:lang w:val="en-US"/>
+        </w:rPr>
+      </w:pPr>
+    </w:p>
+    <w:p>
+      <w:pPr>
+        <w:rPr>
+          <w:lang w:val="en-US"/>
+        </w:rPr>
+      </w:pPr>
+      <w:r>
+        <w:rPr>
+          <w:lang w:val="en-US"/>
+        </w:rPr>
+        <w:t>She grabs the weapon and sees images of old sith lords waging war against the Jedi, like the Jedi did in the Chiss palace but she doesn’t cry. Zeravûn says</w:t>
+      </w:r>
+      <w:r>
+        <w:rPr>
+          <w:lang w:val="en-US"/>
+        </w:rPr>
+        <w:t>:</w:t>
+      </w:r>
+    </w:p>
+    <w:p>
+      <w:pPr>
+        <w:rPr>
+          <w:lang w:val="en-US"/>
+        </w:rPr>
+      </w:pPr>
+    </w:p>
+    <w:p>
+      <w:pPr>
+        <w:jc w:val="center"/>
+        <w:rPr>
+          <w:lang w:val="en-US"/>
+        </w:rPr>
+      </w:pPr>
+      <w:r>
+        <w:rPr>
+          <w:lang w:val="en-US"/>
+        </w:rPr>
+        <w:t>“A weapon like this carries a history, it can invoke images of past fights, or certain events and assassinations. To wield it you are channeling history, you understand?”</w:t>
+      </w:r>
+    </w:p>
+    <w:p>
+      <w:pPr>
+        <w:rPr>
+          <w:lang w:val="en-US"/>
+        </w:rPr>
+      </w:pPr>
+    </w:p>
+    <w:p>
+      <w:pPr>
+        <w:rPr>
+          <w:lang w:val="en-US"/>
+        </w:rPr>
+      </w:pPr>
+      <w:r>
+        <w:rPr>
+          <w:lang w:val="en-US"/>
+        </w:rPr>
+        <w:t>Ekhralon says a little shaken</w:t>
+      </w:r>
+      <w:r>
+        <w:rPr>
+          <w:lang w:val="en-US"/>
+        </w:rPr>
+        <w:t>:</w:t>
+      </w:r>
+    </w:p>
+    <w:p>
+      <w:pPr>
+        <w:rPr>
+          <w:lang w:val="en-US"/>
+        </w:rPr>
+      </w:pPr>
+    </w:p>
+    <w:p>
+      <w:pPr>
+        <w:jc w:val="center"/>
+        <w:rPr>
+          <w:lang w:val="en-US"/>
+        </w:rPr>
+      </w:pPr>
+      <w:r>
+        <w:rPr>
+          <w:lang w:val="en-US"/>
+        </w:rPr>
+        <w:t>“Yes… yes I do.”</w:t>
+      </w:r>
+    </w:p>
+    <w:p>
+      <w:pPr>
+        <w:rPr>
+          <w:lang w:val="en-US"/>
+        </w:rPr>
+      </w:pPr>
+    </w:p>
+    <w:p>
+      <w:pPr>
+        <w:rPr>
+          <w:lang w:val="en-US"/>
+        </w:rPr>
+      </w:pPr>
+      <w:r>
+        <w:rPr>
+          <w:lang w:val="en-US"/>
+        </w:rPr>
+        <w:t>Zeravûn starts up the droids and says</w:t>
+      </w:r>
+      <w:r>
+        <w:rPr>
+          <w:lang w:val="en-US"/>
+        </w:rPr>
+        <w:t>:</w:t>
+      </w:r>
+    </w:p>
+    <w:p>
+      <w:pPr>
+        <w:rPr>
+          <w:lang w:val="en-US"/>
+        </w:rPr>
+      </w:pPr>
+    </w:p>
+    <w:p>
+      <w:pPr>
+        <w:jc w:val="center"/>
+        <w:rPr>
+          <w:lang w:val="en-US"/>
+        </w:rPr>
+      </w:pPr>
+      <w:r>
+        <w:rPr>
+          <w:lang w:val="en-US"/>
+        </w:rPr>
+        <w:t>“Alright, these droids are your typical fighting styles, the ancient style uses the weaknesses of each against them.”</w:t>
+      </w:r>
+    </w:p>
+    <w:p>
+      <w:pPr>
+        <w:rPr>
+          <w:lang w:val="en-US"/>
+        </w:rPr>
+      </w:pPr>
+    </w:p>
+    <w:p>
+      <w:pPr>
+        <w:rPr>
+          <w:lang w:val="en-US"/>
+        </w:rPr>
+      </w:pPr>
+      <w:r>
+        <w:rPr>
+          <w:lang w:val="en-US"/>
+        </w:rPr>
+        <w:t>Ekhralon says</w:t>
+      </w:r>
+      <w:r>
+        <w:rPr>
+          <w:lang w:val="en-US"/>
+        </w:rPr>
+        <w:t>:</w:t>
+      </w:r>
+    </w:p>
+    <w:p>
+      <w:pPr>
+        <w:rPr>
+          <w:lang w:val="en-US"/>
+        </w:rPr>
+      </w:pPr>
+    </w:p>
+    <w:p>
+      <w:pPr>
+        <w:jc w:val="center"/>
+        <w:rPr>
+          <w:lang w:val="en-US"/>
+        </w:rPr>
+      </w:pPr>
+      <w:r>
+        <w:rPr>
+          <w:lang w:val="en-US"/>
+        </w:rPr>
+        <w:t>“Like Revan’s fighting style?”</w:t>
+      </w:r>
+    </w:p>
+    <w:p>
+      <w:pPr>
+        <w:rPr>
+          <w:lang w:val="en-US"/>
+        </w:rPr>
+      </w:pPr>
+    </w:p>
+    <w:p>
+      <w:pPr>
+        <w:rPr>
+          <w:lang w:val="en-US"/>
+        </w:rPr>
+      </w:pPr>
+      <w:r>
+        <w:rPr>
+          <w:lang w:val="en-US"/>
+        </w:rPr>
+        <w:t>Zeravûn says</w:t>
+      </w:r>
+      <w:r>
+        <w:rPr>
+          <w:lang w:val="en-US"/>
+        </w:rPr>
+        <w:t>:</w:t>
+      </w:r>
+    </w:p>
+    <w:p>
+      <w:pPr>
+        <w:rPr>
+          <w:lang w:val="en-US"/>
+        </w:rPr>
+      </w:pPr>
+    </w:p>
+    <w:p>
+      <w:pPr>
+        <w:jc w:val="center"/>
+        <w:rPr>
+          <w:lang w:val="en-US"/>
+        </w:rPr>
+      </w:pPr>
+      <w:r>
+        <w:rPr>
+          <w:lang w:val="en-US"/>
+        </w:rPr>
+        <w:t>“No, Revan breaks rules of combat and deceives others, this is different you’re merely flowing with the dark side, against the light side, let the force guide you… Do you have a saber?”</w:t>
+      </w:r>
+    </w:p>
+    <w:p>
+      <w:pPr>
+        <w:rPr>
+          <w:lang w:val="en-US"/>
+        </w:rPr>
+      </w:pPr>
+    </w:p>
+    <w:p>
+      <w:pPr>
+        <w:rPr>
+          <w:lang w:val="en-US"/>
+        </w:rPr>
+      </w:pPr>
+      <w:r>
+        <w:rPr>
+          <w:lang w:val="en-US"/>
+        </w:rPr>
+        <w:t>Ekhralon uses the force to bring her saber out and activates it. A brilliant white blade appears. Zeravûn smiles and says</w:t>
+      </w:r>
+      <w:r>
+        <w:rPr>
+          <w:lang w:val="en-US"/>
+        </w:rPr>
+        <w:t>:</w:t>
+      </w:r>
+    </w:p>
+    <w:p>
+      <w:pPr>
+        <w:rPr>
+          <w:lang w:val="en-US"/>
+        </w:rPr>
+      </w:pPr>
+    </w:p>
+    <w:p>
+      <w:pPr>
+        <w:jc w:val="center"/>
+        <w:rPr>
+          <w:lang w:val="en-US"/>
+        </w:rPr>
+      </w:pPr>
+      <w:r>
+        <w:rPr>
+          <w:lang w:val="en-US"/>
+        </w:rPr>
+        <w:t>“You really aren’t a Sith</w:t>
+      </w:r>
+      <w:r>
+        <w:rPr>
+          <w:lang w:val="en-US"/>
+        </w:rPr>
+        <w:t xml:space="preserve"> or a Jedi anymore…</w:t>
+      </w:r>
+      <w:r>
+        <w:rPr>
+          <w:lang w:val="en-US"/>
+        </w:rPr>
+        <w:t xml:space="preserve"> interesting. No matter.”</w:t>
+      </w:r>
+    </w:p>
+    <w:p>
+      <w:pPr>
+        <w:rPr>
+          <w:lang w:val="en-US"/>
+        </w:rPr>
+      </w:pPr>
+    </w:p>
+    <w:p>
+      <w:pPr>
+        <w:rPr>
+          <w:lang w:val="en-US"/>
+        </w:rPr>
+      </w:pPr>
+      <w:r>
+        <w:rPr>
+          <w:lang w:val="en-US"/>
+        </w:rPr>
+        <w:t>He picks up her weapon from midair and says</w:t>
+      </w:r>
+      <w:r>
+        <w:rPr>
+          <w:lang w:val="en-US"/>
+        </w:rPr>
+        <w:t>:</w:t>
+      </w:r>
+    </w:p>
+    <w:p>
+      <w:pPr>
+        <w:rPr>
+          <w:lang w:val="en-US"/>
+        </w:rPr>
+      </w:pPr>
+    </w:p>
+    <w:p>
+      <w:pPr>
+        <w:jc w:val="center"/>
+        <w:rPr>
+          <w:lang w:val="en-US"/>
+        </w:rPr>
+      </w:pPr>
+      <w:r>
+        <w:rPr>
+          <w:lang w:val="en-US"/>
+        </w:rPr>
+        <w:t>“Alright, the ancient sith focused on a repetitive fighting form.”</w:t>
+      </w:r>
+    </w:p>
+    <w:p>
+      <w:pPr>
+        <w:rPr>
+          <w:lang w:val="en-US"/>
+        </w:rPr>
+      </w:pPr>
+    </w:p>
+    <w:p>
+      <w:pPr>
+        <w:rPr>
+          <w:lang w:val="en-US"/>
+        </w:rPr>
+      </w:pPr>
+      <w:r>
+        <w:rPr>
+          <w:lang w:val="en-US"/>
+        </w:rPr>
+        <w:t xml:space="preserve">He swipes down stepping forward, she follows, then flips the sword around the side of his body and swings back down in the opposite angle, she follows and does the same. He then turns with the weight of the blade and re-attacks forward again with a more horizontal swipe. Ekhralon follows as they repeat the sequence, in the opposite direction. </w:t>
+      </w:r>
+    </w:p>
+    <w:p>
+      <w:pPr>
+        <w:rPr>
+          <w:lang w:val="en-US"/>
+        </w:rPr>
+      </w:pPr>
+    </w:p>
+    <w:p>
+      <w:pPr>
+        <w:rPr>
+          <w:lang w:val="en-US"/>
+        </w:rPr>
+      </w:pPr>
+      <w:r>
+        <w:rPr>
+          <w:lang w:val="en-US"/>
+        </w:rPr>
+        <w:t>We slowly transition back to the flash back. A group of Sith use a floating transport to put a bomb on Revan’s ship. Revan has a couple of sith bring crates of credits in briefcases out of the ship and places them down. The Sith arms dealer says</w:t>
+      </w:r>
+      <w:r>
+        <w:rPr>
+          <w:lang w:val="en-US"/>
+        </w:rPr>
+        <w:t>:</w:t>
+      </w:r>
+    </w:p>
+    <w:p>
+      <w:pPr>
+        <w:rPr>
+          <w:lang w:val="en-US"/>
+        </w:rPr>
+      </w:pPr>
+    </w:p>
+    <w:p>
+      <w:pPr>
+        <w:jc w:val="center"/>
+        <w:rPr>
+          <w:lang w:val="en-US"/>
+        </w:rPr>
+      </w:pPr>
+      <w:r>
+        <w:rPr>
+          <w:lang w:val="en-US"/>
+        </w:rPr>
+        <w:t>“Pleasure doing business with you Jedi.”</w:t>
+      </w:r>
+    </w:p>
+    <w:p>
+      <w:pPr>
+        <w:rPr>
+          <w:lang w:val="en-US"/>
+        </w:rPr>
+      </w:pPr>
+    </w:p>
+    <w:p>
+      <w:pPr>
+        <w:rPr>
+          <w:lang w:val="en-US"/>
+        </w:rPr>
+      </w:pPr>
+      <w:r>
+        <w:rPr>
+          <w:lang w:val="en-US"/>
+        </w:rPr>
+        <w:t>Revan says</w:t>
+      </w:r>
+      <w:r>
+        <w:rPr>
+          <w:lang w:val="en-US"/>
+        </w:rPr>
+        <w:t>:</w:t>
+      </w:r>
+    </w:p>
+    <w:p>
+      <w:pPr>
+        <w:rPr>
+          <w:lang w:val="en-US"/>
+        </w:rPr>
+      </w:pPr>
+    </w:p>
+    <w:p>
+      <w:pPr>
+        <w:jc w:val="center"/>
+        <w:rPr>
+          <w:lang w:val="en-US"/>
+        </w:rPr>
+      </w:pPr>
+      <w:r>
+        <w:rPr>
+          <w:lang w:val="en-US"/>
+        </w:rPr>
+        <w:t>“I was</w:t>
+      </w:r>
+      <w:r>
+        <w:rPr>
+          <w:lang w:val="en-US"/>
+        </w:rPr>
+        <w:t xml:space="preserve"> recently</w:t>
+      </w:r>
+      <w:r>
+        <w:rPr>
+          <w:lang w:val="en-US"/>
+        </w:rPr>
+        <w:t xml:space="preserve"> trained on Korriban, calling me a Jedi </w:t>
+      </w:r>
+      <w:r>
+        <w:rPr>
+          <w:lang w:val="en-US"/>
+        </w:rPr>
+        <w:t>might insult me</w:t>
+      </w:r>
+      <w:r>
+        <w:rPr>
+          <w:lang w:val="en-US"/>
+        </w:rPr>
+        <w:t>.”</w:t>
+      </w:r>
+    </w:p>
+    <w:p>
+      <w:pPr>
+        <w:rPr>
+          <w:lang w:val="en-US"/>
+        </w:rPr>
+      </w:pPr>
+    </w:p>
+    <w:p>
+      <w:pPr>
+        <w:rPr>
+          <w:lang w:val="en-US"/>
+        </w:rPr>
+      </w:pPr>
+      <w:r>
+        <w:rPr>
+          <w:lang w:val="en-US"/>
+        </w:rPr>
+        <w:t>The Sith says</w:t>
       </w:r>
       <w:r>
         <w:rPr>
@@ -4887,1523 +5686,7 @@
         <w:rPr>
           <w:lang w:val="en-US"/>
         </w:rPr>
-        <w:t>And what makes you think I’d have such a super weapon?”</w:t>
-      </w:r>
-    </w:p>
-    <w:p>
-      <w:pPr>
-        <w:rPr>
-          <w:lang w:val="en-US"/>
-        </w:rPr>
-      </w:pPr>
-    </w:p>
-    <w:p>
-      <w:pPr>
-        <w:rPr>
-          <w:lang w:val="en-US"/>
-        </w:rPr>
-      </w:pPr>
-      <w:r>
-        <w:rPr>
-          <w:lang w:val="en-US"/>
-        </w:rPr>
-        <w:t>Revan smiles and says</w:t>
-      </w:r>
-      <w:r>
-        <w:rPr>
-          <w:lang w:val="en-US"/>
-        </w:rPr>
-        <w:t>:</w:t>
-      </w:r>
-    </w:p>
-    <w:p>
-      <w:pPr>
-        <w:rPr>
-          <w:lang w:val="en-US"/>
-        </w:rPr>
-      </w:pPr>
-    </w:p>
-    <w:p>
-      <w:pPr>
-        <w:jc w:val="center"/>
-        <w:rPr>
-          <w:lang w:val="en-US"/>
-        </w:rPr>
-      </w:pPr>
-      <w:r>
-        <w:rPr>
-          <w:lang w:val="en-US"/>
-        </w:rPr>
-        <w:t>“Because you know what it is.”</w:t>
-      </w:r>
-    </w:p>
-    <w:p>
-      <w:pPr>
-        <w:rPr>
-          <w:lang w:val="en-US"/>
-        </w:rPr>
-      </w:pPr>
-    </w:p>
-    <w:p>
-      <w:pPr>
-        <w:rPr>
-          <w:lang w:val="en-US"/>
-        </w:rPr>
-      </w:pPr>
-      <w:r>
-        <w:rPr>
-          <w:lang w:val="en-US"/>
-        </w:rPr>
-        <w:t xml:space="preserve">The </w:t>
-      </w:r>
-      <w:proofErr w:type="spellStart"/>
-      <w:r>
-        <w:rPr>
-          <w:lang w:val="en-US"/>
-        </w:rPr>
-        <w:t>sith</w:t>
-      </w:r>
-      <w:proofErr w:type="spellEnd"/>
-      <w:r>
-        <w:rPr>
-          <w:lang w:val="en-US"/>
-        </w:rPr>
-        <w:t xml:space="preserve"> lord smiles and says</w:t>
-      </w:r>
-      <w:r>
-        <w:rPr>
-          <w:lang w:val="en-US"/>
-        </w:rPr>
-        <w:t>:</w:t>
-      </w:r>
-    </w:p>
-    <w:p>
-      <w:pPr>
-        <w:rPr>
-          <w:lang w:val="en-US"/>
-        </w:rPr>
-      </w:pPr>
-    </w:p>
-    <w:p>
-      <w:pPr>
-        <w:jc w:val="center"/>
-        <w:rPr>
-          <w:lang w:val="en-US"/>
-        </w:rPr>
-      </w:pPr>
-      <w:r>
-        <w:rPr>
-          <w:lang w:val="en-US"/>
-        </w:rPr>
-        <w:t>“The schematics will cost you Jedi… dearly.”</w:t>
-      </w:r>
-    </w:p>
-    <w:p>
-      <w:pPr>
-        <w:rPr>
-          <w:lang w:val="en-US"/>
-        </w:rPr>
-      </w:pPr>
-    </w:p>
-    <w:p>
-      <w:pPr>
-        <w:rPr>
-          <w:lang w:val="en-US"/>
-        </w:rPr>
-      </w:pPr>
-      <w:r>
-        <w:rPr>
-          <w:lang w:val="en-US"/>
-        </w:rPr>
-        <w:t>Revan leans back and says</w:t>
-      </w:r>
-      <w:r>
-        <w:rPr>
-          <w:lang w:val="en-US"/>
-        </w:rPr>
-        <w:t>:</w:t>
-      </w:r>
-    </w:p>
-    <w:p>
-      <w:pPr>
-        <w:rPr>
-          <w:lang w:val="en-US"/>
-        </w:rPr>
-      </w:pPr>
-    </w:p>
-    <w:p>
-      <w:pPr>
-        <w:jc w:val="center"/>
-        <w:rPr>
-          <w:lang w:val="en-US"/>
-        </w:rPr>
-      </w:pPr>
-      <w:r>
-        <w:rPr>
-          <w:lang w:val="en-US"/>
-        </w:rPr>
-        <w:t>“Name your price.”</w:t>
-      </w:r>
-    </w:p>
-    <w:p>
-      <w:pPr>
-        <w:rPr>
-          <w:lang w:val="en-US"/>
-        </w:rPr>
-      </w:pPr>
-    </w:p>
-    <w:p>
-      <w:pPr>
-        <w:rPr>
-          <w:lang w:val="en-US"/>
-        </w:rPr>
-      </w:pPr>
-      <w:r>
-        <w:rPr>
-          <w:lang w:val="en-US"/>
-        </w:rPr>
-        <w:t>He leans back mirroring him and says</w:t>
-      </w:r>
-      <w:r>
-        <w:rPr>
-          <w:lang w:val="en-US"/>
-        </w:rPr>
-        <w:t>:</w:t>
-      </w:r>
-    </w:p>
-    <w:p>
-      <w:pPr>
-        <w:rPr>
-          <w:lang w:val="en-US"/>
-        </w:rPr>
-      </w:pPr>
-    </w:p>
-    <w:p>
-      <w:pPr>
-        <w:jc w:val="center"/>
-        <w:rPr>
-          <w:lang w:val="en-US"/>
-        </w:rPr>
-      </w:pPr>
-      <w:r>
-        <w:rPr>
-          <w:lang w:val="en-US"/>
-        </w:rPr>
-        <w:t>“100,000,000 galactic credits along with your nicest ship.”</w:t>
-      </w:r>
-    </w:p>
-    <w:p>
-      <w:pPr>
-        <w:rPr>
-          <w:lang w:val="en-US"/>
-        </w:rPr>
-      </w:pPr>
-    </w:p>
-    <w:p>
-      <w:pPr>
-        <w:rPr>
-          <w:lang w:val="en-US"/>
-        </w:rPr>
-      </w:pPr>
-      <w:r>
-        <w:rPr>
-          <w:lang w:val="en-US"/>
-        </w:rPr>
-        <w:t>Revan smiles and says</w:t>
-      </w:r>
-      <w:r>
-        <w:rPr>
-          <w:lang w:val="en-US"/>
-        </w:rPr>
-        <w:t>:</w:t>
-      </w:r>
-    </w:p>
-    <w:p>
-      <w:pPr>
-        <w:rPr>
-          <w:lang w:val="en-US"/>
-        </w:rPr>
-      </w:pPr>
-    </w:p>
-    <w:p>
-      <w:pPr>
-        <w:jc w:val="center"/>
-        <w:rPr>
-          <w:lang w:val="en-US"/>
-        </w:rPr>
-      </w:pPr>
-      <w:r>
-        <w:rPr>
-          <w:lang w:val="en-US"/>
-        </w:rPr>
-        <w:t>“We have a Mandalorian ship we stole, gold inlay, mood lighting, plenty of room, comfortable chairs and as for the money, we broke into the bank of Mandalore, you’ll have it in a fort night.”</w:t>
-      </w:r>
-    </w:p>
-    <w:p>
-      <w:pPr>
-        <w:rPr>
-          <w:lang w:val="en-US"/>
-        </w:rPr>
-      </w:pPr>
-    </w:p>
-    <w:p>
-      <w:pPr>
-        <w:rPr>
-          <w:lang w:val="en-US"/>
-        </w:rPr>
-      </w:pPr>
-      <w:r>
-        <w:rPr>
-          <w:lang w:val="en-US"/>
-        </w:rPr>
-        <w:t xml:space="preserve">The </w:t>
-      </w:r>
-      <w:proofErr w:type="spellStart"/>
-      <w:r>
-        <w:rPr>
-          <w:lang w:val="en-US"/>
-        </w:rPr>
-        <w:t>sith</w:t>
-      </w:r>
-      <w:proofErr w:type="spellEnd"/>
-      <w:r>
-        <w:rPr>
-          <w:lang w:val="en-US"/>
-        </w:rPr>
-        <w:t xml:space="preserve"> laughs and says</w:t>
-      </w:r>
-      <w:r>
-        <w:rPr>
-          <w:lang w:val="en-US"/>
-        </w:rPr>
-        <w:t>:</w:t>
-      </w:r>
-    </w:p>
-    <w:p>
-      <w:pPr>
-        <w:rPr>
-          <w:lang w:val="en-US"/>
-        </w:rPr>
-      </w:pPr>
-    </w:p>
-    <w:p>
-      <w:pPr>
-        <w:jc w:val="center"/>
-        <w:rPr>
-          <w:lang w:val="en-US"/>
-        </w:rPr>
-      </w:pPr>
-      <w:r>
-        <w:rPr>
-          <w:lang w:val="en-US"/>
-        </w:rPr>
-        <w:t>“You’re serious?”</w:t>
-      </w:r>
-    </w:p>
-    <w:p>
-      <w:pPr>
-        <w:rPr>
-          <w:lang w:val="en-US"/>
-        </w:rPr>
-      </w:pPr>
-    </w:p>
-    <w:p>
-      <w:pPr>
-        <w:rPr>
-          <w:lang w:val="en-US"/>
-        </w:rPr>
-      </w:pPr>
-      <w:r>
-        <w:rPr>
-          <w:lang w:val="en-US"/>
-        </w:rPr>
-        <w:t>Revan says</w:t>
-      </w:r>
-      <w:r>
-        <w:rPr>
-          <w:lang w:val="en-US"/>
-        </w:rPr>
-        <w:t>:</w:t>
-      </w:r>
-    </w:p>
-    <w:p>
-      <w:pPr>
-        <w:rPr>
-          <w:lang w:val="en-US"/>
-        </w:rPr>
-      </w:pPr>
-    </w:p>
-    <w:p>
-      <w:pPr>
-        <w:jc w:val="center"/>
-        <w:rPr>
-          <w:lang w:val="en-US"/>
-        </w:rPr>
-      </w:pPr>
-      <w:r>
-        <w:rPr>
-          <w:lang w:val="en-US"/>
-        </w:rPr>
-        <w:t>“Of course, do I not look it?”</w:t>
-      </w:r>
-    </w:p>
-    <w:p>
-      <w:pPr>
-        <w:rPr>
-          <w:lang w:val="en-US"/>
-        </w:rPr>
-      </w:pPr>
-    </w:p>
-    <w:p>
-      <w:pPr>
-        <w:rPr>
-          <w:lang w:val="en-US"/>
-        </w:rPr>
-      </w:pPr>
-      <w:r>
-        <w:rPr>
-          <w:lang w:val="en-US"/>
-        </w:rPr>
-        <w:t>The Sith says:</w:t>
-      </w:r>
-    </w:p>
-    <w:p>
-      <w:pPr>
-        <w:rPr>
-          <w:lang w:val="en-US"/>
-        </w:rPr>
-      </w:pPr>
-    </w:p>
-    <w:p>
-      <w:pPr>
-        <w:jc w:val="center"/>
-        <w:rPr>
-          <w:lang w:val="en-US"/>
-        </w:rPr>
-      </w:pPr>
-      <w:r>
-        <w:rPr>
-          <w:lang w:val="en-US"/>
-        </w:rPr>
-        <w:t>“A Jedi wanted a mass shadow generator? How times have changed.”</w:t>
-      </w:r>
-    </w:p>
-    <w:p>
-      <w:pPr>
-        <w:rPr>
-          <w:lang w:val="en-US"/>
-        </w:rPr>
-      </w:pPr>
-    </w:p>
-    <w:p>
-      <w:pPr>
-        <w:rPr>
-          <w:lang w:val="en-US"/>
-        </w:rPr>
-      </w:pPr>
-      <w:r>
-        <w:rPr>
-          <w:lang w:val="en-US"/>
-        </w:rPr>
-        <w:t>Revan sighs and says:</w:t>
-      </w:r>
-    </w:p>
-    <w:p>
-      <w:pPr>
-        <w:rPr>
-          <w:lang w:val="en-US"/>
-        </w:rPr>
-      </w:pPr>
-    </w:p>
-    <w:p>
-      <w:pPr>
-        <w:jc w:val="center"/>
-        <w:rPr>
-          <w:lang w:val="en-US"/>
-        </w:rPr>
-      </w:pPr>
-      <w:r>
-        <w:rPr>
-          <w:lang w:val="en-US"/>
-        </w:rPr>
-        <w:t>“War changes us all. What was unthinkable yesterday, is necessary today.”</w:t>
-      </w:r>
-    </w:p>
-    <w:p>
-      <w:pPr>
-        <w:rPr>
-          <w:lang w:val="en-US"/>
-        </w:rPr>
-      </w:pPr>
-    </w:p>
-    <w:p>
-      <w:pPr>
-        <w:rPr>
-          <w:lang w:val="en-US"/>
-        </w:rPr>
-      </w:pPr>
-      <w:r>
-        <w:rPr>
-          <w:lang w:val="en-US"/>
-        </w:rPr>
-        <w:t xml:space="preserve">The </w:t>
-      </w:r>
-      <w:proofErr w:type="spellStart"/>
-      <w:r>
-        <w:rPr>
-          <w:lang w:val="en-US"/>
-        </w:rPr>
-        <w:t>sith</w:t>
-      </w:r>
-      <w:proofErr w:type="spellEnd"/>
-      <w:r>
-        <w:rPr>
-          <w:lang w:val="en-US"/>
-        </w:rPr>
-        <w:t xml:space="preserve"> pauses and says</w:t>
-      </w:r>
-      <w:r>
-        <w:rPr>
-          <w:lang w:val="en-US"/>
-        </w:rPr>
-        <w:t>:</w:t>
-      </w:r>
-    </w:p>
-    <w:p>
-      <w:pPr>
-        <w:rPr>
-          <w:lang w:val="en-US"/>
-        </w:rPr>
-      </w:pPr>
-    </w:p>
-    <w:p>
-      <w:pPr>
-        <w:jc w:val="center"/>
-        <w:rPr>
-          <w:lang w:val="en-US"/>
-        </w:rPr>
-      </w:pPr>
-      <w:r>
-        <w:rPr>
-          <w:lang w:val="en-US"/>
-        </w:rPr>
-        <w:t>“The black looks good on you.”</w:t>
-      </w:r>
-    </w:p>
-    <w:p>
-      <w:pPr>
-        <w:rPr>
-          <w:lang w:val="en-US"/>
-        </w:rPr>
-      </w:pPr>
-    </w:p>
-    <w:p>
-      <w:pPr>
-        <w:rPr>
-          <w:lang w:val="en-US"/>
-        </w:rPr>
-      </w:pPr>
-      <w:r>
-        <w:rPr>
-          <w:lang w:val="en-US"/>
-        </w:rPr>
-        <w:t xml:space="preserve">We transition back to </w:t>
-      </w:r>
-      <w:proofErr w:type="spellStart"/>
-      <w:r>
-        <w:rPr>
-          <w:lang w:val="en-US"/>
-        </w:rPr>
-        <w:t>Ekhralon</w:t>
-      </w:r>
-      <w:proofErr w:type="spellEnd"/>
-      <w:r>
-        <w:rPr>
-          <w:lang w:val="en-US"/>
-        </w:rPr>
-        <w:t xml:space="preserve"> and </w:t>
-      </w:r>
-      <w:proofErr w:type="spellStart"/>
-      <w:r>
-        <w:rPr>
-          <w:lang w:val="en-US"/>
-        </w:rPr>
-        <w:t>Zeravûn</w:t>
-      </w:r>
-      <w:proofErr w:type="spellEnd"/>
-      <w:r>
-        <w:rPr>
-          <w:lang w:val="en-US"/>
-        </w:rPr>
-        <w:t xml:space="preserve"> in the training dojo. He begins by saying</w:t>
-      </w:r>
-      <w:r>
-        <w:rPr>
-          <w:lang w:val="en-US"/>
-        </w:rPr>
-        <w:t>:</w:t>
-      </w:r>
-    </w:p>
-    <w:p>
-      <w:pPr>
-        <w:rPr>
-          <w:lang w:val="en-US"/>
-        </w:rPr>
-      </w:pPr>
-    </w:p>
-    <w:p>
-      <w:pPr>
-        <w:jc w:val="center"/>
-        <w:rPr>
-          <w:lang w:val="en-US"/>
-        </w:rPr>
-      </w:pPr>
-      <w:r>
-        <w:rPr>
-          <w:lang w:val="en-US"/>
-        </w:rPr>
-        <w:t xml:space="preserve">“An ancient </w:t>
-      </w:r>
-      <w:proofErr w:type="spellStart"/>
-      <w:r>
-        <w:rPr>
-          <w:lang w:val="en-US"/>
-        </w:rPr>
-        <w:t>sith</w:t>
-      </w:r>
-      <w:proofErr w:type="spellEnd"/>
-      <w:r>
-        <w:rPr>
-          <w:lang w:val="en-US"/>
-        </w:rPr>
-        <w:t xml:space="preserve"> weapon isn’t like a lightsaber, it has real weight in the blade, but it’s perfectly balanced.”</w:t>
-      </w:r>
-    </w:p>
-    <w:p>
-      <w:pPr>
-        <w:rPr>
-          <w:lang w:val="en-US"/>
-        </w:rPr>
-      </w:pPr>
-    </w:p>
-    <w:p>
-      <w:pPr>
-        <w:rPr>
-          <w:lang w:val="en-US"/>
-        </w:rPr>
-      </w:pPr>
-      <w:proofErr w:type="spellStart"/>
-      <w:r>
-        <w:rPr>
-          <w:lang w:val="en-US"/>
-        </w:rPr>
-        <w:t>Ekhralon</w:t>
-      </w:r>
-      <w:proofErr w:type="spellEnd"/>
-      <w:r>
-        <w:rPr>
-          <w:lang w:val="en-US"/>
-        </w:rPr>
-        <w:t xml:space="preserve"> watches him balance the blade on his finger, he then continues</w:t>
-      </w:r>
-      <w:r>
-        <w:rPr>
-          <w:lang w:val="en-US"/>
-        </w:rPr>
-        <w:t>:</w:t>
-      </w:r>
-    </w:p>
-    <w:p>
-      <w:pPr>
-        <w:rPr>
-          <w:lang w:val="en-US"/>
-        </w:rPr>
-      </w:pPr>
-    </w:p>
-    <w:p>
-      <w:pPr>
-        <w:jc w:val="center"/>
-        <w:rPr>
-          <w:lang w:val="en-US"/>
-        </w:rPr>
-      </w:pPr>
-      <w:r>
-        <w:rPr>
-          <w:lang w:val="en-US"/>
-        </w:rPr>
-        <w:lastRenderedPageBreak/>
-        <w:t xml:space="preserve">“The </w:t>
-      </w:r>
-      <w:proofErr w:type="spellStart"/>
-      <w:r>
-        <w:rPr>
-          <w:lang w:val="en-US"/>
-        </w:rPr>
-        <w:t>sith</w:t>
-      </w:r>
-      <w:proofErr w:type="spellEnd"/>
-      <w:r>
-        <w:rPr>
-          <w:lang w:val="en-US"/>
-        </w:rPr>
-        <w:t xml:space="preserve"> sigils on the blade invoke different force elements, they are what turns a normal piece of metal into a weapon that still works to this day.”</w:t>
-      </w:r>
-    </w:p>
-    <w:p>
-      <w:pPr>
-        <w:rPr>
-          <w:lang w:val="en-US"/>
-        </w:rPr>
-      </w:pPr>
-    </w:p>
-    <w:p>
-      <w:pPr>
-        <w:rPr>
-          <w:lang w:val="en-US"/>
-        </w:rPr>
-      </w:pPr>
-      <w:r>
-        <w:rPr>
-          <w:lang w:val="en-US"/>
-        </w:rPr>
-        <w:t xml:space="preserve">The golden sigils on the blade reflex against the light. </w:t>
-      </w:r>
-      <w:proofErr w:type="spellStart"/>
-      <w:r>
-        <w:rPr>
-          <w:lang w:val="en-US"/>
-        </w:rPr>
-        <w:t>Ekhralon</w:t>
-      </w:r>
-      <w:proofErr w:type="spellEnd"/>
-      <w:r>
-        <w:rPr>
-          <w:lang w:val="en-US"/>
-        </w:rPr>
-        <w:t xml:space="preserve"> says</w:t>
-      </w:r>
-      <w:r>
-        <w:rPr>
-          <w:lang w:val="en-US"/>
-        </w:rPr>
-        <w:t>:</w:t>
-      </w:r>
-    </w:p>
-    <w:p>
-      <w:pPr>
-        <w:rPr>
-          <w:lang w:val="en-US"/>
-        </w:rPr>
-      </w:pPr>
-    </w:p>
-    <w:p>
-      <w:pPr>
-        <w:jc w:val="center"/>
-        <w:rPr>
-          <w:lang w:val="en-US"/>
-        </w:rPr>
-      </w:pPr>
-      <w:r>
-        <w:rPr>
-          <w:lang w:val="en-US"/>
-        </w:rPr>
-        <w:t>“What do they mean?”</w:t>
-      </w:r>
-    </w:p>
-    <w:p>
-      <w:pPr>
-        <w:rPr>
-          <w:lang w:val="en-US"/>
-        </w:rPr>
-      </w:pPr>
-    </w:p>
-    <w:p>
-      <w:pPr>
-        <w:rPr>
-          <w:lang w:val="en-US"/>
-        </w:rPr>
-      </w:pPr>
-      <w:proofErr w:type="spellStart"/>
-      <w:r>
-        <w:rPr>
-          <w:lang w:val="en-US"/>
-        </w:rPr>
-        <w:t>Zeravûn</w:t>
-      </w:r>
-      <w:proofErr w:type="spellEnd"/>
-      <w:r>
-        <w:rPr>
-          <w:lang w:val="en-US"/>
-        </w:rPr>
-        <w:t xml:space="preserve"> says</w:t>
-      </w:r>
-      <w:r>
-        <w:rPr>
-          <w:lang w:val="en-US"/>
-        </w:rPr>
-        <w:t>:</w:t>
-      </w:r>
-    </w:p>
-    <w:p>
-      <w:pPr>
-        <w:rPr>
-          <w:lang w:val="en-US"/>
-        </w:rPr>
-      </w:pPr>
-    </w:p>
-    <w:p>
-      <w:pPr>
-        <w:jc w:val="center"/>
-        <w:rPr>
-          <w:lang w:val="en-US"/>
-        </w:rPr>
-      </w:pPr>
-      <w:r>
-        <w:rPr>
-          <w:lang w:val="en-US"/>
-        </w:rPr>
-        <w:t>“Their meanings have been mostly lost over the generations, but we know one of them… Death.”</w:t>
-      </w:r>
-    </w:p>
-    <w:p>
-      <w:pPr>
-        <w:rPr>
-          <w:lang w:val="en-US"/>
-        </w:rPr>
-      </w:pPr>
-    </w:p>
-    <w:p>
-      <w:pPr>
-        <w:rPr>
-          <w:lang w:val="en-US"/>
-        </w:rPr>
-      </w:pPr>
-      <w:r>
-        <w:rPr>
-          <w:lang w:val="en-US"/>
-        </w:rPr>
-        <w:t xml:space="preserve">He points to the top sigil. </w:t>
-      </w:r>
-      <w:proofErr w:type="spellStart"/>
-      <w:r>
-        <w:rPr>
-          <w:lang w:val="en-US"/>
-        </w:rPr>
-        <w:t>Ekhralon</w:t>
-      </w:r>
-      <w:proofErr w:type="spellEnd"/>
-      <w:r>
-        <w:rPr>
-          <w:lang w:val="en-US"/>
-        </w:rPr>
-        <w:t xml:space="preserve"> says</w:t>
-      </w:r>
-      <w:r>
-        <w:rPr>
-          <w:lang w:val="en-US"/>
-        </w:rPr>
-        <w:t>:</w:t>
-      </w:r>
-    </w:p>
-    <w:p>
-      <w:pPr>
-        <w:rPr>
-          <w:lang w:val="en-US"/>
-        </w:rPr>
-      </w:pPr>
-    </w:p>
-    <w:p>
-      <w:pPr>
-        <w:jc w:val="center"/>
-        <w:rPr>
-          <w:lang w:val="en-US"/>
-        </w:rPr>
-      </w:pPr>
-      <w:r>
-        <w:rPr>
-          <w:lang w:val="en-US"/>
-        </w:rPr>
-        <w:t>“Not on the nose at all.”</w:t>
-      </w:r>
-    </w:p>
-    <w:p>
-      <w:pPr>
-        <w:rPr>
-          <w:lang w:val="en-US"/>
-        </w:rPr>
-      </w:pPr>
-    </w:p>
-    <w:p>
-      <w:pPr>
-        <w:rPr>
-          <w:lang w:val="en-US"/>
-        </w:rPr>
-      </w:pPr>
-      <w:proofErr w:type="spellStart"/>
-      <w:r>
-        <w:rPr>
-          <w:lang w:val="en-US"/>
-        </w:rPr>
-        <w:t>Zeravûn</w:t>
-      </w:r>
-      <w:proofErr w:type="spellEnd"/>
-      <w:r>
-        <w:rPr>
-          <w:lang w:val="en-US"/>
-        </w:rPr>
-        <w:t xml:space="preserve"> flips the weapon around and says</w:t>
-      </w:r>
-      <w:r>
-        <w:rPr>
-          <w:lang w:val="en-US"/>
-        </w:rPr>
-        <w:t>:</w:t>
-      </w:r>
-    </w:p>
-    <w:p>
-      <w:pPr>
-        <w:rPr>
-          <w:lang w:val="en-US"/>
-        </w:rPr>
-      </w:pPr>
-    </w:p>
-    <w:p>
-      <w:pPr>
-        <w:jc w:val="center"/>
-        <w:rPr>
-          <w:lang w:val="en-US"/>
-        </w:rPr>
-      </w:pPr>
-      <w:r>
-        <w:rPr>
-          <w:lang w:val="en-US"/>
-        </w:rPr>
-        <w:t>“Try it.”</w:t>
-      </w:r>
-    </w:p>
-    <w:p>
-      <w:pPr>
-        <w:rPr>
-          <w:lang w:val="en-US"/>
-        </w:rPr>
-      </w:pPr>
-    </w:p>
-    <w:p>
-      <w:pPr>
-        <w:rPr>
-          <w:lang w:val="en-US"/>
-        </w:rPr>
-      </w:pPr>
-      <w:r>
-        <w:rPr>
-          <w:lang w:val="en-US"/>
-        </w:rPr>
-        <w:t xml:space="preserve">She grabs the weapon and sees images of old </w:t>
-      </w:r>
-      <w:proofErr w:type="spellStart"/>
-      <w:r>
-        <w:rPr>
-          <w:lang w:val="en-US"/>
-        </w:rPr>
-        <w:t>sith</w:t>
-      </w:r>
-      <w:proofErr w:type="spellEnd"/>
-      <w:r>
-        <w:rPr>
-          <w:lang w:val="en-US"/>
-        </w:rPr>
-        <w:t xml:space="preserve"> lords waging war against the Jedi, like the Jedi did in the </w:t>
-      </w:r>
-      <w:proofErr w:type="spellStart"/>
-      <w:r>
-        <w:rPr>
-          <w:lang w:val="en-US"/>
-        </w:rPr>
-        <w:t>Chiss</w:t>
-      </w:r>
-      <w:proofErr w:type="spellEnd"/>
-      <w:r>
-        <w:rPr>
-          <w:lang w:val="en-US"/>
-        </w:rPr>
-        <w:t xml:space="preserve"> palace but she doesn’t cry. </w:t>
-      </w:r>
-      <w:proofErr w:type="spellStart"/>
-      <w:r>
-        <w:rPr>
-          <w:lang w:val="en-US"/>
-        </w:rPr>
-        <w:t>Zeravûn</w:t>
-      </w:r>
-      <w:proofErr w:type="spellEnd"/>
-      <w:r>
-        <w:rPr>
-          <w:lang w:val="en-US"/>
-        </w:rPr>
-        <w:t xml:space="preserve"> says</w:t>
-      </w:r>
-      <w:r>
-        <w:rPr>
-          <w:lang w:val="en-US"/>
-        </w:rPr>
-        <w:t>:</w:t>
-      </w:r>
-    </w:p>
-    <w:p>
-      <w:pPr>
-        <w:rPr>
-          <w:lang w:val="en-US"/>
-        </w:rPr>
-      </w:pPr>
-    </w:p>
-    <w:p>
-      <w:pPr>
-        <w:jc w:val="center"/>
-        <w:rPr>
-          <w:lang w:val="en-US"/>
-        </w:rPr>
-      </w:pPr>
-      <w:r>
-        <w:rPr>
-          <w:lang w:val="en-US"/>
-        </w:rPr>
-        <w:t>“A weapon like this carries a history, it can invoke images of past fights, or certain events and assassinations. To wield it you are channeling history, you understand?”</w:t>
-      </w:r>
-    </w:p>
-    <w:p>
-      <w:pPr>
-        <w:rPr>
-          <w:lang w:val="en-US"/>
-        </w:rPr>
-      </w:pPr>
-    </w:p>
-    <w:p>
-      <w:pPr>
-        <w:rPr>
-          <w:lang w:val="en-US"/>
-        </w:rPr>
-      </w:pPr>
-      <w:proofErr w:type="spellStart"/>
-      <w:r>
-        <w:rPr>
-          <w:lang w:val="en-US"/>
-        </w:rPr>
-        <w:t>Ekhralon</w:t>
-      </w:r>
-      <w:proofErr w:type="spellEnd"/>
-      <w:r>
-        <w:rPr>
-          <w:lang w:val="en-US"/>
-        </w:rPr>
-        <w:t xml:space="preserve"> says a little shaken</w:t>
-      </w:r>
-      <w:r>
-        <w:rPr>
-          <w:lang w:val="en-US"/>
-        </w:rPr>
-        <w:t>:</w:t>
-      </w:r>
-    </w:p>
-    <w:p>
-      <w:pPr>
-        <w:rPr>
-          <w:lang w:val="en-US"/>
-        </w:rPr>
-      </w:pPr>
-    </w:p>
-    <w:p>
-      <w:pPr>
-        <w:jc w:val="center"/>
-        <w:rPr>
-          <w:lang w:val="en-US"/>
-        </w:rPr>
-      </w:pPr>
-      <w:r>
-        <w:rPr>
-          <w:lang w:val="en-US"/>
-        </w:rPr>
-        <w:t>“Yes… yes I do.”</w:t>
-      </w:r>
-    </w:p>
-    <w:p>
-      <w:pPr>
-        <w:rPr>
-          <w:lang w:val="en-US"/>
-        </w:rPr>
-      </w:pPr>
-    </w:p>
-    <w:p>
-      <w:pPr>
-        <w:rPr>
-          <w:lang w:val="en-US"/>
-        </w:rPr>
-      </w:pPr>
-      <w:proofErr w:type="spellStart"/>
-      <w:r>
-        <w:rPr>
-          <w:lang w:val="en-US"/>
-        </w:rPr>
-        <w:t>Zeravûn</w:t>
-      </w:r>
-      <w:proofErr w:type="spellEnd"/>
-      <w:r>
-        <w:rPr>
-          <w:lang w:val="en-US"/>
-        </w:rPr>
-        <w:t xml:space="preserve"> starts up the droids and says</w:t>
-      </w:r>
-      <w:r>
-        <w:rPr>
-          <w:lang w:val="en-US"/>
-        </w:rPr>
-        <w:t>:</w:t>
-      </w:r>
-    </w:p>
-    <w:p>
-      <w:pPr>
-        <w:rPr>
-          <w:lang w:val="en-US"/>
-        </w:rPr>
-      </w:pPr>
-    </w:p>
-    <w:p>
-      <w:pPr>
-        <w:jc w:val="center"/>
-        <w:rPr>
-          <w:lang w:val="en-US"/>
-        </w:rPr>
-      </w:pPr>
-      <w:r>
-        <w:rPr>
-          <w:lang w:val="en-US"/>
-        </w:rPr>
-        <w:t>“Alright, these droids are your typical fighting styles, the ancient style uses the weaknesses of each against them.”</w:t>
-      </w:r>
-    </w:p>
-    <w:p>
-      <w:pPr>
-        <w:rPr>
-          <w:lang w:val="en-US"/>
-        </w:rPr>
-      </w:pPr>
-    </w:p>
-    <w:p>
-      <w:pPr>
-        <w:rPr>
-          <w:lang w:val="en-US"/>
-        </w:rPr>
-      </w:pPr>
-      <w:proofErr w:type="spellStart"/>
-      <w:r>
-        <w:rPr>
-          <w:lang w:val="en-US"/>
-        </w:rPr>
-        <w:t>Ekhralon</w:t>
-      </w:r>
-      <w:proofErr w:type="spellEnd"/>
-      <w:r>
-        <w:rPr>
-          <w:lang w:val="en-US"/>
-        </w:rPr>
-        <w:t xml:space="preserve"> says</w:t>
-      </w:r>
-      <w:r>
-        <w:rPr>
-          <w:lang w:val="en-US"/>
-        </w:rPr>
-        <w:t>:</w:t>
-      </w:r>
-    </w:p>
-    <w:p>
-      <w:pPr>
-        <w:rPr>
-          <w:lang w:val="en-US"/>
-        </w:rPr>
-      </w:pPr>
-    </w:p>
-    <w:p>
-      <w:pPr>
-        <w:jc w:val="center"/>
-        <w:rPr>
-          <w:lang w:val="en-US"/>
-        </w:rPr>
-      </w:pPr>
-      <w:r>
-        <w:rPr>
-          <w:lang w:val="en-US"/>
-        </w:rPr>
-        <w:t>“Like Revan’s fighting style?”</w:t>
-      </w:r>
-    </w:p>
-    <w:p>
-      <w:pPr>
-        <w:rPr>
-          <w:lang w:val="en-US"/>
-        </w:rPr>
-      </w:pPr>
-    </w:p>
-    <w:p>
-      <w:pPr>
-        <w:rPr>
-          <w:lang w:val="en-US"/>
-        </w:rPr>
-      </w:pPr>
-      <w:proofErr w:type="spellStart"/>
-      <w:r>
-        <w:rPr>
-          <w:lang w:val="en-US"/>
-        </w:rPr>
-        <w:t>Zeravûn</w:t>
-      </w:r>
-      <w:proofErr w:type="spellEnd"/>
-      <w:r>
-        <w:rPr>
-          <w:lang w:val="en-US"/>
-        </w:rPr>
-        <w:t xml:space="preserve"> says</w:t>
-      </w:r>
-      <w:r>
-        <w:rPr>
-          <w:lang w:val="en-US"/>
-        </w:rPr>
-        <w:t>:</w:t>
-      </w:r>
-    </w:p>
-    <w:p>
-      <w:pPr>
-        <w:rPr>
-          <w:lang w:val="en-US"/>
-        </w:rPr>
-      </w:pPr>
-    </w:p>
-    <w:p>
-      <w:pPr>
-        <w:jc w:val="center"/>
-        <w:rPr>
-          <w:lang w:val="en-US"/>
-        </w:rPr>
-      </w:pPr>
-      <w:r>
-        <w:rPr>
-          <w:lang w:val="en-US"/>
-        </w:rPr>
-        <w:t>“No, Revan breaks rules of combat and deceives others, this is different you’re merely flowing with the dark side, against the light side, let the force guide you… Do you have a saber?”</w:t>
-      </w:r>
-    </w:p>
-    <w:p>
-      <w:pPr>
-        <w:rPr>
-          <w:lang w:val="en-US"/>
-        </w:rPr>
-      </w:pPr>
-    </w:p>
-    <w:p>
-      <w:pPr>
-        <w:rPr>
-          <w:lang w:val="en-US"/>
-        </w:rPr>
-      </w:pPr>
-      <w:proofErr w:type="spellStart"/>
-      <w:r>
-        <w:rPr>
-          <w:lang w:val="en-US"/>
-        </w:rPr>
-        <w:t>Ekhralon</w:t>
-      </w:r>
-      <w:proofErr w:type="spellEnd"/>
-      <w:r>
-        <w:rPr>
-          <w:lang w:val="en-US"/>
-        </w:rPr>
-        <w:t xml:space="preserve"> uses the force to bring her saber out and activates it. A brilliant white blade appears. </w:t>
-      </w:r>
-      <w:proofErr w:type="spellStart"/>
-      <w:r>
-        <w:rPr>
-          <w:lang w:val="en-US"/>
-        </w:rPr>
-        <w:t>Zeravûn</w:t>
-      </w:r>
-      <w:proofErr w:type="spellEnd"/>
-      <w:r>
-        <w:rPr>
-          <w:lang w:val="en-US"/>
-        </w:rPr>
-        <w:t xml:space="preserve"> smiles and says</w:t>
-      </w:r>
-      <w:r>
-        <w:rPr>
-          <w:lang w:val="en-US"/>
-        </w:rPr>
-        <w:t>:</w:t>
-      </w:r>
-    </w:p>
-    <w:p>
-      <w:pPr>
-        <w:rPr>
-          <w:lang w:val="en-US"/>
-        </w:rPr>
-      </w:pPr>
-    </w:p>
-    <w:p>
-      <w:pPr>
-        <w:jc w:val="center"/>
-        <w:rPr>
-          <w:lang w:val="en-US"/>
-        </w:rPr>
-      </w:pPr>
-      <w:r>
-        <w:rPr>
-          <w:lang w:val="en-US"/>
-        </w:rPr>
-        <w:t>“You really aren’t a Sith</w:t>
-      </w:r>
-      <w:r>
-        <w:rPr>
-          <w:lang w:val="en-US"/>
-        </w:rPr>
-        <w:t xml:space="preserve"> or a Jedi anymore…</w:t>
-      </w:r>
-      <w:r>
-        <w:rPr>
-          <w:lang w:val="en-US"/>
-        </w:rPr>
-        <w:t xml:space="preserve"> interesting. No matter.”</w:t>
-      </w:r>
-    </w:p>
-    <w:p>
-      <w:pPr>
-        <w:rPr>
-          <w:lang w:val="en-US"/>
-        </w:rPr>
-      </w:pPr>
-    </w:p>
-    <w:p>
-      <w:pPr>
-        <w:rPr>
-          <w:lang w:val="en-US"/>
-        </w:rPr>
-      </w:pPr>
-      <w:r>
-        <w:rPr>
-          <w:lang w:val="en-US"/>
-        </w:rPr>
-        <w:t>He picks up her weapon from midair and says</w:t>
-      </w:r>
-      <w:r>
-        <w:rPr>
-          <w:lang w:val="en-US"/>
-        </w:rPr>
-        <w:t>:</w:t>
-      </w:r>
-    </w:p>
-    <w:p>
-      <w:pPr>
-        <w:rPr>
-          <w:lang w:val="en-US"/>
-        </w:rPr>
-      </w:pPr>
-    </w:p>
-    <w:p>
-      <w:pPr>
-        <w:jc w:val="center"/>
-        <w:rPr>
-          <w:lang w:val="en-US"/>
-        </w:rPr>
-      </w:pPr>
-      <w:r>
-        <w:rPr>
-          <w:lang w:val="en-US"/>
-        </w:rPr>
-        <w:t xml:space="preserve">“Alright, the ancient </w:t>
-      </w:r>
-      <w:proofErr w:type="spellStart"/>
-      <w:r>
-        <w:rPr>
-          <w:lang w:val="en-US"/>
-        </w:rPr>
-        <w:t>sith</w:t>
-      </w:r>
-      <w:proofErr w:type="spellEnd"/>
-      <w:r>
-        <w:rPr>
-          <w:lang w:val="en-US"/>
-        </w:rPr>
-        <w:t xml:space="preserve"> focused on a repetitive fighting form.”</w:t>
-      </w:r>
-    </w:p>
-    <w:p>
-      <w:pPr>
-        <w:rPr>
-          <w:lang w:val="en-US"/>
-        </w:rPr>
-      </w:pPr>
-    </w:p>
-    <w:p>
-      <w:pPr>
-        <w:rPr>
-          <w:lang w:val="en-US"/>
-        </w:rPr>
-      </w:pPr>
-      <w:r>
-        <w:rPr>
-          <w:lang w:val="en-US"/>
-        </w:rPr>
-        <w:t xml:space="preserve">He swipes down stepping forward, she follows, then flips the sword around the side of his body and swings back down in the opposite angle, she follows and does the same. He then turns with the weight of the blade and re-attacks forward again with a more horizontal swipe. </w:t>
-      </w:r>
-      <w:proofErr w:type="spellStart"/>
-      <w:r>
-        <w:rPr>
-          <w:lang w:val="en-US"/>
-        </w:rPr>
-        <w:t>Ekhralon</w:t>
-      </w:r>
-      <w:proofErr w:type="spellEnd"/>
-      <w:r>
-        <w:rPr>
-          <w:lang w:val="en-US"/>
-        </w:rPr>
-        <w:t xml:space="preserve"> follows as they repeat the sequence, in the opposite direction. </w:t>
-      </w:r>
-    </w:p>
-    <w:p>
-      <w:pPr>
-        <w:rPr>
-          <w:lang w:val="en-US"/>
-        </w:rPr>
-      </w:pPr>
-    </w:p>
-    <w:p>
-      <w:pPr>
-        <w:rPr>
-          <w:lang w:val="en-US"/>
-        </w:rPr>
-      </w:pPr>
-      <w:r>
-        <w:rPr>
-          <w:lang w:val="en-US"/>
-        </w:rPr>
-        <w:t xml:space="preserve">We slowly transition back to the flash back. A group of Sith use a floating transport to put a bomb on Revan’s ship. Revan has a couple of </w:t>
-      </w:r>
-      <w:proofErr w:type="spellStart"/>
-      <w:r>
-        <w:rPr>
-          <w:lang w:val="en-US"/>
-        </w:rPr>
-        <w:t>sith</w:t>
-      </w:r>
-      <w:proofErr w:type="spellEnd"/>
-      <w:r>
-        <w:rPr>
-          <w:lang w:val="en-US"/>
-        </w:rPr>
-        <w:t xml:space="preserve"> bring crates of credits in briefcases out of the ship and places them down. The Sith arms dealer says</w:t>
-      </w:r>
-      <w:r>
-        <w:rPr>
-          <w:lang w:val="en-US"/>
-        </w:rPr>
-        <w:t>:</w:t>
-      </w:r>
-    </w:p>
-    <w:p>
-      <w:pPr>
-        <w:rPr>
-          <w:lang w:val="en-US"/>
-        </w:rPr>
-      </w:pPr>
-    </w:p>
-    <w:p>
-      <w:pPr>
-        <w:jc w:val="center"/>
-        <w:rPr>
-          <w:lang w:val="en-US"/>
-        </w:rPr>
-      </w:pPr>
-      <w:r>
-        <w:rPr>
-          <w:lang w:val="en-US"/>
-        </w:rPr>
-        <w:t>“Pleasure doing business with you Jedi.”</w:t>
-      </w:r>
-    </w:p>
-    <w:p>
-      <w:pPr>
-        <w:rPr>
-          <w:lang w:val="en-US"/>
-        </w:rPr>
-      </w:pPr>
-    </w:p>
-    <w:p>
-      <w:pPr>
-        <w:rPr>
-          <w:lang w:val="en-US"/>
-        </w:rPr>
-      </w:pPr>
-      <w:r>
-        <w:rPr>
-          <w:lang w:val="en-US"/>
-        </w:rPr>
-        <w:t>Revan says</w:t>
-      </w:r>
-      <w:r>
-        <w:rPr>
-          <w:lang w:val="en-US"/>
-        </w:rPr>
-        <w:t>:</w:t>
-      </w:r>
-    </w:p>
-    <w:p>
-      <w:pPr>
-        <w:rPr>
-          <w:lang w:val="en-US"/>
-        </w:rPr>
-      </w:pPr>
-    </w:p>
-    <w:p>
-      <w:pPr>
-        <w:jc w:val="center"/>
-        <w:rPr>
-          <w:lang w:val="en-US"/>
-        </w:rPr>
-      </w:pPr>
-      <w:r>
-        <w:rPr>
-          <w:lang w:val="en-US"/>
-        </w:rPr>
-        <w:t>“I was</w:t>
-      </w:r>
-      <w:r>
-        <w:rPr>
-          <w:lang w:val="en-US"/>
-        </w:rPr>
-        <w:t xml:space="preserve"> recently</w:t>
-      </w:r>
-      <w:r>
-        <w:rPr>
-          <w:lang w:val="en-US"/>
-        </w:rPr>
-        <w:t xml:space="preserve"> trained on </w:t>
-      </w:r>
-      <w:proofErr w:type="spellStart"/>
-      <w:r>
-        <w:rPr>
-          <w:lang w:val="en-US"/>
-        </w:rPr>
-        <w:t>Korriban</w:t>
-      </w:r>
-      <w:proofErr w:type="spellEnd"/>
-      <w:r>
-        <w:rPr>
-          <w:lang w:val="en-US"/>
-        </w:rPr>
-        <w:t xml:space="preserve">, calling me a Jedi </w:t>
-      </w:r>
-      <w:r>
-        <w:rPr>
-          <w:lang w:val="en-US"/>
-        </w:rPr>
-        <w:t>might insult me</w:t>
+        <w:t>We can’t deny our fates</w:t>
       </w:r>
       <w:r>
         <w:rPr>
@@ -6429,7 +5712,66 @@
         <w:rPr>
           <w:lang w:val="en-US"/>
         </w:rPr>
-        <w:t>The Sith says</w:t>
+        <w:t>Revan laughs and says</w:t>
+      </w:r>
+      <w:r>
+        <w:rPr>
+          <w:lang w:val="en-US"/>
+        </w:rPr>
+        <w:t>:</w:t>
+      </w:r>
+    </w:p>
+    <w:p>
+      <w:pPr>
+        <w:rPr>
+          <w:lang w:val="en-US"/>
+        </w:rPr>
+      </w:pPr>
+    </w:p>
+    <w:p>
+      <w:pPr>
+        <w:jc w:val="center"/>
+        <w:rPr>
+          <w:lang w:val="en-US"/>
+        </w:rPr>
+      </w:pPr>
+      <w:r>
+        <w:rPr>
+          <w:lang w:val="en-US"/>
+        </w:rPr>
+        <w:t>“I’ll being seeing you</w:t>
+      </w:r>
+      <w:r>
+        <w:rPr>
+          <w:lang w:val="en-US"/>
+        </w:rPr>
+        <w:t xml:space="preserve"> around then I guess</w:t>
+      </w:r>
+      <w:r>
+        <w:rPr>
+          <w:lang w:val="en-US"/>
+        </w:rPr>
+        <w:t>.”</w:t>
+      </w:r>
+    </w:p>
+    <w:p>
+      <w:pPr>
+        <w:rPr>
+          <w:lang w:val="en-US"/>
+        </w:rPr>
+      </w:pPr>
+    </w:p>
+    <w:p>
+      <w:pPr>
+        <w:rPr>
+          <w:lang w:val="en-US"/>
+        </w:rPr>
+      </w:pPr>
+      <w:r>
+        <w:rPr>
+          <w:lang w:val="en-US"/>
+        </w:rPr>
+        <w:t>The doors of the ship close and the ship takes off. We cut to Revan sitting in a throne like chair, Alek and Meetra come up to him. Alek says</w:t>
       </w:r>
       <w:r>
         <w:rPr>
@@ -6462,152 +5804,6 @@
         <w:rPr>
           <w:lang w:val="en-US"/>
         </w:rPr>
-        <w:t>We can’t deny our fates</w:t>
-      </w:r>
-      <w:r>
-        <w:rPr>
-          <w:lang w:val="en-US"/>
-        </w:rPr>
-        <w:t>.”</w:t>
-      </w:r>
-    </w:p>
-    <w:p>
-      <w:pPr>
-        <w:rPr>
-          <w:lang w:val="en-US"/>
-        </w:rPr>
-      </w:pPr>
-    </w:p>
-    <w:p>
-      <w:pPr>
-        <w:rPr>
-          <w:lang w:val="en-US"/>
-        </w:rPr>
-      </w:pPr>
-      <w:r>
-        <w:rPr>
-          <w:lang w:val="en-US"/>
-        </w:rPr>
-        <w:t>Revan laughs and says</w:t>
-      </w:r>
-      <w:r>
-        <w:rPr>
-          <w:lang w:val="en-US"/>
-        </w:rPr>
-        <w:t>:</w:t>
-      </w:r>
-    </w:p>
-    <w:p>
-      <w:pPr>
-        <w:rPr>
-          <w:lang w:val="en-US"/>
-        </w:rPr>
-      </w:pPr>
-    </w:p>
-    <w:p>
-      <w:pPr>
-        <w:jc w:val="center"/>
-        <w:rPr>
-          <w:lang w:val="en-US"/>
-        </w:rPr>
-      </w:pPr>
-      <w:r>
-        <w:rPr>
-          <w:lang w:val="en-US"/>
-        </w:rPr>
-        <w:t>“I’ll being seeing you</w:t>
-      </w:r>
-      <w:r>
-        <w:rPr>
-          <w:lang w:val="en-US"/>
-        </w:rPr>
-        <w:t xml:space="preserve"> around then I guess</w:t>
-      </w:r>
-      <w:r>
-        <w:rPr>
-          <w:lang w:val="en-US"/>
-        </w:rPr>
-        <w:t>.”</w:t>
-      </w:r>
-    </w:p>
-    <w:p>
-      <w:pPr>
-        <w:rPr>
-          <w:lang w:val="en-US"/>
-        </w:rPr>
-      </w:pPr>
-    </w:p>
-    <w:p>
-      <w:pPr>
-        <w:rPr>
-          <w:lang w:val="en-US"/>
-        </w:rPr>
-      </w:pPr>
-      <w:r>
-        <w:rPr>
-          <w:lang w:val="en-US"/>
-        </w:rPr>
-        <w:t xml:space="preserve">The doors of the ship close and the ship </w:t>
-      </w:r>
-      <w:proofErr w:type="gramStart"/>
-      <w:r>
-        <w:rPr>
-          <w:lang w:val="en-US"/>
-        </w:rPr>
-        <w:t>takes</w:t>
-      </w:r>
-      <w:proofErr w:type="gramEnd"/>
-      <w:r>
-        <w:rPr>
-          <w:lang w:val="en-US"/>
-        </w:rPr>
-        <w:t xml:space="preserve"> off. We cut to Revan sitting in a throne like chair, Alek and </w:t>
-      </w:r>
-      <w:proofErr w:type="spellStart"/>
-      <w:r>
-        <w:rPr>
-          <w:lang w:val="en-US"/>
-        </w:rPr>
-        <w:t>Meetra</w:t>
-      </w:r>
-      <w:proofErr w:type="spellEnd"/>
-      <w:r>
-        <w:rPr>
-          <w:lang w:val="en-US"/>
-        </w:rPr>
-        <w:t xml:space="preserve"> come up to him. Alek says</w:t>
-      </w:r>
-      <w:r>
-        <w:rPr>
-          <w:lang w:val="en-US"/>
-        </w:rPr>
-        <w:t>:</w:t>
-      </w:r>
-    </w:p>
-    <w:p>
-      <w:pPr>
-        <w:rPr>
-          <w:lang w:val="en-US"/>
-        </w:rPr>
-      </w:pPr>
-    </w:p>
-    <w:p>
-      <w:pPr>
-        <w:jc w:val="center"/>
-        <w:rPr>
-          <w:lang w:val="en-US"/>
-        </w:rPr>
-      </w:pPr>
-      <w:r>
-        <w:rPr>
-          <w:lang w:val="en-US"/>
-        </w:rPr>
-        <w:t>“</w:t>
-      </w:r>
-      <w:r>
-        <w:rPr>
-          <w:lang w:val="en-US"/>
-        </w:rPr>
         <w:t>So,</w:t>
       </w:r>
       <w:r>
@@ -6630,19 +5826,11 @@
           <w:lang w:val="en-US"/>
         </w:rPr>
       </w:pPr>
-      <w:proofErr w:type="spellStart"/>
-      <w:r>
-        <w:rPr>
-          <w:lang w:val="en-US"/>
-        </w:rPr>
-        <w:t>Meetra</w:t>
-      </w:r>
-      <w:proofErr w:type="spellEnd"/>
-      <w:r>
-        <w:rPr>
-          <w:lang w:val="en-US"/>
-        </w:rPr>
-        <w:t xml:space="preserve"> says</w:t>
+      <w:r>
+        <w:rPr>
+          <w:lang w:val="en-US"/>
+        </w:rPr>
+        <w:t>Meetra says</w:t>
       </w:r>
       <w:r>
         <w:rPr>
@@ -6770,63 +5958,27 @@
         <w:rPr>
           <w:lang w:val="en-US"/>
         </w:rPr>
-        <w:t xml:space="preserve">“The </w:t>
-      </w:r>
-      <w:proofErr w:type="spellStart"/>
-      <w:r>
-        <w:rPr>
-          <w:lang w:val="en-US"/>
-        </w:rPr>
-        <w:t>mandalorians</w:t>
-      </w:r>
-      <w:proofErr w:type="spellEnd"/>
-      <w:r>
-        <w:rPr>
-          <w:lang w:val="en-US"/>
-        </w:rPr>
-        <w:t xml:space="preserve"> have invaded republic territory unprovoked, decided to murder all force sensitives on the planet, including children </w:t>
-      </w:r>
-      <w:proofErr w:type="spellStart"/>
-      <w:r>
-        <w:rPr>
-          <w:lang w:val="en-US"/>
-        </w:rPr>
-        <w:t>en</w:t>
-      </w:r>
-      <w:proofErr w:type="spellEnd"/>
-      <w:r>
-        <w:rPr>
-          <w:lang w:val="en-US"/>
-        </w:rPr>
-        <w:t xml:space="preserve"> masse, then decided to stand there and fight both Sith and Jedi to stake their claim to a planet they’ve raped!”</w:t>
-      </w:r>
-    </w:p>
-    <w:p>
-      <w:pPr>
-        <w:rPr>
-          <w:lang w:val="en-US"/>
-        </w:rPr>
-      </w:pPr>
-    </w:p>
-    <w:p>
-      <w:pPr>
-        <w:rPr>
-          <w:lang w:val="en-US"/>
-        </w:rPr>
-      </w:pPr>
-      <w:proofErr w:type="spellStart"/>
-      <w:r>
-        <w:rPr>
-          <w:lang w:val="en-US"/>
-        </w:rPr>
-        <w:t>Meetra</w:t>
-      </w:r>
-      <w:proofErr w:type="spellEnd"/>
-      <w:r>
-        <w:rPr>
-          <w:lang w:val="en-US"/>
-        </w:rPr>
-        <w:t xml:space="preserve"> says</w:t>
+        <w:t>“The mandalorians have invaded republic territory unprovoked, decided to murder all force sensitives on the planet, including children en masse, then decided to stand there and fight both Sith and Jedi to stake their claim to a planet they’ve raped!”</w:t>
+      </w:r>
+    </w:p>
+    <w:p>
+      <w:pPr>
+        <w:rPr>
+          <w:lang w:val="en-US"/>
+        </w:rPr>
+      </w:pPr>
+    </w:p>
+    <w:p>
+      <w:pPr>
+        <w:rPr>
+          <w:lang w:val="en-US"/>
+        </w:rPr>
+      </w:pPr>
+      <w:r>
+        <w:rPr>
+          <w:lang w:val="en-US"/>
+        </w:rPr>
+        <w:t>Meetra says</w:t>
       </w:r>
       <w:r>
         <w:rPr>
@@ -6897,16 +6049,8 @@
         <w:rPr>
           <w:lang w:val="en-US"/>
         </w:rPr>
-        <w:t xml:space="preserve">Revan turns around and </w:t>
-      </w:r>
-      <w:proofErr w:type="gramStart"/>
-      <w:r>
-        <w:rPr>
-          <w:lang w:val="en-US"/>
-        </w:rPr>
-        <w:t>say</w:t>
-      </w:r>
-      <w:proofErr w:type="gramEnd"/>
+        <w:t>Revan turns around and say</w:t>
+      </w:r>
       <w:r>
         <w:rPr>
           <w:lang w:val="en-US"/>
@@ -6952,69 +6096,61 @@
         <w:rPr>
           <w:lang w:val="en-US"/>
         </w:rPr>
-        <w:t xml:space="preserve">There’s a pause and Alek </w:t>
-      </w:r>
-      <w:proofErr w:type="gramStart"/>
+        <w:t>There’s a pause and Alek says</w:t>
+      </w:r>
+      <w:r>
+        <w:rPr>
+          <w:lang w:val="en-US"/>
+        </w:rPr>
+        <w:t>:</w:t>
+      </w:r>
+    </w:p>
+    <w:p>
+      <w:pPr>
+        <w:rPr>
+          <w:lang w:val="en-US"/>
+        </w:rPr>
+      </w:pPr>
+    </w:p>
+    <w:p>
+      <w:pPr>
+        <w:jc w:val="center"/>
+        <w:rPr>
+          <w:lang w:val="en-US"/>
+        </w:rPr>
+      </w:pPr>
+      <w:r>
+        <w:rPr>
+          <w:lang w:val="en-US"/>
+        </w:rPr>
+        <w:t>“So mutually assured destruction?”</w:t>
+      </w:r>
+    </w:p>
+    <w:p>
+      <w:pPr>
+        <w:rPr>
+          <w:lang w:val="en-US"/>
+        </w:rPr>
+      </w:pPr>
+    </w:p>
+    <w:p>
+      <w:pPr>
+        <w:rPr>
+          <w:lang w:val="en-US"/>
+        </w:rPr>
+      </w:pPr>
+      <w:r>
+        <w:rPr>
+          <w:lang w:val="en-US"/>
+        </w:rPr>
+        <w:t xml:space="preserve">Revan smiles looking out to the planet and </w:t>
+      </w:r>
       <w:r>
         <w:rPr>
           <w:lang w:val="en-US"/>
         </w:rPr>
         <w:t>says</w:t>
       </w:r>
-      <w:proofErr w:type="gramEnd"/>
-      <w:r>
-        <w:rPr>
-          <w:lang w:val="en-US"/>
-        </w:rPr>
-        <w:t>:</w:t>
-      </w:r>
-    </w:p>
-    <w:p>
-      <w:pPr>
-        <w:rPr>
-          <w:lang w:val="en-US"/>
-        </w:rPr>
-      </w:pPr>
-    </w:p>
-    <w:p>
-      <w:pPr>
-        <w:jc w:val="center"/>
-        <w:rPr>
-          <w:lang w:val="en-US"/>
-        </w:rPr>
-      </w:pPr>
-      <w:r>
-        <w:rPr>
-          <w:lang w:val="en-US"/>
-        </w:rPr>
-        <w:t>“So mutually assured destruction?”</w:t>
-      </w:r>
-    </w:p>
-    <w:p>
-      <w:pPr>
-        <w:rPr>
-          <w:lang w:val="en-US"/>
-        </w:rPr>
-      </w:pPr>
-    </w:p>
-    <w:p>
-      <w:pPr>
-        <w:rPr>
-          <w:lang w:val="en-US"/>
-        </w:rPr>
-      </w:pPr>
-      <w:r>
-        <w:rPr>
-          <w:lang w:val="en-US"/>
-        </w:rPr>
-        <w:t xml:space="preserve">Revan smiles looking out to the planet and </w:t>
-      </w:r>
-      <w:r>
-        <w:rPr>
-          <w:lang w:val="en-US"/>
-        </w:rPr>
-        <w:t>says</w:t>
-      </w:r>
       <w:r>
         <w:rPr>
           <w:lang w:val="en-US"/>
@@ -7068,19 +6204,11 @@
           <w:lang w:val="en-US"/>
         </w:rPr>
       </w:pPr>
-      <w:proofErr w:type="spellStart"/>
-      <w:r>
-        <w:rPr>
-          <w:lang w:val="en-US"/>
-        </w:rPr>
-        <w:t>Meetra</w:t>
-      </w:r>
-      <w:proofErr w:type="spellEnd"/>
-      <w:r>
-        <w:rPr>
-          <w:lang w:val="en-US"/>
-        </w:rPr>
-        <w:t xml:space="preserve"> watches this with a pause and says</w:t>
+      <w:r>
+        <w:rPr>
+          <w:lang w:val="en-US"/>
+        </w:rPr>
+        <w:t>Meetra watches this with a pause and says</w:t>
       </w:r>
       <w:r>
         <w:rPr>
@@ -7167,16 +6295,941 @@
         <w:rPr>
           <w:lang w:val="en-US"/>
         </w:rPr>
-        <w:t xml:space="preserve"> we can threaten that we have it and could. Either way building the bomb itself will lead to no one dying, your soul is safe </w:t>
-      </w:r>
-      <w:proofErr w:type="spellStart"/>
-      <w:r>
-        <w:rPr>
-          <w:lang w:val="en-US"/>
-        </w:rPr>
-        <w:t>Meetra</w:t>
-      </w:r>
-      <w:proofErr w:type="spellEnd"/>
+        <w:t xml:space="preserve"> we can threaten that we have it and could. Either way building the bomb itself will lead to no one dying, your soul is safe Meetra.”</w:t>
+      </w:r>
+    </w:p>
+    <w:p>
+      <w:pPr>
+        <w:rPr>
+          <w:lang w:val="en-US"/>
+        </w:rPr>
+      </w:pPr>
+    </w:p>
+    <w:p>
+      <w:pPr>
+        <w:rPr>
+          <w:lang w:val="en-US"/>
+        </w:rPr>
+      </w:pPr>
+      <w:r>
+        <w:rPr>
+          <w:lang w:val="en-US"/>
+        </w:rPr>
+        <w:t>She sighs and walks off. Alek says</w:t>
+      </w:r>
+      <w:r>
+        <w:rPr>
+          <w:lang w:val="en-US"/>
+        </w:rPr>
+        <w:t>:</w:t>
+      </w:r>
+    </w:p>
+    <w:p>
+      <w:pPr>
+        <w:rPr>
+          <w:lang w:val="en-US"/>
+        </w:rPr>
+      </w:pPr>
+    </w:p>
+    <w:p>
+      <w:pPr>
+        <w:jc w:val="center"/>
+        <w:rPr>
+          <w:lang w:val="en-US"/>
+        </w:rPr>
+      </w:pPr>
+      <w:r>
+        <w:rPr>
+          <w:lang w:val="en-US"/>
+        </w:rPr>
+        <w:t>“We’ve been out here for 3 years with no support…”</w:t>
+      </w:r>
+    </w:p>
+    <w:p>
+      <w:pPr>
+        <w:rPr>
+          <w:lang w:val="en-US"/>
+        </w:rPr>
+      </w:pPr>
+    </w:p>
+    <w:p>
+      <w:pPr>
+        <w:rPr>
+          <w:lang w:val="en-US"/>
+        </w:rPr>
+      </w:pPr>
+      <w:r>
+        <w:rPr>
+          <w:lang w:val="en-US"/>
+        </w:rPr>
+        <w:t>Revan watches as Alek walks over to the window. He continues</w:t>
+      </w:r>
+      <w:r>
+        <w:rPr>
+          <w:lang w:val="en-US"/>
+        </w:rPr>
+        <w:t>:</w:t>
+      </w:r>
+    </w:p>
+    <w:p>
+      <w:pPr>
+        <w:rPr>
+          <w:lang w:val="en-US"/>
+        </w:rPr>
+      </w:pPr>
+    </w:p>
+    <w:p>
+      <w:pPr>
+        <w:jc w:val="center"/>
+        <w:rPr>
+          <w:lang w:val="en-US"/>
+        </w:rPr>
+      </w:pPr>
+      <w:r>
+        <w:rPr>
+          <w:lang w:val="en-US"/>
+        </w:rPr>
+        <w:t>“And to think it could all be over soon.”</w:t>
+      </w:r>
+    </w:p>
+    <w:p>
+      <w:pPr>
+        <w:rPr>
+          <w:lang w:val="en-US"/>
+        </w:rPr>
+      </w:pPr>
+    </w:p>
+    <w:p>
+      <w:pPr>
+        <w:rPr>
+          <w:lang w:val="en-US"/>
+        </w:rPr>
+      </w:pPr>
+      <w:r>
+        <w:rPr>
+          <w:lang w:val="en-US"/>
+        </w:rPr>
+        <w:t>Revan pauses and says</w:t>
+      </w:r>
+      <w:r>
+        <w:rPr>
+          <w:lang w:val="en-US"/>
+        </w:rPr>
+        <w:t>:</w:t>
+      </w:r>
+    </w:p>
+    <w:p>
+      <w:pPr>
+        <w:rPr>
+          <w:lang w:val="en-US"/>
+        </w:rPr>
+      </w:pPr>
+    </w:p>
+    <w:p>
+      <w:pPr>
+        <w:jc w:val="center"/>
+        <w:rPr>
+          <w:lang w:val="en-US"/>
+        </w:rPr>
+      </w:pPr>
+      <w:r>
+        <w:rPr>
+          <w:lang w:val="en-US"/>
+        </w:rPr>
+        <w:t>“The journey has been long.”</w:t>
+      </w:r>
+    </w:p>
+    <w:p>
+      <w:pPr>
+        <w:rPr>
+          <w:lang w:val="en-US"/>
+        </w:rPr>
+      </w:pPr>
+    </w:p>
+    <w:p>
+      <w:pPr>
+        <w:rPr>
+          <w:lang w:val="en-US"/>
+        </w:rPr>
+      </w:pPr>
+      <w:r>
+        <w:rPr>
+          <w:lang w:val="en-US"/>
+        </w:rPr>
+        <w:t>Alek turns to him and says</w:t>
+      </w:r>
+      <w:r>
+        <w:rPr>
+          <w:lang w:val="en-US"/>
+        </w:rPr>
+        <w:t>:</w:t>
+      </w:r>
+    </w:p>
+    <w:p>
+      <w:pPr>
+        <w:rPr>
+          <w:lang w:val="en-US"/>
+        </w:rPr>
+      </w:pPr>
+    </w:p>
+    <w:p>
+      <w:pPr>
+        <w:jc w:val="center"/>
+        <w:rPr>
+          <w:lang w:val="en-US"/>
+        </w:rPr>
+      </w:pPr>
+      <w:r>
+        <w:rPr>
+          <w:lang w:val="en-US"/>
+        </w:rPr>
+        <w:t>“Will it really be worth it</w:t>
+      </w:r>
+      <w:r>
+        <w:rPr>
+          <w:lang w:val="en-US"/>
+        </w:rPr>
+        <w:t>?</w:t>
+      </w:r>
+      <w:r>
+        <w:rPr>
+          <w:lang w:val="en-US"/>
+        </w:rPr>
+        <w:t>”</w:t>
+      </w:r>
+    </w:p>
+    <w:p>
+      <w:pPr>
+        <w:rPr>
+          <w:lang w:val="en-US"/>
+        </w:rPr>
+      </w:pPr>
+    </w:p>
+    <w:p>
+      <w:pPr>
+        <w:rPr>
+          <w:lang w:val="en-US"/>
+        </w:rPr>
+      </w:pPr>
+      <w:r>
+        <w:rPr>
+          <w:lang w:val="en-US"/>
+        </w:rPr>
+        <w:t>Revan puts his hands around his head, looks into his eyes and says</w:t>
+      </w:r>
+      <w:r>
+        <w:rPr>
+          <w:lang w:val="en-US"/>
+        </w:rPr>
+        <w:t>:</w:t>
+      </w:r>
+    </w:p>
+    <w:p>
+      <w:pPr>
+        <w:rPr>
+          <w:lang w:val="en-US"/>
+        </w:rPr>
+      </w:pPr>
+    </w:p>
+    <w:p>
+      <w:pPr>
+        <w:jc w:val="center"/>
+        <w:rPr>
+          <w:lang w:val="en-US"/>
+        </w:rPr>
+      </w:pPr>
+      <w:r>
+        <w:rPr>
+          <w:lang w:val="en-US"/>
+        </w:rPr>
+        <w:t>“Never doubt yourself Alek, you’re capable of so much more than you think.”</w:t>
+      </w:r>
+    </w:p>
+    <w:p>
+      <w:pPr>
+        <w:rPr>
+          <w:lang w:val="en-US"/>
+        </w:rPr>
+      </w:pPr>
+    </w:p>
+    <w:p>
+      <w:pPr>
+        <w:rPr>
+          <w:lang w:val="en-US"/>
+        </w:rPr>
+      </w:pPr>
+      <w:r>
+        <w:rPr>
+          <w:lang w:val="en-US"/>
+        </w:rPr>
+        <w:lastRenderedPageBreak/>
+        <w:t xml:space="preserve">He then leaves and Alek turns and looks out to the planet. As we fade to modern day Malak watching Ekhralon fight with the Sith sword. </w:t>
+      </w:r>
+    </w:p>
+    <w:p>
+      <w:pPr>
+        <w:rPr>
+          <w:lang w:val="en-US"/>
+        </w:rPr>
+      </w:pPr>
+    </w:p>
+    <w:p>
+      <w:pPr>
+        <w:rPr>
+          <w:lang w:val="en-US"/>
+        </w:rPr>
+      </w:pPr>
+      <w:r>
+        <w:rPr>
+          <w:lang w:val="en-US"/>
+        </w:rPr>
+        <w:t>She’s now fully engaged with the droids. The sword gets stuck in one of them and she uses force lightning to blow the other running at her up. Zeravûn says</w:t>
+      </w:r>
+      <w:r>
+        <w:rPr>
+          <w:lang w:val="en-US"/>
+        </w:rPr>
+        <w:t>:</w:t>
+      </w:r>
+    </w:p>
+    <w:p>
+      <w:pPr>
+        <w:rPr>
+          <w:lang w:val="en-US"/>
+        </w:rPr>
+      </w:pPr>
+    </w:p>
+    <w:p>
+      <w:pPr>
+        <w:jc w:val="center"/>
+        <w:rPr>
+          <w:lang w:val="en-US"/>
+        </w:rPr>
+      </w:pPr>
+      <w:r>
+        <w:rPr>
+          <w:lang w:val="en-US"/>
+        </w:rPr>
+        <w:t>“All weapons have their weaknesses.”</w:t>
+      </w:r>
+    </w:p>
+    <w:p>
+      <w:pPr>
+        <w:rPr>
+          <w:lang w:val="en-US"/>
+        </w:rPr>
+      </w:pPr>
+    </w:p>
+    <w:p>
+      <w:pPr>
+        <w:rPr>
+          <w:lang w:val="en-US"/>
+        </w:rPr>
+      </w:pPr>
+      <w:r>
+        <w:rPr>
+          <w:lang w:val="en-US"/>
+        </w:rPr>
+        <w:t>Ekhralon says</w:t>
+      </w:r>
+      <w:r>
+        <w:rPr>
+          <w:lang w:val="en-US"/>
+        </w:rPr>
+        <w:t>:</w:t>
+      </w:r>
+    </w:p>
+    <w:p>
+      <w:pPr>
+        <w:rPr>
+          <w:lang w:val="en-US"/>
+        </w:rPr>
+      </w:pPr>
+    </w:p>
+    <w:p>
+      <w:pPr>
+        <w:jc w:val="center"/>
+        <w:rPr>
+          <w:lang w:val="en-US"/>
+        </w:rPr>
+      </w:pPr>
+      <w:r>
+        <w:rPr>
+          <w:lang w:val="en-US"/>
+        </w:rPr>
+        <w:t>“I think I honestly prefer the lightsaber.”</w:t>
+      </w:r>
+    </w:p>
+    <w:p>
+      <w:pPr>
+        <w:rPr>
+          <w:lang w:val="en-US"/>
+        </w:rPr>
+      </w:pPr>
+    </w:p>
+    <w:p>
+      <w:pPr>
+        <w:rPr>
+          <w:lang w:val="en-US"/>
+        </w:rPr>
+      </w:pPr>
+      <w:r>
+        <w:rPr>
+          <w:lang w:val="en-US"/>
+        </w:rPr>
+        <w:t>Zeravûn says</w:t>
+      </w:r>
+      <w:r>
+        <w:rPr>
+          <w:lang w:val="en-US"/>
+        </w:rPr>
+        <w:t>:</w:t>
+      </w:r>
+    </w:p>
+    <w:p>
+      <w:pPr>
+        <w:rPr>
+          <w:lang w:val="en-US"/>
+        </w:rPr>
+      </w:pPr>
+    </w:p>
+    <w:p>
+      <w:pPr>
+        <w:jc w:val="center"/>
+        <w:rPr>
+          <w:lang w:val="en-US"/>
+        </w:rPr>
+      </w:pPr>
+      <w:r>
+        <w:rPr>
+          <w:lang w:val="en-US"/>
+        </w:rPr>
+        <w:t>“Of course, it’s a weapon meant for combat.”</w:t>
+      </w:r>
+    </w:p>
+    <w:p>
+      <w:pPr>
+        <w:rPr>
+          <w:lang w:val="en-US"/>
+        </w:rPr>
+      </w:pPr>
+    </w:p>
+    <w:p>
+      <w:pPr>
+        <w:rPr>
+          <w:lang w:val="en-US"/>
+        </w:rPr>
+      </w:pPr>
+      <w:r>
+        <w:rPr>
+          <w:lang w:val="en-US"/>
+        </w:rPr>
+        <w:t>He rips the sword out of the droid and says</w:t>
+      </w:r>
+      <w:r>
+        <w:rPr>
+          <w:lang w:val="en-US"/>
+        </w:rPr>
+        <w:t>:</w:t>
+      </w:r>
+    </w:p>
+    <w:p>
+      <w:pPr>
+        <w:rPr>
+          <w:lang w:val="en-US"/>
+        </w:rPr>
+      </w:pPr>
+    </w:p>
+    <w:p>
+      <w:pPr>
+        <w:jc w:val="center"/>
+        <w:rPr>
+          <w:lang w:val="en-US"/>
+        </w:rPr>
+      </w:pPr>
+      <w:r>
+        <w:rPr>
+          <w:lang w:val="en-US"/>
+        </w:rPr>
+        <w:t>“This is ceremonial, meant for executions, used in combat 2000 years ago but there’s a reason we stopped using them.”</w:t>
+      </w:r>
+    </w:p>
+    <w:p>
+      <w:pPr>
+        <w:rPr>
+          <w:lang w:val="en-US"/>
+        </w:rPr>
+      </w:pPr>
+    </w:p>
+    <w:p>
+      <w:pPr>
+        <w:rPr>
+          <w:lang w:val="en-US"/>
+        </w:rPr>
+      </w:pPr>
+      <w:r>
+        <w:rPr>
+          <w:lang w:val="en-US"/>
+        </w:rPr>
+        <w:t>Ekhralon says</w:t>
+      </w:r>
+      <w:r>
+        <w:rPr>
+          <w:lang w:val="en-US"/>
+        </w:rPr>
+        <w:t>:</w:t>
+      </w:r>
+    </w:p>
+    <w:p>
+      <w:pPr>
+        <w:rPr>
+          <w:lang w:val="en-US"/>
+        </w:rPr>
+      </w:pPr>
+    </w:p>
+    <w:p>
+      <w:pPr>
+        <w:jc w:val="center"/>
+        <w:rPr>
+          <w:lang w:val="en-US"/>
+        </w:rPr>
+      </w:pPr>
+      <w:r>
+        <w:rPr>
+          <w:lang w:val="en-US"/>
+        </w:rPr>
+        <w:t>“Then why do you?”</w:t>
+      </w:r>
+    </w:p>
+    <w:p>
+      <w:pPr>
+        <w:rPr>
+          <w:lang w:val="en-US"/>
+        </w:rPr>
+      </w:pPr>
+    </w:p>
+    <w:p>
+      <w:pPr>
+        <w:rPr>
+          <w:lang w:val="en-US"/>
+        </w:rPr>
+      </w:pPr>
+      <w:r>
+        <w:rPr>
+          <w:lang w:val="en-US"/>
+        </w:rPr>
+        <w:t>Zeravûn smiles evily and says</w:t>
+      </w:r>
+      <w:r>
+        <w:rPr>
+          <w:lang w:val="en-US"/>
+        </w:rPr>
+        <w:t>:</w:t>
+      </w:r>
+    </w:p>
+    <w:p>
+      <w:pPr>
+        <w:rPr>
+          <w:lang w:val="en-US"/>
+        </w:rPr>
+      </w:pPr>
+    </w:p>
+    <w:p>
+      <w:pPr>
+        <w:jc w:val="center"/>
+        <w:rPr>
+          <w:lang w:val="en-US"/>
+        </w:rPr>
+      </w:pPr>
+      <w:r>
+        <w:rPr>
+          <w:lang w:val="en-US"/>
+        </w:rPr>
+        <w:t>“It’s my culture. It's a weapon that takes immense force power to make viable today, and I do. Care to duel?”</w:t>
+      </w:r>
+    </w:p>
+    <w:p>
+      <w:pPr>
+        <w:rPr>
+          <w:lang w:val="en-US"/>
+        </w:rPr>
+      </w:pPr>
+    </w:p>
+    <w:p>
+      <w:pPr>
+        <w:rPr>
+          <w:lang w:val="en-US"/>
+        </w:rPr>
+      </w:pPr>
+      <w:r>
+        <w:rPr>
+          <w:lang w:val="en-US"/>
+        </w:rPr>
+        <w:t>Ekhralon force grabs her white light saber and says</w:t>
+      </w:r>
+      <w:r>
+        <w:rPr>
+          <w:lang w:val="en-US"/>
+        </w:rPr>
+        <w:t>:</w:t>
+      </w:r>
+    </w:p>
+    <w:p>
+      <w:pPr>
+        <w:rPr>
+          <w:lang w:val="en-US"/>
+        </w:rPr>
+      </w:pPr>
+    </w:p>
+    <w:p>
+      <w:pPr>
+        <w:jc w:val="center"/>
+        <w:rPr>
+          <w:lang w:val="en-US"/>
+        </w:rPr>
+      </w:pPr>
+      <w:r>
+        <w:rPr>
+          <w:lang w:val="en-US"/>
+        </w:rPr>
+        <w:t>“I’d be honored.”</w:t>
+      </w:r>
+    </w:p>
+    <w:p>
+      <w:pPr>
+        <w:rPr>
+          <w:lang w:val="en-US"/>
+        </w:rPr>
+      </w:pPr>
+    </w:p>
+    <w:p>
+      <w:pPr>
+        <w:rPr>
+          <w:lang w:val="en-US"/>
+        </w:rPr>
+      </w:pPr>
+      <w:r>
+        <w:rPr>
+          <w:lang w:val="en-US"/>
+        </w:rPr>
+        <w:t xml:space="preserve">Zeravûn steps up to the training dojo, she </w:t>
+      </w:r>
+      <w:r>
+        <w:rPr>
+          <w:lang w:val="en-US"/>
+        </w:rPr>
+        <w:t>bullets</w:t>
+      </w:r>
+      <w:r>
+        <w:rPr>
+          <w:lang w:val="en-US"/>
+        </w:rPr>
+        <w:t xml:space="preserve"> jumps at him and he blocks it seamlessly and force pushes her back. They circle each other and we cut to Malak leaving. He walks down to the mess </w:t>
+      </w:r>
+      <w:r>
+        <w:rPr>
+          <w:lang w:val="en-US"/>
+        </w:rPr>
+        <w:t>hall and</w:t>
+      </w:r>
+      <w:r>
+        <w:rPr>
+          <w:lang w:val="en-US"/>
+        </w:rPr>
+        <w:t xml:space="preserve"> sits down with a sigh. He hears heels walking down the hallway to the mess and throws his lightsaber. A woman catches it and say</w:t>
+      </w:r>
+      <w:r>
+        <w:rPr>
+          <w:lang w:val="en-US"/>
+        </w:rPr>
+        <w:t>s:</w:t>
+      </w:r>
+      <w:r>
+        <w:rPr>
+          <w:lang w:val="en-US"/>
+        </w:rPr>
+        <w:t xml:space="preserve"> </w:t>
+      </w:r>
+    </w:p>
+    <w:p>
+      <w:pPr>
+        <w:rPr>
+          <w:lang w:val="en-US"/>
+        </w:rPr>
+      </w:pPr>
+    </w:p>
+    <w:p>
+      <w:pPr>
+        <w:jc w:val="center"/>
+        <w:rPr>
+          <w:lang w:val="en-US"/>
+        </w:rPr>
+      </w:pPr>
+      <w:r>
+        <w:rPr>
+          <w:lang w:val="en-US"/>
+        </w:rPr>
+        <w:t>“Do you treat all women this way?”</w:t>
+      </w:r>
+    </w:p>
+    <w:p>
+      <w:pPr>
+        <w:rPr>
+          <w:lang w:val="en-US"/>
+        </w:rPr>
+      </w:pPr>
+    </w:p>
+    <w:p>
+      <w:pPr>
+        <w:rPr>
+          <w:lang w:val="en-US"/>
+        </w:rPr>
+      </w:pPr>
+      <w:r>
+        <w:rPr>
+          <w:lang w:val="en-US"/>
+        </w:rPr>
+        <w:t>He looks up in shock and looks at her. He stands up hurriedly and runs over and says jubilantly</w:t>
+      </w:r>
+      <w:r>
+        <w:rPr>
+          <w:lang w:val="en-US"/>
+        </w:rPr>
+        <w:t>:</w:t>
+      </w:r>
+    </w:p>
+    <w:p>
+      <w:pPr>
+        <w:rPr>
+          <w:lang w:val="en-US"/>
+        </w:rPr>
+      </w:pPr>
+    </w:p>
+    <w:p>
+      <w:pPr>
+        <w:jc w:val="center"/>
+        <w:rPr>
+          <w:lang w:val="en-US"/>
+        </w:rPr>
+      </w:pPr>
+      <w:r>
+        <w:rPr>
+          <w:lang w:val="en-US"/>
+        </w:rPr>
+        <w:t>“Meetra! What a wonderful surprise!”</w:t>
+      </w:r>
+    </w:p>
+    <w:p>
+      <w:pPr>
+        <w:rPr>
+          <w:lang w:val="en-US"/>
+        </w:rPr>
+      </w:pPr>
+    </w:p>
+    <w:p>
+      <w:pPr>
+        <w:rPr>
+          <w:lang w:val="en-US"/>
+        </w:rPr>
+      </w:pPr>
+      <w:r>
+        <w:rPr>
+          <w:lang w:val="en-US"/>
+        </w:rPr>
+        <w:t xml:space="preserve">He hugs </w:t>
+      </w:r>
+      <w:r>
+        <w:rPr>
+          <w:lang w:val="en-US"/>
+        </w:rPr>
+        <w:t xml:space="preserve">her </w:t>
+      </w:r>
+      <w:r>
+        <w:rPr>
+          <w:lang w:val="en-US"/>
+        </w:rPr>
+        <w:t>and she smiles and says</w:t>
+      </w:r>
+      <w:r>
+        <w:rPr>
+          <w:lang w:val="en-US"/>
+        </w:rPr>
+        <w:t>:</w:t>
+      </w:r>
+    </w:p>
+    <w:p>
+      <w:pPr>
+        <w:rPr>
+          <w:lang w:val="en-US"/>
+        </w:rPr>
+      </w:pPr>
+    </w:p>
+    <w:p>
+      <w:pPr>
+        <w:jc w:val="center"/>
+        <w:rPr>
+          <w:lang w:val="en-US"/>
+        </w:rPr>
+      </w:pPr>
+      <w:r>
+        <w:rPr>
+          <w:lang w:val="en-US"/>
+        </w:rPr>
+        <w:t>“I like your new look!”</w:t>
+      </w:r>
+    </w:p>
+    <w:p>
+      <w:pPr>
+        <w:rPr>
+          <w:lang w:val="en-US"/>
+        </w:rPr>
+      </w:pPr>
+    </w:p>
+    <w:p>
+      <w:pPr>
+        <w:rPr>
+          <w:lang w:val="en-US"/>
+        </w:rPr>
+      </w:pPr>
+      <w:r>
+        <w:rPr>
+          <w:lang w:val="en-US"/>
+        </w:rPr>
+        <w:t>Malak laughs and says</w:t>
+      </w:r>
+      <w:r>
+        <w:rPr>
+          <w:lang w:val="en-US"/>
+        </w:rPr>
+        <w:t>:</w:t>
+      </w:r>
+    </w:p>
+    <w:p>
+      <w:pPr>
+        <w:rPr>
+          <w:lang w:val="en-US"/>
+        </w:rPr>
+      </w:pPr>
+    </w:p>
+    <w:p>
+      <w:pPr>
+        <w:jc w:val="center"/>
+        <w:rPr>
+          <w:lang w:val="en-US"/>
+        </w:rPr>
+      </w:pPr>
+      <w:r>
+        <w:rPr>
+          <w:lang w:val="en-US"/>
+        </w:rPr>
+        <w:t>“It’s been so long!”</w:t>
+      </w:r>
+    </w:p>
+    <w:p>
+      <w:pPr>
+        <w:rPr>
+          <w:lang w:val="en-US"/>
+        </w:rPr>
+      </w:pPr>
+    </w:p>
+    <w:p>
+      <w:pPr>
+        <w:rPr>
+          <w:lang w:val="en-US"/>
+        </w:rPr>
+      </w:pPr>
+      <w:r>
+        <w:rPr>
+          <w:lang w:val="en-US"/>
+        </w:rPr>
+        <w:t>Meetra says</w:t>
+      </w:r>
+      <w:r>
+        <w:rPr>
+          <w:lang w:val="en-US"/>
+        </w:rPr>
+        <w:t>:</w:t>
+      </w:r>
+    </w:p>
+    <w:p>
+      <w:pPr>
+        <w:rPr>
+          <w:lang w:val="en-US"/>
+        </w:rPr>
+      </w:pPr>
+    </w:p>
+    <w:p>
+      <w:pPr>
+        <w:jc w:val="center"/>
+        <w:rPr>
+          <w:lang w:val="en-US"/>
+        </w:rPr>
+      </w:pPr>
+      <w:r>
+        <w:rPr>
+          <w:lang w:val="en-US"/>
+        </w:rPr>
+        <w:t>“It’s been eons.”</w:t>
+      </w:r>
+    </w:p>
+    <w:p>
+      <w:pPr>
+        <w:rPr>
+          <w:lang w:val="en-US"/>
+        </w:rPr>
+      </w:pPr>
+    </w:p>
+    <w:p>
+      <w:pPr>
+        <w:rPr>
+          <w:lang w:val="en-US"/>
+        </w:rPr>
+      </w:pPr>
+      <w:r>
+        <w:rPr>
+          <w:lang w:val="en-US"/>
+        </w:rPr>
+        <w:t>Malak says</w:t>
+      </w:r>
+      <w:r>
+        <w:rPr>
+          <w:lang w:val="en-US"/>
+        </w:rPr>
+        <w:t>:</w:t>
+      </w:r>
+    </w:p>
+    <w:p>
+      <w:pPr>
+        <w:rPr>
+          <w:lang w:val="en-US"/>
+        </w:rPr>
+      </w:pPr>
+    </w:p>
+    <w:p>
+      <w:pPr>
+        <w:jc w:val="center"/>
+        <w:rPr>
+          <w:lang w:val="en-US"/>
+        </w:rPr>
+      </w:pPr>
+      <w:r>
+        <w:rPr>
+          <w:lang w:val="en-US"/>
+        </w:rPr>
+        <w:t>“</w:t>
+      </w:r>
+      <w:r>
+        <w:rPr>
+          <w:lang w:val="en-US"/>
+        </w:rPr>
+        <w:t>Revan is somewhere here</w:t>
+      </w:r>
+      <w:r>
+        <w:rPr>
+          <w:lang w:val="en-US"/>
+        </w:rPr>
+        <w:t>, meditating</w:t>
+      </w:r>
       <w:r>
         <w:rPr>
           <w:lang w:val="en-US"/>
@@ -7201,1107 +7254,34 @@
         <w:rPr>
           <w:lang w:val="en-US"/>
         </w:rPr>
-        <w:t>She sighs and walks off. Alek says</w:t>
-      </w:r>
-      <w:r>
-        <w:rPr>
-          <w:lang w:val="en-US"/>
-        </w:rPr>
-        <w:t>:</w:t>
-      </w:r>
-    </w:p>
-    <w:p>
-      <w:pPr>
-        <w:rPr>
-          <w:lang w:val="en-US"/>
-        </w:rPr>
-      </w:pPr>
-    </w:p>
-    <w:p>
-      <w:pPr>
-        <w:jc w:val="center"/>
-        <w:rPr>
-          <w:lang w:val="en-US"/>
-        </w:rPr>
-      </w:pPr>
-      <w:r>
-        <w:rPr>
-          <w:lang w:val="en-US"/>
-        </w:rPr>
-        <w:t>“We’ve been out here for 3 years with no support…”</w:t>
-      </w:r>
-    </w:p>
-    <w:p>
-      <w:pPr>
-        <w:rPr>
-          <w:lang w:val="en-US"/>
-        </w:rPr>
-      </w:pPr>
-    </w:p>
-    <w:p>
-      <w:pPr>
-        <w:rPr>
-          <w:lang w:val="en-US"/>
-        </w:rPr>
-      </w:pPr>
-      <w:r>
-        <w:rPr>
-          <w:lang w:val="en-US"/>
-        </w:rPr>
-        <w:t>Revan watches as Alek walks over to the window. He continues</w:t>
-      </w:r>
-      <w:r>
-        <w:rPr>
-          <w:lang w:val="en-US"/>
-        </w:rPr>
-        <w:t>:</w:t>
-      </w:r>
-    </w:p>
-    <w:p>
-      <w:pPr>
-        <w:rPr>
-          <w:lang w:val="en-US"/>
-        </w:rPr>
-      </w:pPr>
-    </w:p>
-    <w:p>
-      <w:pPr>
-        <w:jc w:val="center"/>
-        <w:rPr>
-          <w:lang w:val="en-US"/>
-        </w:rPr>
-      </w:pPr>
-      <w:r>
-        <w:rPr>
-          <w:lang w:val="en-US"/>
-        </w:rPr>
-        <w:t>“And to think it could all be over soon.”</w:t>
-      </w:r>
-    </w:p>
-    <w:p>
-      <w:pPr>
-        <w:rPr>
-          <w:lang w:val="en-US"/>
-        </w:rPr>
-      </w:pPr>
-    </w:p>
-    <w:p>
-      <w:pPr>
-        <w:rPr>
-          <w:lang w:val="en-US"/>
-        </w:rPr>
-      </w:pPr>
-      <w:r>
-        <w:rPr>
-          <w:lang w:val="en-US"/>
-        </w:rPr>
-        <w:t>Revan pauses and says</w:t>
-      </w:r>
-      <w:r>
-        <w:rPr>
-          <w:lang w:val="en-US"/>
-        </w:rPr>
-        <w:t>:</w:t>
-      </w:r>
-    </w:p>
-    <w:p>
-      <w:pPr>
-        <w:rPr>
-          <w:lang w:val="en-US"/>
-        </w:rPr>
-      </w:pPr>
-    </w:p>
-    <w:p>
-      <w:pPr>
-        <w:jc w:val="center"/>
-        <w:rPr>
-          <w:lang w:val="en-US"/>
-        </w:rPr>
-      </w:pPr>
-      <w:r>
-        <w:rPr>
-          <w:lang w:val="en-US"/>
-        </w:rPr>
-        <w:t>“The journey has been long.”</w:t>
-      </w:r>
-    </w:p>
-    <w:p>
-      <w:pPr>
-        <w:rPr>
-          <w:lang w:val="en-US"/>
-        </w:rPr>
-      </w:pPr>
-    </w:p>
-    <w:p>
-      <w:pPr>
-        <w:rPr>
-          <w:lang w:val="en-US"/>
-        </w:rPr>
-      </w:pPr>
-      <w:r>
-        <w:rPr>
-          <w:lang w:val="en-US"/>
-        </w:rPr>
-        <w:t>Alek turns to him and says</w:t>
-      </w:r>
-      <w:r>
-        <w:rPr>
-          <w:lang w:val="en-US"/>
-        </w:rPr>
-        <w:t>:</w:t>
-      </w:r>
-    </w:p>
-    <w:p>
-      <w:pPr>
-        <w:rPr>
-          <w:lang w:val="en-US"/>
-        </w:rPr>
-      </w:pPr>
-    </w:p>
-    <w:p>
-      <w:pPr>
-        <w:jc w:val="center"/>
-        <w:rPr>
-          <w:lang w:val="en-US"/>
-        </w:rPr>
-      </w:pPr>
-      <w:r>
-        <w:rPr>
-          <w:lang w:val="en-US"/>
-        </w:rPr>
-        <w:t>“Will it really be worth it</w:t>
-      </w:r>
-      <w:r>
-        <w:rPr>
-          <w:lang w:val="en-US"/>
-        </w:rPr>
-        <w:t>?</w:t>
-      </w:r>
-      <w:r>
-        <w:rPr>
-          <w:lang w:val="en-US"/>
-        </w:rPr>
-        <w:t>”</w:t>
-      </w:r>
-    </w:p>
-    <w:p>
-      <w:pPr>
-        <w:rPr>
-          <w:lang w:val="en-US"/>
-        </w:rPr>
-      </w:pPr>
-    </w:p>
-    <w:p>
-      <w:pPr>
-        <w:rPr>
-          <w:lang w:val="en-US"/>
-        </w:rPr>
-      </w:pPr>
-      <w:r>
-        <w:rPr>
-          <w:lang w:val="en-US"/>
-        </w:rPr>
-        <w:t>Revan puts his hands around his head, looks into his eyes and says</w:t>
-      </w:r>
-      <w:r>
-        <w:rPr>
-          <w:lang w:val="en-US"/>
-        </w:rPr>
-        <w:t>:</w:t>
-      </w:r>
-    </w:p>
-    <w:p>
-      <w:pPr>
-        <w:rPr>
-          <w:lang w:val="en-US"/>
-        </w:rPr>
-      </w:pPr>
-    </w:p>
-    <w:p>
-      <w:pPr>
-        <w:jc w:val="center"/>
-        <w:rPr>
-          <w:lang w:val="en-US"/>
-        </w:rPr>
-      </w:pPr>
-      <w:r>
-        <w:rPr>
-          <w:lang w:val="en-US"/>
-        </w:rPr>
-        <w:t>“Never doubt yourself Alek, you’re capable of so much more than you think.”</w:t>
-      </w:r>
-    </w:p>
-    <w:p>
-      <w:pPr>
-        <w:rPr>
-          <w:lang w:val="en-US"/>
-        </w:rPr>
-      </w:pPr>
-    </w:p>
-    <w:p>
-      <w:pPr>
-        <w:rPr>
-          <w:lang w:val="en-US"/>
-        </w:rPr>
-      </w:pPr>
-      <w:r>
-        <w:rPr>
-          <w:lang w:val="en-US"/>
-        </w:rPr>
-        <w:lastRenderedPageBreak/>
-        <w:t xml:space="preserve">He then leaves and Alek turns and looks out to the planet. As we fade to modern day Malak watching </w:t>
-      </w:r>
-      <w:proofErr w:type="spellStart"/>
-      <w:r>
-        <w:rPr>
-          <w:lang w:val="en-US"/>
-        </w:rPr>
-        <w:t>Ekhralon</w:t>
-      </w:r>
-      <w:proofErr w:type="spellEnd"/>
-      <w:r>
-        <w:rPr>
-          <w:lang w:val="en-US"/>
-        </w:rPr>
-        <w:t xml:space="preserve"> fight with the Sith sword. </w:t>
-      </w:r>
-    </w:p>
-    <w:p>
-      <w:pPr>
-        <w:rPr>
-          <w:lang w:val="en-US"/>
-        </w:rPr>
-      </w:pPr>
-    </w:p>
-    <w:p>
-      <w:pPr>
-        <w:rPr>
-          <w:lang w:val="en-US"/>
-        </w:rPr>
-      </w:pPr>
-      <w:r>
-        <w:rPr>
-          <w:lang w:val="en-US"/>
-        </w:rPr>
-        <w:t xml:space="preserve">She’s now fully engaged with the droids. The sword gets stuck in one of them and she uses force lightning to blow the other running at her up. </w:t>
-      </w:r>
-      <w:proofErr w:type="spellStart"/>
-      <w:r>
-        <w:rPr>
-          <w:lang w:val="en-US"/>
-        </w:rPr>
-        <w:t>Zeravûn</w:t>
-      </w:r>
-      <w:proofErr w:type="spellEnd"/>
-      <w:r>
-        <w:rPr>
-          <w:lang w:val="en-US"/>
-        </w:rPr>
-        <w:t xml:space="preserve"> says</w:t>
-      </w:r>
-      <w:r>
-        <w:rPr>
-          <w:lang w:val="en-US"/>
-        </w:rPr>
-        <w:t>:</w:t>
-      </w:r>
-    </w:p>
-    <w:p>
-      <w:pPr>
-        <w:rPr>
-          <w:lang w:val="en-US"/>
-        </w:rPr>
-      </w:pPr>
-    </w:p>
-    <w:p>
-      <w:pPr>
-        <w:jc w:val="center"/>
-        <w:rPr>
-          <w:lang w:val="en-US"/>
-        </w:rPr>
-      </w:pPr>
-      <w:r>
-        <w:rPr>
-          <w:lang w:val="en-US"/>
-        </w:rPr>
-        <w:t>“All weapons have their weaknesses.”</w:t>
-      </w:r>
-    </w:p>
-    <w:p>
-      <w:pPr>
-        <w:rPr>
-          <w:lang w:val="en-US"/>
-        </w:rPr>
-      </w:pPr>
-    </w:p>
-    <w:p>
-      <w:pPr>
-        <w:rPr>
-          <w:lang w:val="en-US"/>
-        </w:rPr>
-      </w:pPr>
-      <w:proofErr w:type="spellStart"/>
-      <w:r>
-        <w:rPr>
-          <w:lang w:val="en-US"/>
-        </w:rPr>
-        <w:t>Ekhralon</w:t>
-      </w:r>
-      <w:proofErr w:type="spellEnd"/>
-      <w:r>
-        <w:rPr>
-          <w:lang w:val="en-US"/>
-        </w:rPr>
-        <w:t xml:space="preserve"> says</w:t>
-      </w:r>
-      <w:r>
-        <w:rPr>
-          <w:lang w:val="en-US"/>
-        </w:rPr>
-        <w:t>:</w:t>
-      </w:r>
-    </w:p>
-    <w:p>
-      <w:pPr>
-        <w:rPr>
-          <w:lang w:val="en-US"/>
-        </w:rPr>
-      </w:pPr>
-    </w:p>
-    <w:p>
-      <w:pPr>
-        <w:jc w:val="center"/>
-        <w:rPr>
-          <w:lang w:val="en-US"/>
-        </w:rPr>
-      </w:pPr>
-      <w:r>
-        <w:rPr>
-          <w:lang w:val="en-US"/>
-        </w:rPr>
-        <w:t>“I think I honestly prefer the lightsaber.”</w:t>
-      </w:r>
-    </w:p>
-    <w:p>
-      <w:pPr>
-        <w:rPr>
-          <w:lang w:val="en-US"/>
-        </w:rPr>
-      </w:pPr>
-    </w:p>
-    <w:p>
-      <w:pPr>
-        <w:rPr>
-          <w:lang w:val="en-US"/>
-        </w:rPr>
-      </w:pPr>
-      <w:proofErr w:type="spellStart"/>
-      <w:r>
-        <w:rPr>
-          <w:lang w:val="en-US"/>
-        </w:rPr>
-        <w:t>Zeravûn</w:t>
-      </w:r>
-      <w:proofErr w:type="spellEnd"/>
-      <w:r>
-        <w:rPr>
-          <w:lang w:val="en-US"/>
-        </w:rPr>
-        <w:t xml:space="preserve"> says</w:t>
-      </w:r>
-      <w:r>
-        <w:rPr>
-          <w:lang w:val="en-US"/>
-        </w:rPr>
-        <w:t>:</w:t>
-      </w:r>
-    </w:p>
-    <w:p>
-      <w:pPr>
-        <w:rPr>
-          <w:lang w:val="en-US"/>
-        </w:rPr>
-      </w:pPr>
-    </w:p>
-    <w:p>
-      <w:pPr>
-        <w:jc w:val="center"/>
-        <w:rPr>
-          <w:lang w:val="en-US"/>
-        </w:rPr>
-      </w:pPr>
-      <w:r>
-        <w:rPr>
-          <w:lang w:val="en-US"/>
-        </w:rPr>
-        <w:t>“Of course, it’s a weapon meant for combat.”</w:t>
-      </w:r>
-    </w:p>
-    <w:p>
-      <w:pPr>
-        <w:rPr>
-          <w:lang w:val="en-US"/>
-        </w:rPr>
-      </w:pPr>
-    </w:p>
-    <w:p>
-      <w:pPr>
-        <w:rPr>
-          <w:lang w:val="en-US"/>
-        </w:rPr>
-      </w:pPr>
-      <w:r>
-        <w:rPr>
-          <w:lang w:val="en-US"/>
-        </w:rPr>
-        <w:t>He rips the sword out of the droid and says</w:t>
-      </w:r>
-      <w:r>
-        <w:rPr>
-          <w:lang w:val="en-US"/>
-        </w:rPr>
-        <w:t>:</w:t>
-      </w:r>
-    </w:p>
-    <w:p>
-      <w:pPr>
-        <w:rPr>
-          <w:lang w:val="en-US"/>
-        </w:rPr>
-      </w:pPr>
-    </w:p>
-    <w:p>
-      <w:pPr>
-        <w:jc w:val="center"/>
-        <w:rPr>
-          <w:lang w:val="en-US"/>
-        </w:rPr>
-      </w:pPr>
-      <w:r>
-        <w:rPr>
-          <w:lang w:val="en-US"/>
-        </w:rPr>
-        <w:t>“This is ceremonial, meant for executions, used in combat 2000 years ago but there’s a reason we stopped using them.”</w:t>
-      </w:r>
-    </w:p>
-    <w:p>
-      <w:pPr>
-        <w:rPr>
-          <w:lang w:val="en-US"/>
-        </w:rPr>
-      </w:pPr>
-    </w:p>
-    <w:p>
-      <w:pPr>
-        <w:rPr>
-          <w:lang w:val="en-US"/>
-        </w:rPr>
-      </w:pPr>
-      <w:proofErr w:type="spellStart"/>
-      <w:r>
-        <w:rPr>
-          <w:lang w:val="en-US"/>
-        </w:rPr>
-        <w:t>Ekhralon</w:t>
-      </w:r>
-      <w:proofErr w:type="spellEnd"/>
-      <w:r>
-        <w:rPr>
-          <w:lang w:val="en-US"/>
-        </w:rPr>
-        <w:t xml:space="preserve"> says</w:t>
-      </w:r>
-      <w:r>
-        <w:rPr>
-          <w:lang w:val="en-US"/>
-        </w:rPr>
-        <w:t>:</w:t>
-      </w:r>
-    </w:p>
-    <w:p>
-      <w:pPr>
-        <w:rPr>
-          <w:lang w:val="en-US"/>
-        </w:rPr>
-      </w:pPr>
-    </w:p>
-    <w:p>
-      <w:pPr>
-        <w:jc w:val="center"/>
-        <w:rPr>
-          <w:lang w:val="en-US"/>
-        </w:rPr>
-      </w:pPr>
-      <w:r>
-        <w:rPr>
-          <w:lang w:val="en-US"/>
-        </w:rPr>
-        <w:t>“Then why do you?”</w:t>
-      </w:r>
-    </w:p>
-    <w:p>
-      <w:pPr>
-        <w:rPr>
-          <w:lang w:val="en-US"/>
-        </w:rPr>
-      </w:pPr>
-    </w:p>
-    <w:p>
-      <w:pPr>
-        <w:rPr>
-          <w:lang w:val="en-US"/>
-        </w:rPr>
-      </w:pPr>
-      <w:proofErr w:type="spellStart"/>
-      <w:r>
-        <w:rPr>
-          <w:lang w:val="en-US"/>
-        </w:rPr>
-        <w:t>Zeravûn</w:t>
-      </w:r>
-      <w:proofErr w:type="spellEnd"/>
-      <w:r>
-        <w:rPr>
-          <w:lang w:val="en-US"/>
-        </w:rPr>
-        <w:t xml:space="preserve"> smiles </w:t>
-      </w:r>
-      <w:proofErr w:type="spellStart"/>
-      <w:r>
-        <w:rPr>
-          <w:lang w:val="en-US"/>
-        </w:rPr>
-        <w:t>evily</w:t>
-      </w:r>
-      <w:proofErr w:type="spellEnd"/>
-      <w:r>
-        <w:rPr>
-          <w:lang w:val="en-US"/>
-        </w:rPr>
-        <w:t xml:space="preserve"> and says</w:t>
-      </w:r>
-      <w:r>
-        <w:rPr>
-          <w:lang w:val="en-US"/>
-        </w:rPr>
-        <w:t>:</w:t>
-      </w:r>
-    </w:p>
-    <w:p>
-      <w:pPr>
-        <w:rPr>
-          <w:lang w:val="en-US"/>
-        </w:rPr>
-      </w:pPr>
-    </w:p>
-    <w:p>
-      <w:pPr>
-        <w:jc w:val="center"/>
-        <w:rPr>
-          <w:lang w:val="en-US"/>
-        </w:rPr>
-      </w:pPr>
-      <w:r>
-        <w:rPr>
-          <w:lang w:val="en-US"/>
-        </w:rPr>
-        <w:t>“It’s my culture. It's a weapon that takes immense force power to make viable today, and I do. Care to duel?”</w:t>
-      </w:r>
-    </w:p>
-    <w:p>
-      <w:pPr>
-        <w:rPr>
-          <w:lang w:val="en-US"/>
-        </w:rPr>
-      </w:pPr>
-    </w:p>
-    <w:p>
-      <w:pPr>
-        <w:rPr>
-          <w:lang w:val="en-US"/>
-        </w:rPr>
-      </w:pPr>
-      <w:proofErr w:type="spellStart"/>
-      <w:r>
-        <w:rPr>
-          <w:lang w:val="en-US"/>
-        </w:rPr>
-        <w:t>Ekhralon</w:t>
-      </w:r>
-      <w:proofErr w:type="spellEnd"/>
-      <w:r>
-        <w:rPr>
-          <w:lang w:val="en-US"/>
-        </w:rPr>
-        <w:t xml:space="preserve"> force grabs her white light saber and says</w:t>
-      </w:r>
-      <w:r>
-        <w:rPr>
-          <w:lang w:val="en-US"/>
-        </w:rPr>
-        <w:t>:</w:t>
-      </w:r>
-    </w:p>
-    <w:p>
-      <w:pPr>
-        <w:rPr>
-          <w:lang w:val="en-US"/>
-        </w:rPr>
-      </w:pPr>
-    </w:p>
-    <w:p>
-      <w:pPr>
-        <w:jc w:val="center"/>
-        <w:rPr>
-          <w:lang w:val="en-US"/>
-        </w:rPr>
-      </w:pPr>
-      <w:r>
-        <w:rPr>
-          <w:lang w:val="en-US"/>
-        </w:rPr>
-        <w:t>“I’d be honored.”</w:t>
-      </w:r>
-    </w:p>
-    <w:p>
-      <w:pPr>
-        <w:rPr>
-          <w:lang w:val="en-US"/>
-        </w:rPr>
-      </w:pPr>
-    </w:p>
-    <w:p>
-      <w:pPr>
-        <w:rPr>
-          <w:lang w:val="en-US"/>
-        </w:rPr>
-      </w:pPr>
-      <w:proofErr w:type="spellStart"/>
-      <w:r>
-        <w:rPr>
-          <w:lang w:val="en-US"/>
-        </w:rPr>
-        <w:t>Zeravûn</w:t>
-      </w:r>
-      <w:proofErr w:type="spellEnd"/>
-      <w:r>
-        <w:rPr>
-          <w:lang w:val="en-US"/>
-        </w:rPr>
-        <w:t xml:space="preserve"> steps up to the training dojo, she </w:t>
-      </w:r>
-      <w:r>
-        <w:rPr>
-          <w:lang w:val="en-US"/>
-        </w:rPr>
-        <w:t>bullets</w:t>
-      </w:r>
-      <w:r>
-        <w:rPr>
-          <w:lang w:val="en-US"/>
-        </w:rPr>
-        <w:t xml:space="preserve"> jumps at him and he blocks it seamlessly and force pushes her back. They circle each other and we cut to Malak leaving. He walks down to the mess </w:t>
-      </w:r>
-      <w:r>
-        <w:rPr>
-          <w:lang w:val="en-US"/>
-        </w:rPr>
-        <w:t>hall and</w:t>
-      </w:r>
-      <w:r>
-        <w:rPr>
-          <w:lang w:val="en-US"/>
-        </w:rPr>
-        <w:t xml:space="preserve"> sits down with a sigh. He hears heels walking down the hallway to the mess and throws his lightsaber. A woman catches it and say</w:t>
-      </w:r>
-      <w:r>
-        <w:rPr>
-          <w:lang w:val="en-US"/>
-        </w:rPr>
-        <w:t>s:</w:t>
-      </w:r>
-      <w:r>
-        <w:rPr>
-          <w:lang w:val="en-US"/>
-        </w:rPr>
-        <w:t xml:space="preserve"> </w:t>
-      </w:r>
-    </w:p>
-    <w:p>
-      <w:pPr>
-        <w:rPr>
-          <w:lang w:val="en-US"/>
-        </w:rPr>
-      </w:pPr>
-    </w:p>
-    <w:p>
-      <w:pPr>
-        <w:jc w:val="center"/>
-        <w:rPr>
-          <w:lang w:val="en-US"/>
-        </w:rPr>
-      </w:pPr>
-      <w:r>
-        <w:rPr>
-          <w:lang w:val="en-US"/>
-        </w:rPr>
-        <w:t>“Do you treat all women this way?”</w:t>
-      </w:r>
-    </w:p>
-    <w:p>
-      <w:pPr>
-        <w:rPr>
-          <w:lang w:val="en-US"/>
-        </w:rPr>
-      </w:pPr>
-    </w:p>
-    <w:p>
-      <w:pPr>
-        <w:rPr>
-          <w:lang w:val="en-US"/>
-        </w:rPr>
-      </w:pPr>
-      <w:r>
-        <w:rPr>
-          <w:lang w:val="en-US"/>
-        </w:rPr>
-        <w:t>He looks up in shock and looks at her. He stands up hurriedly and runs over and says jubilantly</w:t>
-      </w:r>
-      <w:r>
-        <w:rPr>
-          <w:lang w:val="en-US"/>
-        </w:rPr>
-        <w:t>:</w:t>
-      </w:r>
-    </w:p>
-    <w:p>
-      <w:pPr>
-        <w:rPr>
-          <w:lang w:val="en-US"/>
-        </w:rPr>
-      </w:pPr>
-    </w:p>
-    <w:p>
-      <w:pPr>
-        <w:jc w:val="center"/>
-        <w:rPr>
-          <w:lang w:val="en-US"/>
-        </w:rPr>
-      </w:pPr>
-      <w:r>
-        <w:rPr>
-          <w:lang w:val="en-US"/>
-        </w:rPr>
-        <w:t>“</w:t>
-      </w:r>
-      <w:proofErr w:type="spellStart"/>
-      <w:r>
-        <w:rPr>
-          <w:lang w:val="en-US"/>
-        </w:rPr>
-        <w:t>Meetra</w:t>
-      </w:r>
-      <w:proofErr w:type="spellEnd"/>
-      <w:r>
-        <w:rPr>
-          <w:lang w:val="en-US"/>
-        </w:rPr>
-        <w:t>! What a wonderful surprise!”</w:t>
-      </w:r>
-    </w:p>
-    <w:p>
-      <w:pPr>
-        <w:rPr>
-          <w:lang w:val="en-US"/>
-        </w:rPr>
-      </w:pPr>
-    </w:p>
-    <w:p>
-      <w:pPr>
-        <w:rPr>
-          <w:lang w:val="en-US"/>
-        </w:rPr>
-      </w:pPr>
-      <w:r>
-        <w:rPr>
-          <w:lang w:val="en-US"/>
-        </w:rPr>
-        <w:t xml:space="preserve">He hugs </w:t>
-      </w:r>
-      <w:r>
-        <w:rPr>
-          <w:lang w:val="en-US"/>
-        </w:rPr>
-        <w:t xml:space="preserve">her </w:t>
-      </w:r>
-      <w:r>
-        <w:rPr>
-          <w:lang w:val="en-US"/>
-        </w:rPr>
-        <w:t>and she smiles and says</w:t>
-      </w:r>
-      <w:r>
-        <w:rPr>
-          <w:lang w:val="en-US"/>
-        </w:rPr>
-        <w:t>:</w:t>
-      </w:r>
-    </w:p>
-    <w:p>
-      <w:pPr>
-        <w:rPr>
-          <w:lang w:val="en-US"/>
-        </w:rPr>
-      </w:pPr>
-    </w:p>
-    <w:p>
-      <w:pPr>
-        <w:jc w:val="center"/>
-        <w:rPr>
-          <w:lang w:val="en-US"/>
-        </w:rPr>
-      </w:pPr>
-      <w:r>
-        <w:rPr>
-          <w:lang w:val="en-US"/>
-        </w:rPr>
-        <w:t>“I like your new look!”</w:t>
-      </w:r>
-    </w:p>
-    <w:p>
-      <w:pPr>
-        <w:rPr>
-          <w:lang w:val="en-US"/>
-        </w:rPr>
-      </w:pPr>
-    </w:p>
-    <w:p>
-      <w:pPr>
-        <w:rPr>
-          <w:lang w:val="en-US"/>
-        </w:rPr>
-      </w:pPr>
-      <w:r>
-        <w:rPr>
-          <w:lang w:val="en-US"/>
-        </w:rPr>
-        <w:t>Malak laughs and says</w:t>
-      </w:r>
-      <w:r>
-        <w:rPr>
-          <w:lang w:val="en-US"/>
-        </w:rPr>
-        <w:t>:</w:t>
-      </w:r>
-    </w:p>
-    <w:p>
-      <w:pPr>
-        <w:rPr>
-          <w:lang w:val="en-US"/>
-        </w:rPr>
-      </w:pPr>
-    </w:p>
-    <w:p>
-      <w:pPr>
-        <w:jc w:val="center"/>
-        <w:rPr>
-          <w:lang w:val="en-US"/>
-        </w:rPr>
-      </w:pPr>
-      <w:r>
-        <w:rPr>
-          <w:lang w:val="en-US"/>
-        </w:rPr>
-        <w:t>“It’s been so long!”</w:t>
-      </w:r>
-    </w:p>
-    <w:p>
-      <w:pPr>
-        <w:rPr>
-          <w:lang w:val="en-US"/>
-        </w:rPr>
-      </w:pPr>
-    </w:p>
-    <w:p>
-      <w:pPr>
-        <w:rPr>
-          <w:lang w:val="en-US"/>
-        </w:rPr>
-      </w:pPr>
-      <w:proofErr w:type="spellStart"/>
-      <w:r>
-        <w:rPr>
-          <w:lang w:val="en-US"/>
-        </w:rPr>
-        <w:t>Meetra</w:t>
-      </w:r>
-      <w:proofErr w:type="spellEnd"/>
-      <w:r>
-        <w:rPr>
-          <w:lang w:val="en-US"/>
-        </w:rPr>
-        <w:t xml:space="preserve"> says</w:t>
-      </w:r>
-      <w:r>
-        <w:rPr>
-          <w:lang w:val="en-US"/>
-        </w:rPr>
-        <w:t>:</w:t>
-      </w:r>
-    </w:p>
-    <w:p>
-      <w:pPr>
-        <w:rPr>
-          <w:lang w:val="en-US"/>
-        </w:rPr>
-      </w:pPr>
-    </w:p>
-    <w:p>
-      <w:pPr>
-        <w:jc w:val="center"/>
-        <w:rPr>
-          <w:lang w:val="en-US"/>
-        </w:rPr>
-      </w:pPr>
-      <w:r>
-        <w:rPr>
-          <w:lang w:val="en-US"/>
-        </w:rPr>
-        <w:t>“It’s been eons.”</w:t>
-      </w:r>
-    </w:p>
-    <w:p>
-      <w:pPr>
-        <w:rPr>
-          <w:lang w:val="en-US"/>
-        </w:rPr>
-      </w:pPr>
-    </w:p>
-    <w:p>
-      <w:pPr>
-        <w:rPr>
-          <w:lang w:val="en-US"/>
-        </w:rPr>
-      </w:pPr>
-      <w:r>
-        <w:rPr>
-          <w:lang w:val="en-US"/>
-        </w:rPr>
-        <w:t>Malak says</w:t>
-      </w:r>
-      <w:r>
-        <w:rPr>
-          <w:lang w:val="en-US"/>
-        </w:rPr>
-        <w:t>:</w:t>
-      </w:r>
-    </w:p>
-    <w:p>
-      <w:pPr>
-        <w:rPr>
-          <w:lang w:val="en-US"/>
-        </w:rPr>
-      </w:pPr>
-    </w:p>
-    <w:p>
-      <w:pPr>
-        <w:jc w:val="center"/>
-        <w:rPr>
-          <w:lang w:val="en-US"/>
-        </w:rPr>
-      </w:pPr>
-      <w:r>
-        <w:rPr>
-          <w:lang w:val="en-US"/>
-        </w:rPr>
-        <w:t>“</w:t>
-      </w:r>
-      <w:r>
-        <w:rPr>
-          <w:lang w:val="en-US"/>
-        </w:rPr>
-        <w:t>Revan is somewhere here</w:t>
-      </w:r>
-      <w:r>
-        <w:rPr>
-          <w:lang w:val="en-US"/>
-        </w:rPr>
-        <w:t>, meditating</w:t>
-      </w:r>
-      <w:r>
-        <w:rPr>
-          <w:lang w:val="en-US"/>
-        </w:rPr>
-        <w:t>.”</w:t>
-      </w:r>
-    </w:p>
-    <w:p>
-      <w:pPr>
-        <w:rPr>
-          <w:lang w:val="en-US"/>
-        </w:rPr>
-      </w:pPr>
-    </w:p>
-    <w:p>
-      <w:pPr>
-        <w:rPr>
-          <w:lang w:val="en-US"/>
-        </w:rPr>
-      </w:pPr>
-      <w:proofErr w:type="spellStart"/>
-      <w:r>
-        <w:rPr>
-          <w:lang w:val="en-US"/>
-        </w:rPr>
-        <w:t>Meetra</w:t>
-      </w:r>
-      <w:proofErr w:type="spellEnd"/>
-      <w:r>
-        <w:rPr>
-          <w:lang w:val="en-US"/>
-        </w:rPr>
-        <w:t xml:space="preserve"> says</w:t>
-      </w:r>
-      <w:r>
-        <w:rPr>
-          <w:lang w:val="en-US"/>
-        </w:rPr>
-        <w:t>:</w:t>
-      </w:r>
-    </w:p>
-    <w:p>
-      <w:pPr>
-        <w:rPr>
-          <w:lang w:val="en-US"/>
-        </w:rPr>
-      </w:pPr>
-    </w:p>
-    <w:p>
-      <w:pPr>
-        <w:jc w:val="center"/>
-        <w:rPr>
-          <w:lang w:val="en-US"/>
-        </w:rPr>
-      </w:pPr>
-      <w:r>
-        <w:rPr>
-          <w:lang w:val="en-US"/>
-        </w:rPr>
-        <w:t xml:space="preserve">“That’s alright, we can wait and catch up over smoked </w:t>
-      </w:r>
-      <w:proofErr w:type="spellStart"/>
-      <w:r>
-        <w:rPr>
-          <w:lang w:val="en-US"/>
-        </w:rPr>
-        <w:t>bantha</w:t>
-      </w:r>
-      <w:proofErr w:type="spellEnd"/>
-      <w:r>
-        <w:rPr>
-          <w:lang w:val="en-US"/>
-        </w:rPr>
-        <w:t>.”</w:t>
+        <w:t>Meetra says</w:t>
+      </w:r>
+      <w:r>
+        <w:rPr>
+          <w:lang w:val="en-US"/>
+        </w:rPr>
+        <w:t>:</w:t>
+      </w:r>
+    </w:p>
+    <w:p>
+      <w:pPr>
+        <w:rPr>
+          <w:lang w:val="en-US"/>
+        </w:rPr>
+      </w:pPr>
+    </w:p>
+    <w:p>
+      <w:pPr>
+        <w:jc w:val="center"/>
+        <w:rPr>
+          <w:lang w:val="en-US"/>
+        </w:rPr>
+      </w:pPr>
+      <w:r>
+        <w:rPr>
+          <w:lang w:val="en-US"/>
+        </w:rPr>
+        <w:t>“That’s alright, we can wait and catch up over smoked bantha.”</w:t>
       </w:r>
     </w:p>
     <w:p>
@@ -8341,21 +7321,7 @@
         <w:rPr>
           <w:lang w:val="en-US"/>
         </w:rPr>
-        <w:t xml:space="preserve">We transition back to the flash back. The bomb now fully finished, the three of them are staring at it. </w:t>
-      </w:r>
-      <w:proofErr w:type="spellStart"/>
-      <w:r>
-        <w:rPr>
-          <w:lang w:val="en-US"/>
-        </w:rPr>
-        <w:t>Meetra</w:t>
-      </w:r>
-      <w:proofErr w:type="spellEnd"/>
-      <w:r>
-        <w:rPr>
-          <w:lang w:val="en-US"/>
-        </w:rPr>
-        <w:t xml:space="preserve"> says</w:t>
+        <w:t>We transition back to the flash back. The bomb now fully finished, the three of them are staring at it. Meetra says</w:t>
       </w:r>
       <w:r>
         <w:rPr>
@@ -8481,21 +7447,7 @@
         <w:rPr>
           <w:lang w:val="en-US"/>
         </w:rPr>
-        <w:t xml:space="preserve">We cut to the planet, </w:t>
-      </w:r>
-      <w:proofErr w:type="spellStart"/>
-      <w:r>
-        <w:rPr>
-          <w:lang w:val="en-US"/>
-        </w:rPr>
-        <w:t>Mandalorians</w:t>
-      </w:r>
-      <w:proofErr w:type="spellEnd"/>
-      <w:r>
-        <w:rPr>
-          <w:lang w:val="en-US"/>
-        </w:rPr>
-        <w:t xml:space="preserve"> walking around cities on the surface, the ground starts to shake and then rips open. Mountains erupt into volcanos. We see buildings crush themselves under the weight, then it cycles, making everything lighter temporarily then re-engages ripping the planet more. </w:t>
+        <w:t xml:space="preserve">We cut to the planet, Mandalorians walking around cities on the surface, the ground starts to shake and then rips open. Mountains erupt into volcanos. We see buildings crush themselves under the weight, then it cycles, making everything lighter temporarily then re-engages ripping the planet more. </w:t>
       </w:r>
     </w:p>
     <w:p>
@@ -8542,30 +7494,14 @@
         <w:rPr>
           <w:lang w:val="en-US"/>
         </w:rPr>
-        <w:t xml:space="preserve">We </w:t>
-      </w:r>
-      <w:proofErr w:type="gramStart"/>
-      <w:r>
-        <w:rPr>
-          <w:lang w:val="en-US"/>
-        </w:rPr>
-        <w:t>cut to</w:t>
-      </w:r>
-      <w:proofErr w:type="gramEnd"/>
-      <w:r>
-        <w:rPr>
-          <w:lang w:val="en-US"/>
-        </w:rPr>
-        <w:t xml:space="preserve"> his </w:t>
-      </w:r>
-      <w:proofErr w:type="gramStart"/>
+        <w:t xml:space="preserve">We cut to his </w:t>
+      </w:r>
       <w:r>
         <w:rPr>
           <w:lang w:val="en-US"/>
         </w:rPr>
         <w:t>face;</w:t>
       </w:r>
-      <w:proofErr w:type="gramEnd"/>
       <w:r>
         <w:rPr>
           <w:lang w:val="en-US"/>
@@ -8618,7 +7554,19 @@
         <w:rPr>
           <w:lang w:val="en-US"/>
         </w:rPr>
-        <w:t xml:space="preserve"> we smash cut to credits.</w:t>
+        <w:t xml:space="preserve"> we smash cut to credits</w:t>
+      </w:r>
+      <w:r>
+        <w:rPr>
+          <w:lang w:val="en-US"/>
+        </w:rPr>
+        <w:t xml:space="preserve"> silently</w:t>
+      </w:r>
+      <w:r>
+        <w:rPr>
+          <w:lang w:val="en-US"/>
+        </w:rPr>
+        <w:t>.</w:t>
       </w:r>
     </w:p>
     <w:p>
@@ -8640,12 +7588,243 @@
           <w:lang w:val="en-US"/>
         </w:rPr>
         <w:t>END OF EPISODE</w:t>
+      </w:r>
+    </w:p>
+    <w:p>
+      <w:pPr>
+        <w:jc w:val="center"/>
+        <w:rPr>
+          <w:lang w:val="en-US"/>
+        </w:rPr>
+      </w:pPr>
+    </w:p>
+    <w:p>
+      <w:pPr>
+        <w:jc w:val="center"/>
+        <w:rPr>
+          <w:sz w:val="18"/>
+          <w:szCs w:val="18"/>
+          <w:lang w:val="en-US"/>
+        </w:rPr>
+      </w:pPr>
+      <w:r>
+        <w:rPr>
+          <w:sz w:val="18"/>
+          <w:szCs w:val="18"/>
+          <w:lang w:val="en-US"/>
+        </w:rPr>
+        <w:t>Copyright Notice: The original depictions and concepts within this script are protected under copyright and IP law, however it must be said that the basis of the show, and core characters, their likeness etc. is not the copyright or IP of the creator of these scripts.</w:t>
+      </w:r>
+    </w:p>
+    <w:p>
+      <w:pPr>
+        <w:jc w:val="center"/>
+        <w:rPr>
+          <w:sz w:val="18"/>
+          <w:szCs w:val="18"/>
+          <w:lang w:val="en-US"/>
+        </w:rPr>
+      </w:pPr>
+    </w:p>
+    <w:p>
+      <w:pPr>
+        <w:jc w:val="center"/>
+        <w:rPr>
+          <w:sz w:val="18"/>
+          <w:szCs w:val="18"/>
+          <w:lang w:val="en-US"/>
+        </w:rPr>
+      </w:pPr>
+      <w:r>
+        <w:rPr>
+          <w:sz w:val="18"/>
+          <w:szCs w:val="18"/>
+          <w:lang w:val="en-US"/>
+        </w:rPr>
+        <w:t>As to allowing use of materials, I don’t mind people creating art works around the show I want it to be a community effort, a “what if the community built a Reven show.” This also has a caveat; I cannot predict what the original copyright owners of these materials will do with such materials.</w:t>
+      </w:r>
+    </w:p>
+    <w:p>
+      <w:pPr>
+        <w:jc w:val="center"/>
+        <w:rPr>
+          <w:sz w:val="18"/>
+          <w:szCs w:val="18"/>
+          <w:lang w:val="en-US"/>
+        </w:rPr>
+      </w:pPr>
+    </w:p>
+    <w:p>
+      <w:pPr>
+        <w:jc w:val="center"/>
+        <w:rPr>
+          <w:sz w:val="18"/>
+          <w:szCs w:val="18"/>
+          <w:lang w:val="en-US"/>
+        </w:rPr>
+      </w:pPr>
+      <w:r>
+        <w:rPr>
+          <w:sz w:val="18"/>
+          <w:szCs w:val="18"/>
+          <w:lang w:val="en-US"/>
+        </w:rPr>
+        <w:t>Thank you for enjoying and reading and let me know if you want more or have any questions:</w:t>
+      </w:r>
+    </w:p>
+    <w:p>
+      <w:pPr>
+        <w:jc w:val="center"/>
+        <w:rPr>
+          <w:sz w:val="18"/>
+          <w:szCs w:val="18"/>
+          <w:lang w:val="en-US"/>
+        </w:rPr>
+      </w:pPr>
+      <w:r>
+        <w:rPr>
+          <w:sz w:val="18"/>
+          <w:szCs w:val="18"/>
+          <w:lang w:val="en-US"/>
+        </w:rPr>
+        <w:t>Contact:</w:t>
+      </w:r>
+    </w:p>
+    <w:p>
+      <w:pPr>
+        <w:jc w:val="center"/>
+        <w:rPr>
+          <w:sz w:val="18"/>
+          <w:szCs w:val="18"/>
+          <w:lang w:val="en-US"/>
+        </w:rPr>
+      </w:pPr>
+    </w:p>
+    <w:p>
+      <w:pPr>
+        <w:jc w:val="center"/>
+        <w:rPr>
+          <w:i/>
+          <w:iCs/>
+          <w:sz w:val="18"/>
+          <w:szCs w:val="18"/>
+          <w:lang w:val="en-US"/>
+        </w:rPr>
+      </w:pPr>
+      <w:r>
+        <w:rPr>
+          <w:i/>
+          <w:iCs/>
+          <w:sz w:val="18"/>
+          <w:szCs w:val="18"/>
+          <w:lang w:val="en-US"/>
+        </w:rPr>
+        <w:t xml:space="preserve">I am in no way affiliated with writingBRB, the </w:t>
+      </w:r>
+      <w:r>
+        <w:rPr>
+          <w:b/>
+          <w:bCs/>
+          <w:i/>
+          <w:iCs/>
+          <w:sz w:val="18"/>
+          <w:szCs w:val="18"/>
+          <w:lang w:val="en-US"/>
+        </w:rPr>
+        <w:t>fanfiction</w:t>
+      </w:r>
+      <w:r>
+        <w:rPr>
+          <w:i/>
+          <w:iCs/>
+          <w:sz w:val="18"/>
+          <w:szCs w:val="18"/>
+          <w:lang w:val="en-US"/>
+        </w:rPr>
+        <w:t xml:space="preserve"> writer. Ok? That’s not me.</w:t>
+      </w:r>
+    </w:p>
+    <w:p>
+      <w:pPr>
+        <w:jc w:val="center"/>
+        <w:rPr>
+          <w:sz w:val="18"/>
+          <w:szCs w:val="18"/>
+          <w:lang w:val="en-US"/>
+        </w:rPr>
+      </w:pPr>
+    </w:p>
+    <w:p>
+      <w:pPr>
+        <w:jc w:val="center"/>
+        <w:rPr>
+          <w:sz w:val="18"/>
+          <w:szCs w:val="18"/>
+          <w:lang w:val="en-US"/>
+        </w:rPr>
+      </w:pPr>
+      <w:r>
+        <w:rPr>
+          <w:sz w:val="18"/>
+          <w:szCs w:val="18"/>
+          <w:lang w:val="en-US"/>
+        </w:rPr>
+        <w:t>Here’s my Tumblr page:</w:t>
+      </w:r>
+    </w:p>
+    <w:p>
+      <w:pPr>
+        <w:jc w:val="center"/>
+        <w:rPr>
+          <w:sz w:val="18"/>
+          <w:szCs w:val="18"/>
+          <w:lang w:val="en-US"/>
+        </w:rPr>
+      </w:pPr>
+      <w:hyperlink r:id="rId7" w:history="1">
+        <w:r>
+          <w:rPr>
+            <w:rStyle w:val="Hyperlink"/>
+            <w:sz w:val="18"/>
+            <w:szCs w:val="18"/>
+            <w:lang w:val="en-US"/>
+          </w:rPr>
+          <w:t>https://www.tumblr.com/blog/writingrnbrb</w:t>
+        </w:r>
+      </w:hyperlink>
+    </w:p>
+    <w:p>
+      <w:pPr>
+        <w:jc w:val="center"/>
+        <w:rPr>
+          <w:sz w:val="18"/>
+          <w:szCs w:val="18"/>
+          <w:lang w:val="en-US"/>
+        </w:rPr>
+      </w:pPr>
+    </w:p>
+    <w:p>
+      <w:pPr>
+        <w:jc w:val="center"/>
+        <w:rPr>
+          <w:sz w:val="18"/>
+          <w:szCs w:val="18"/>
+          <w:lang w:val="en-US"/>
+        </w:rPr>
+      </w:pPr>
+      <w:r>
+        <w:rPr>
+          <w:sz w:val="18"/>
+          <w:szCs w:val="18"/>
+          <w:lang w:val="en-US"/>
+        </w:rPr>
+        <w:t>I’ve written a Witcher 3 script, and a Jar Jar Binks script which I will not release for the time being until it’s ready.</w:t>
       </w:r>
     </w:p>
     <w:bookmarkEnd w:id="0"/>
     <w:p/>
     <w:sectPr>
-      <w:footerReference w:type="default" r:id="rId7"/>
+      <w:footerReference w:type="default" r:id="rId8"/>
       <w:pgSz w:w="11906" w:h="16838"/>
       <w:pgMar w:top="1440" w:right="1440" w:bottom="1440" w:left="1440" w:header="708" w:footer="708" w:gutter="0"/>
       <w:cols w:space="708"/>
@@ -9056,7 +8235,7 @@
         <w:kern w:val="2"/>
         <w:sz w:val="24"/>
         <w:szCs w:val="24"/>
-        <w:lang w:eastAsia="en-US" w:bidi="ar-SA"/>
+        <w:lang w:val="en-GB" w:eastAsia="en-US" w:bidi="ar-SA"/>
         <w14:ligatures w14:val="standardContextual"/>
       </w:rPr>
     </w:rPrDefault>
@@ -9651,7 +8830,6 @@
   <w:style w:type="character" w:default="1" w:styleId="DefaultParagraphFont">
     <w:name w:val="Default Paragraph Font"/>
     <w:uiPriority w:val="1"/>
-    <w:semiHidden/>
     <w:unhideWhenUsed/>
   </w:style>
   <w:style w:type="table" w:default="1" w:styleId="TableNormal">
@@ -10009,6 +9187,29 @@
     <w:uiPriority w:val="99"/>
     <w:rsid w:val="00EC7EB1"/>
   </w:style>
+  <w:style w:type="character" w:styleId="Hyperlink">
+    <w:name w:val="Hyperlink"/>
+    <w:basedOn w:val="DefaultParagraphFont"/>
+    <w:uiPriority w:val="99"/>
+    <w:unhideWhenUsed/>
+    <w:rsid w:val="00D648DD"/>
+    <w:rPr>
+      <w:color w:val="467886" w:themeColor="hyperlink"/>
+      <w:u w:val="single"/>
+    </w:rPr>
+  </w:style>
+  <w:style w:type="character" w:styleId="UnresolvedMention">
+    <w:name w:val="Unresolved Mention"/>
+    <w:basedOn w:val="DefaultParagraphFont"/>
+    <w:uiPriority w:val="99"/>
+    <w:semiHidden/>
+    <w:unhideWhenUsed/>
+    <w:rsid w:val="00D648DD"/>
+    <w:rPr>
+      <w:color w:val="605E5C"/>
+      <w:shd w:val="clear" w:color="auto" w:fill="E1DFDD"/>
+    </w:rPr>
+  </w:style>
 </w:styles>
 </file>
 
